--- a/sources/Tesis_v26_caracterizacion_sitio_completa.docx
+++ b/sources/Tesis_v26_caracterizacion_sitio_completa.docx
@@ -2,39 +2,6 @@
 <file path=word/document.xml><?xml version="1.0" encoding="utf-8"?>
 <w:document xmlns:mc="http://schemas.openxmlformats.org/markup-compatibility/2006" xmlns:o="urn:schemas-microsoft-com:office:office" xmlns:r="http://schemas.openxmlformats.org/officeDocument/2006/relationships" xmlns:m="http://schemas.openxmlformats.org/officeDocument/2006/math" xmlns:v="urn:schemas-microsoft-com:vml" xmlns:wp="http://schemas.openxmlformats.org/drawingml/2006/wordprocessingDrawing" xmlns:w10="urn:schemas-microsoft-com:office:word" xmlns:w="http://schemas.openxmlformats.org/wordprocessingml/2006/main" xmlns:wne="http://schemas.microsoft.com/office/word/2006/wordml" xmlns:sl="http://schemas.openxmlformats.org/schemaLibrary/2006/main" xmlns:a="http://schemas.openxmlformats.org/drawingml/2006/main" xmlns:pic="http://schemas.openxmlformats.org/drawingml/2006/picture" xmlns:c="http://schemas.openxmlformats.org/drawingml/2006/chart" xmlns:lc="http://schemas.openxmlformats.org/drawingml/2006/lockedCanvas" xmlns:dgm="http://schemas.openxmlformats.org/drawingml/2006/diagram" xmlns:wps="http://schemas.microsoft.com/office/word/2010/wordprocessingShape" xmlns:wpg="http://schemas.microsoft.com/office/word/2010/wordprocessingGroup" xmlns:w14="http://schemas.microsoft.com/office/word/2010/wordml" xmlns:w15="http://schemas.microsoft.com/office/word/2012/wordml" xmlns:w16="http://schemas.microsoft.com/office/word/2018/wordml" xmlns:w16cex="http://schemas.microsoft.com/office/word/2018/wordml/cex" xmlns:w16cid="http://schemas.microsoft.com/office/word/2016/wordml/cid" xmlns="http://schemas.microsoft.com/office/tasks/2019/documenttasks" xmlns:cr="http://schemas.microsoft.com/office/comments/2020/reactions">
   <w:body>
-    <w:p>
-      <w:pPr>
-        <w:spacing w:after="360" w:lineRule="auto"/>
-        <w:rPr/>
-      </w:pPr>
-      <w:r>
-        <w:rPr>
-          <w:rtl w:val="0"/>
-        </w:rPr>
-      </w:r>
-    </w:p>
-    <w:p>
-      <w:pPr>
-        <w:spacing w:after="360" w:lineRule="auto"/>
-        <w:rPr/>
-      </w:pPr>
-      <w:r>
-        <w:rPr>
-          <w:rtl w:val="0"/>
-        </w:rPr>
-      </w:r>
-    </w:p>
-    <w:p>
-      <w:pPr>
-        <w:spacing w:after="360" w:lineRule="auto"/>
-        <w:rPr/>
-      </w:pPr>
-      <w:r>
-        <w:rPr>
-          <w:rtl w:val="0"/>
-        </w:rPr>
-      </w:r>
-    </w:p>
     <w:p>
       <w:pPr>
         <w:jc w:val="center"/>
@@ -245,17 +212,13 @@
             </w:pPr>
             <w:r>
               <w:rPr>
-                <w:rFonts w:ascii="Times New Roman" w:cs="Times New Roman" w:eastAsia="Times New Roman" w:hAnsi="Times New Roman"/>
                 <w:b w:val="1"/>
                 <w:bCs w:val="1"/>
-                <w:i w:val="0"/>
-                <w:iCs w:val="0"/>
-                <w:color w:val="000000"/>
                 <w:sz w:val="21"/>
                 <w:szCs w:val="21"/>
                 <w:rtl w:val="0"/>
               </w:rPr>
-              <w:t xml:space="preserve">Emanuel Choca y Serrana Montero</w:t>
+              <w:t xml:space="preserve">Choca E. y Montero S.</w:t>
             </w:r>
             <w:r>
               <w:rPr>
@@ -647,7 +610,22 @@
         <w:rPr>
           <w:rtl w:val="0"/>
         </w:rPr>
-        <w:t xml:space="preserve"> Schreb.) cv. Rizar. El estudio se realizó durante 2025 en dos sectores próximos de un semillero establecido, uno manejado en secano y otro con riego suplementario. En cada sector se utilizó un diseño de bloques completos al azar con cuatro bloques y seis tratamientos. M1–M5 recibieron 200 kg N ha⁻¹, fraccionados en dos aplicaciones de 100 kg N ha⁻¹ realizadas en distintos momentos entre junio y septiembre, y M0 se incluyó como testigo sin nitrógeno experimental adicional. Se determinaron biomasa aérea, concentración y acumulación de nitrógeno, Índice de Nutrición Nitrogenada, densidad de panojas, número estimado de semillas por panoja, peso de mil semillas, índice de cosecha y rendimiento de semilla limpia. Entre M1–M5 no se detectaron diferencias significativas de rendimiento en secano (p = 0,4287) ni en riego suplementario (p = 0,1759). Las aplicaciones tempranas adelantaron la acumulación de biomasa y nitrógeno y tendieron a favorecer la densidad de panojas, mientras que las aplicaciones intermedias y tardías mantuvieron mayores concentraciones relativas de nitrógeno hacia etapas posteriores y tendieron a presentar más semillas estimadas por panoja. Se observó una relación inversa entre la densidad de panojas y el número estimado de semillas por panoja, que pudo atenuar las diferencias de rendimiento, sin demostrar una recuperación completa de los componentes definidos previamente. Como referencia complementaria, todos los tratamientos fertilizados superaron a M0: el rendimiento medio de M1–M5 fue de 1365,79 frente a 702,63 kg ha⁻¹ en secano y de 1285,66 frente a 645,39 kg ha⁻¹ en el sector regado. Se concluye que, dentro del intervalo evaluado, el momento de aplicación modificó la trayectoria de crecimiento, nutrición y formación de los componentes, pero no permitió identificar un calendario consistentemente superior para el rendimiento final. Las diferencias medias entre sectores se interpretaron de manera descriptiva.</w:t>
+        <w:t xml:space="preserve"> Schreb.) cv. Rizar. El estudio se realizó durante 2025 en dos sectores próximos de un semillero establecido, uno manejado en secano y otro con riego suplementario. En cada sector se utilizó un diseño de bloques completos al azar con cuatro bloques y seis tratamientos. M1–M5 recibieron 200 kg N ha⁻¹, fraccionados en dos aplicaciones de 100 kg N ha⁻¹ realizadas en distintos momentos entre junio y septiembre, y M0 se incluyó como testigo sin nitrógeno experimental adicional. Se determinaron biomasa aérea, concentración y acumulación de nitrógeno, Índice de Nutrición Nitrogenada, densidad de panojas, número estimado de semillas por panoja, peso de mil semillas, índice de cosecha y rendimiento de semilla limpia. Entre M1–M5 no se detectaron diferencias significativas de rendimiento en secano (p = 0,4287) ni en riego suplementario (p = 0,1759). Las aplicaciones tempranas adelantaron la acumulación de biomasa y nitrógeno y tendieron a favorecer la densidad de panojas, mientras que las aplicaciones intermedias y tardías mantuvieron mayores concentraciones relativas de nitrógeno hacia etapas posteriores y tendieron a presentar más semillas estimadas por panoja. Se observó una relación inversa entre la densidad de panojas y el número estimado de semillas por panoja, que pudo atenuar las diferencias de rendimiento. Como referencia complementaria, todos los tratamientos fertilizados superaron a M0: el rendimiento medio de M1–M5 fue de 1365,79 kg ha⁻¹ frente a 702,63 kg ha⁻¹ en secano y de 1285,66 kg ha⁻¹ frente a 645,39 kg ha⁻¹ en el sector regado. </w:t>
+      </w:r>
+    </w:p>
+    <w:p>
+      <w:pPr>
+        <w:widowControl w:val="1"/>
+        <w:spacing w:after="120" w:before="0" w:line="360" w:lineRule="auto"/>
+        <w:ind w:left="0" w:right="0" w:firstLine="0"/>
+        <w:jc w:val="both"/>
+        <w:rPr/>
+      </w:pPr>
+      <w:r>
+        <w:rPr>
+          <w:rtl w:val="0"/>
+        </w:rPr>
+        <w:t xml:space="preserve">Se concluye que el momento de aplicación produjo diferencias entre tratamientos en fechas y variables específicas, pero no permitió identificar un tratamiento consistentemente superior para el rendimiento final.</w:t>
       </w:r>
     </w:p>
     <w:p>
@@ -694,7 +672,7 @@
           <w:szCs w:val="34"/>
         </w:rPr>
       </w:pPr>
-      <w:bookmarkStart w:colFirst="0" w:colLast="0" w:name="_nvcjf5q4o5v4" w:id="0"/>
+      <w:bookmarkStart w:colFirst="0" w:colLast="0" w:name="_heading=h.3v7znq8i44gv" w:id="0"/>
       <w:bookmarkEnd w:id="0"/>
       <w:r>
         <w:rPr>
@@ -798,7 +776,7 @@
         <w:rPr>
           <w:rtl w:val="0"/>
         </w:rPr>
-        <w:t xml:space="preserve">El rendimiento de semilla se construye de manera secuencial a partir del número de panojas por unidad de superficie, el número de semillas por panoja y el peso individual de las semillas. Estos componentes se determinan en diferentes etapas del ciclo y pueden presentar relaciones inversas. Una mayor densidad de panojas puede reducir los recursos disponibles para cada inflorescencia, mientras que una menor densidad puede coincidir con un mayor número de semillas por panoja o con un mayor peso individual. Estas relaciones pueden atenuar las diferencias de rendimiento final, pero no implican necesariamente que una pérdida ocurrida en etapas tempranas sea recuperada por completo en etapas posteriores (Formoso, 2010).</w:t>
+        <w:t xml:space="preserve">El rendimiento de semilla se construye de manera secuencial a partir del número de panojas por unidad de superficie, el número de semillas por panoja y el peso individual de las semillas. Estos componentes se determinan en diferentes etapas del ciclo. Una mayor densidad de panojas puede reducir los recursos disponibles para cada inflorescencia, mientras que una menor densidad puede coincidir con un mayor número de semillas por panoja o con un mayor peso individual (Formoso, 2010).</w:t>
       </w:r>
     </w:p>
     <w:p>
@@ -865,7 +843,23 @@
           <w:szCs w:val="24"/>
           <w:rtl w:val="0"/>
         </w:rPr>
-        <w:t xml:space="preserve">Antecedentes nacionales indican que el momento de aplicación del nitrógeno puede modificar el número de inflorescencias, el rendimiento de semilla y la producción adicional obtenida por unidad de nitrógeno aplicado. Sin embargo, la magnitud y dirección de la respuesta varían según el año, la edad y condición inicial del semillero, el cultivar, el manejo previo, la dosis total y las condiciones ambientales. Asimismo, estudios realizados en otros ambientes han mostrado que la dosis de nitrógeno puede ejercer un efecto más consistente que su fraccionamiento, por lo que las respuestas obtenidas en una situación determinada no deben trasladarse directamente a otros sistemas de producción (Formoso, 2010; Bazzigalupi y Bertín, 2014).</w:t>
+        <w:t xml:space="preserve">Antecedentes nacionales indican que el momento de aplicación del nitrógeno puede modificar el número de inflorescencias, el rendimiento de semilla y la producción adicional obtenida por unidad de nitrógeno aplicado. Sin embargo, la magnitud y dirección de la respuesta varían según el año, la edad y condición inicial del semillero, el cultivar, el manejo previo,</w:t>
+      </w:r>
+      <w:r>
+        <w:rPr>
+          <w:rtl w:val="0"/>
+        </w:rPr>
+        <w:t xml:space="preserve"> la dosis total </w:t>
+      </w:r>
+      <w:r>
+        <w:rPr>
+          <w:rFonts w:ascii="Times New Roman" w:cs="Times New Roman" w:eastAsia="Times New Roman" w:hAnsi="Times New Roman"/>
+          <w:color w:val="000000"/>
+          <w:sz w:val="24"/>
+          <w:szCs w:val="24"/>
+          <w:rtl w:val="0"/>
+        </w:rPr>
+        <w:t xml:space="preserve">y las condiciones ambientales. Asimismo, estudios realizados en otros ambientes han mostrado que la dosis de nitrógeno puede ejercer un efecto más consistente que su fraccionamiento, por lo que las respuestas obtenidas en una situación determinada no deben trasladarse directamente a otros sistemas de producción (Formoso, 2010; Bazzigalupi y Bertín, 2014).</w:t>
       </w:r>
       <w:r>
         <w:rPr>
@@ -928,12 +922,13 @@
           <w:szCs w:val="24"/>
           <w:rtl w:val="0"/>
         </w:rPr>
-        <w:t xml:space="preserve">La evolución del estado nitrogenado del cultivo puede evaluarse mediante la concentración de nitrógeno de la biomasa, la cantidad de nitrógeno acumulada y el Índice de Nutrición Nitrogenada. Este último relaciona la concentración observada con una concentración crítica dependiente de la biomasa y permite considerar el proceso de dilución del nitrógeno que acompaña al crecimiento del cultivo (Fernández et al., 2021). La respuesta productiva también puede caracterizarse mediante la eficiencia agronómica del nitrógeno y la productividad aparente del agua aportada, siempre que se definan claramente sus fórmulas, unidades y limitaciones de interpretación (Fixen et al., 2015; FAO, 2003).</w:t>
-      </w:r>
-      <w:r>
-        <w:rPr>
-          <w:rtl w:val="0"/>
-        </w:rPr>
+        <w:t xml:space="preserve">La evolución del estado nitrogenado del cultivo puede evaluarse mediante la concentración de nitrógeno de la biomasa, la cantidad de nitrógeno acumulada y el Índice de Nutrición Nitrogenada. Este último relaciona la concentración observada con una concentración crítica dependiente de la biomasa y permite considerar el proceso de dilución del nitrógeno que acompaña al </w:t>
+      </w:r>
+      <w:r>
+        <w:rPr>
+          <w:rtl w:val="0"/>
+        </w:rPr>
+        <w:t xml:space="preserve">crecimiento del cultivo (Fernández et al., 2021). La respuesta productiva también puede caracterizarse mediante la eficiencia agronómica del nitrógeno y la productividad aparente del agua aportada. (Fixen et al., 2015; FAO, 2003).</w:t>
       </w:r>
     </w:p>
     <w:p>
@@ -946,13 +941,19 @@
       </w:pPr>
       <w:r>
         <w:rPr>
+          <w:rtl w:val="0"/>
+        </w:rPr>
+        <w:t xml:space="preserve">El cultivar Rizar es un mate</w:t>
+      </w:r>
+      <w:r>
+        <w:rPr>
           <w:rFonts w:ascii="Times New Roman" w:cs="Times New Roman" w:eastAsia="Times New Roman" w:hAnsi="Times New Roman"/>
           <w:color w:val="000000"/>
           <w:sz w:val="24"/>
           <w:szCs w:val="24"/>
           <w:rtl w:val="0"/>
         </w:rPr>
-        <w:t xml:space="preserve">El cultivar Rizar es un material de tipo continental-rizomatoso, caracterizado por su persistencia, rusticidad, sanidad y producción otoño-invernal. Aunque existe información nacional sobre su comportamiento forrajero, la información disponible acerca de la respuesta de sus semilleros al momento de aplicación del nitrógeno es limitada. En consecuencia, los antecedentes obtenidos con otros cultivares constituyen referencias relevantes, pero no necesariamente representan el comportamiento de Rizar bajo las condiciones de producción evaluadas (Maranges et al., 2019).</w:t>
+        <w:t xml:space="preserve">rial de tipo continental-rizomatoso, caracterizado por su persistencia, rusticidad, sanidad y producción otoño-invernal. Aunque existe información nacional sobre su comportamiento forrajero, la información disponible acerca de la respuesta de sus semilleros al momento de aplicación del nitrógeno es limitada. En consecuencia, los antecedentes obtenidos con otros cultivares constituyen referencias relevantes, pero no necesariamente representan el comportamiento de Rizar bajo las condiciones de producción evaluadas (Maranges et al., 2019).</w:t>
       </w:r>
       <w:r>
         <w:rPr>
@@ -972,7 +973,7 @@
         <w:rPr>
           <w:rtl w:val="0"/>
         </w:rPr>
-        <w:t xml:space="preserve">En el presente trabajo se compararon cinco calendarios de aplicación de una misma dosis experimental de nitrógeno (M1–M5); adicionalmente, se incluyó M0 como testigo sin nitrógeno experimental adicional. Los tratamientos se establecieron en dos sectores próximos de un mismo semillero, uno manejado en secano y otro con riego suplementario. La respuesta a los momentos de aplicación se evaluó dentro de cada sector. La comparación media entre sectores se consideró descriptiva porque cada condición hídrica estuvo representada por un único sector.</w:t>
+        <w:t xml:space="preserve">En el presente trabajo se compararon cinco calendarios de aplicación de una misma dosis experimental de nitrógeno (M1–M5); se incluyó M0 como testigo sin nitrógeno aplicado. Los tratamientos se establecieron en dos sectores próximos de un mismo semillero, uno manejado en secano y otro con riego suplementario. La respuesta a los momentos de aplicación se evaluó dentro de cada sector. La comparación media entre sectores se consideró descriptiva porque cada condición hídrica estuvo representada por un único sector.</w:t>
       </w:r>
     </w:p>
     <w:p>
@@ -1075,7 +1076,7 @@
           <w:szCs w:val="26"/>
         </w:rPr>
       </w:pPr>
-      <w:bookmarkStart w:colFirst="0" w:colLast="0" w:name="_g6wvbqdo3fzx" w:id="1"/>
+      <w:bookmarkStart w:colFirst="0" w:colLast="0" w:name="_heading=h.whzphypov8jx" w:id="1"/>
       <w:bookmarkEnd w:id="1"/>
       <w:r>
         <w:rPr>
@@ -1232,120 +1233,6 @@
           <w:rtl w:val="0"/>
         </w:rPr>
         <w:t xml:space="preserve">Las características morfológicas y fenológicas del cultivar pueden influir en la respuesta del semillero al manejo nitrogenado. El hábito de crecimiento, la densidad del tapiz, la capacidad de macollaje y la fecha de floración pueden modificar la cantidad de macollos que alcanzan el estado reproductivo, la competencia entre estructuras y la sincronización entre la disponibilidad de nitrógeno y los procesos de formación del rendimiento.</w:t>
-      </w:r>
-      <w:r>
-        <w:rPr>
-          <w:rtl w:val="0"/>
-        </w:rPr>
-      </w:r>
-    </w:p>
-    <w:p>
-      <w:pPr>
-        <w:widowControl w:val="1"/>
-        <w:spacing w:after="120" w:before="0" w:line="360" w:lineRule="auto"/>
-        <w:ind w:left="0" w:right="0" w:firstLine="709"/>
-        <w:jc w:val="both"/>
-        <w:rPr/>
-      </w:pPr>
-      <w:r>
-        <w:rPr>
-          <w:rFonts w:ascii="Times New Roman" w:cs="Times New Roman" w:eastAsia="Times New Roman" w:hAnsi="Times New Roman"/>
-          <w:color w:val="000000"/>
-          <w:sz w:val="24"/>
-          <w:szCs w:val="24"/>
-          <w:rtl w:val="0"/>
-        </w:rPr>
-        <w:t xml:space="preserve">La mayor parte de la información publicada sobre Rizar corresponde a su comportamiento forrajero. No se dispone de una caracterización específica de la respuesta de este cultivar a diferentes momentos de aplicación del nitrógeno cuando se destina a la producción de semilla. Por esta razón, los resultados obtenidos previamente con Estanzuela Tacuabé y otros cultivares de festuca alta constituyen referencias útiles, pero no deben considerarse respuestas necesariamente transferibles a Rizar.</w:t>
-      </w:r>
-      <w:r>
-        <w:rPr>
-          <w:rtl w:val="0"/>
-        </w:rPr>
-      </w:r>
-    </w:p>
-    <w:p>
-      <w:pPr>
-        <w:widowControl w:val="1"/>
-        <w:spacing w:after="120" w:before="0" w:line="360" w:lineRule="auto"/>
-        <w:ind w:left="0" w:right="0" w:firstLine="709"/>
-        <w:jc w:val="both"/>
-        <w:rPr/>
-      </w:pPr>
-      <w:r>
-        <w:rPr>
-          <w:rFonts w:ascii="Times New Roman" w:cs="Times New Roman" w:eastAsia="Times New Roman" w:hAnsi="Times New Roman"/>
-          <w:color w:val="000000"/>
-          <w:sz w:val="24"/>
-          <w:szCs w:val="24"/>
-          <w:rtl w:val="0"/>
-        </w:rPr>
-        <w:t xml:space="preserve">La denominación </w:t>
-      </w:r>
-      <w:r>
-        <w:rPr>
-          <w:rFonts w:ascii="Times New Roman" w:cs="Times New Roman" w:eastAsia="Times New Roman" w:hAnsi="Times New Roman"/>
-          <w:i w:val="1"/>
-          <w:iCs w:val="1"/>
-          <w:color w:val="000000"/>
-          <w:sz w:val="24"/>
-          <w:szCs w:val="24"/>
-          <w:rtl w:val="0"/>
-        </w:rPr>
-        <w:t xml:space="preserve">Festuca arundinacea</w:t>
-      </w:r>
-      <w:r>
-        <w:rPr>
-          <w:rFonts w:ascii="Times New Roman" w:cs="Times New Roman" w:eastAsia="Times New Roman" w:hAnsi="Times New Roman"/>
-          <w:color w:val="000000"/>
-          <w:sz w:val="24"/>
-          <w:szCs w:val="24"/>
-          <w:rtl w:val="0"/>
-        </w:rPr>
-        <w:t xml:space="preserve"> Schreb. se mantiene en este trabajo porque es la utilizada en el perfil de la tesis, en los registros experimentales y en gran parte de la bibliografía agronómica nacional. En publicaciones taxonómicas más recientes, la especie también puede encontrarse bajo las denominaciones </w:t>
-      </w:r>
-      <w:r>
-        <w:rPr>
-          <w:rFonts w:ascii="Times New Roman" w:cs="Times New Roman" w:eastAsia="Times New Roman" w:hAnsi="Times New Roman"/>
-          <w:i w:val="1"/>
-          <w:iCs w:val="1"/>
-          <w:color w:val="000000"/>
-          <w:sz w:val="24"/>
-          <w:szCs w:val="24"/>
-          <w:rtl w:val="0"/>
-        </w:rPr>
-        <w:t xml:space="preserve">Lolium arundinaceum</w:t>
-      </w:r>
-      <w:r>
-        <w:rPr>
-          <w:rFonts w:ascii="Times New Roman" w:cs="Times New Roman" w:eastAsia="Times New Roman" w:hAnsi="Times New Roman"/>
-          <w:color w:val="000000"/>
-          <w:sz w:val="24"/>
-          <w:szCs w:val="24"/>
-          <w:rtl w:val="0"/>
-        </w:rPr>
-        <w:t xml:space="preserve"> (Schreb.) Darbysh. y </w:t>
-      </w:r>
-      <w:r>
-        <w:rPr>
-          <w:rFonts w:ascii="Times New Roman" w:cs="Times New Roman" w:eastAsia="Times New Roman" w:hAnsi="Times New Roman"/>
-          <w:i w:val="1"/>
-          <w:iCs w:val="1"/>
-          <w:color w:val="000000"/>
-          <w:sz w:val="24"/>
-          <w:szCs w:val="24"/>
-          <w:rtl w:val="0"/>
-        </w:rPr>
-        <w:t xml:space="preserve">Schedonorus arundinaceus</w:t>
-      </w:r>
-      <w:r>
-        <w:rPr>
-          <w:rFonts w:ascii="Times New Roman" w:cs="Times New Roman" w:eastAsia="Times New Roman" w:hAnsi="Times New Roman"/>
-          <w:color w:val="000000"/>
-          <w:sz w:val="24"/>
-          <w:szCs w:val="24"/>
-          <w:rtl w:val="0"/>
-        </w:rPr>
-        <w:t xml:space="preserve">. Esta diversidad de nombres debe considerarse durante la búsqueda bibliográfica, aunque no modifica el objeto agronómico del estudio (Gibson y Newman, 2001).</w:t>
       </w:r>
       <w:r>
         <w:rPr>
@@ -1402,7 +1289,7 @@
           <w:szCs w:val="26"/>
         </w:rPr>
       </w:pPr>
-      <w:bookmarkStart w:colFirst="0" w:colLast="0" w:name="_f87thfdxfdxv" w:id="2"/>
+      <w:bookmarkStart w:colFirst="0" w:colLast="0" w:name="_heading=h.8ae3dcfl4dwl" w:id="2"/>
       <w:bookmarkEnd w:id="2"/>
       <w:r>
         <w:rPr>
@@ -1512,7 +1399,23 @@
           <w:szCs w:val="24"/>
           <w:rtl w:val="0"/>
         </w:rPr>
-        <w:t xml:space="preserve">La relación entre estos componentes puede representarse mediante la siguiente identidad aproximada:</w:t>
+        <w:t xml:space="preserve">La relación entre estos componentes puede representarse mediante la siguiente </w:t>
+      </w:r>
+      <w:r>
+        <w:rPr>
+          <w:rtl w:val="0"/>
+        </w:rPr>
+        <w:t xml:space="preserve">ecuación</w:t>
+      </w:r>
+      <w:r>
+        <w:rPr>
+          <w:rFonts w:ascii="Times New Roman" w:cs="Times New Roman" w:eastAsia="Times New Roman" w:hAnsi="Times New Roman"/>
+          <w:color w:val="000000"/>
+          <w:sz w:val="24"/>
+          <w:szCs w:val="24"/>
+          <w:rtl w:val="0"/>
+        </w:rPr>
+        <w:t xml:space="preserve">:</w:t>
       </w:r>
       <w:r>
         <w:rPr>
@@ -1718,7 +1621,7 @@
           <w:szCs w:val="24"/>
           <w:rtl w:val="0"/>
         </w:rPr>
-        <w:t xml:space="preserve">La diferencia entre la producción biológica de semillas y el rendimiento limpio puede estar asociada con el desgrane previo a la cosecha, el vuelco, la maduración desuniforme, las pérdidas durante la recolección y la eliminación de material durante la limpieza. En el presente trabajo se determinaron el peso de la muestra antes y después de la limpieza, pero no se cuantificaron las pérdidas ocurridas antes de la cosecha ni las asociadas con el vuelco.</w:t>
+        <w:t xml:space="preserve">La diferencia entre la producción biológica de semillas y el rendimiento limpio puede estar asociada con el desgrane previo a la cosecha, el vuelco, la maduración desuniforme, las pérdidas durante la recolección y la eliminación de material durante la limpieza. En el presente trabajo se determinaron el peso de la muestra antes y después de la limpieza.</w:t>
       </w:r>
       <w:r>
         <w:rPr>
@@ -1742,7 +1645,23 @@
           <w:szCs w:val="24"/>
           <w:rtl w:val="0"/>
         </w:rPr>
-        <w:t xml:space="preserve">El número de semillas por panoja utilizado en este estudio no fue determinado mediante un conteo directo. Se estimó a partir del peso de la semilla limpia, el peso de mil semillas y el número de panojas cosechadas. Esta variable permite resumir de manera operativa esos registros, pero comparte matemáticamente el rendimiento de semilla.</w:t>
+        <w:t xml:space="preserve">El número de semillas por panoja utilizado en este estudio </w:t>
+      </w:r>
+      <w:r>
+        <w:rPr>
+          <w:rtl w:val="0"/>
+        </w:rPr>
+        <w:t xml:space="preserve">s</w:t>
+      </w:r>
+      <w:r>
+        <w:rPr>
+          <w:rFonts w:ascii="Times New Roman" w:cs="Times New Roman" w:eastAsia="Times New Roman" w:hAnsi="Times New Roman"/>
+          <w:color w:val="000000"/>
+          <w:sz w:val="24"/>
+          <w:szCs w:val="24"/>
+          <w:rtl w:val="0"/>
+        </w:rPr>
+        <w:t xml:space="preserve">e estimó a partir del peso de la semilla limpia, el peso de mil semillas y el número de panojas cosechadas. Esta variable permite resumir de manera operativa esos registros, pero comparte matemáticamente el rendimiento de semilla.</w:t>
       </w:r>
       <w:r>
         <w:rPr>
@@ -1786,7 +1705,7 @@
         <w:rPr>
           <w:rtl w:val="0"/>
         </w:rPr>
-        <w:t xml:space="preserve">En síntesis, el rendimiento de semilla resulta de una secuencia de procesos que comienza con la formación y supervivencia de macollos reproductivos y continúa con el desarrollo de las inflorescencias, la formación de semillas y su llenado. Las relaciones inversas entre los componentes pueden hacer que tratamientos con trayectorias de crecimiento diferentes alcancen rendimientos finales similares, sin demostrar una recuperación completa de pérdidas ocurridas en etapas anteriores.</w:t>
+        <w:t xml:space="preserve">En síntesis, el rendimiento de semilla resulta de una secuencia de procesos que comienza con la formación y supervivencia de macollos reproductivos y continúa con el desarrollo de las inflorescencias, la formación de semillas y su llenado. Las relaciones  entre los componentes pueden hacer que tratamientos con trayectorias de crecimiento diferentes alcancen rendimientos finales similares, sin demostrar una recuperación completa de pérdidas ocurridas en etapas anteriores.</w:t>
       </w:r>
     </w:p>
     <w:p>
@@ -1814,7 +1733,7 @@
           <w:szCs w:val="26"/>
         </w:rPr>
       </w:pPr>
-      <w:bookmarkStart w:colFirst="0" w:colLast="0" w:name="_rrzqdwfrbonx" w:id="3"/>
+      <w:bookmarkStart w:colFirst="0" w:colLast="0" w:name="_heading=h.4o6qpv47r356" w:id="3"/>
       <w:bookmarkEnd w:id="3"/>
       <w:r>
         <w:rPr>
@@ -1924,7 +1843,7 @@
           <w:szCs w:val="24"/>
           <w:rtl w:val="0"/>
         </w:rPr>
-        <w:t xml:space="preserve">La importancia relativa de estos procesos depende del estado fenológico real del cultivo y no únicamente de la fecha calendario. Una misma fecha de aplicación puede coincidir con etapas diferentes según el cultivar, el año, la temperatura, la disponibilidad de agua, la edad del semillero y el manejo previo.</w:t>
+        <w:t xml:space="preserve">Los antecedentes nacionales recopilados por Formoso (2010) muestran que el momento de aplicación del nitrógeno puede modificar el número de inflorescencias, el rendimiento de semilla y la cantidad adicional de semilla producida por unidad de nitrógeno aplicado. En varias situaciones, las aplicaciones realizadas hacia el final del invierno o el inicio de la primavera superaron a aplicaciones más tempranas.</w:t>
       </w:r>
       <w:r>
         <w:rPr>
@@ -1948,7 +1867,7 @@
           <w:szCs w:val="24"/>
           <w:rtl w:val="0"/>
         </w:rPr>
-        <w:t xml:space="preserve">Los antecedentes nacionales recopilados por Formoso (2010) muestran que el momento de aplicación del nitrógeno puede modificar el número de inflorescencias, el rendimiento de semilla y la cantidad adicional de semilla producida por unidad de nitrógeno aplicado. En varias situaciones, las aplicaciones realizadas hacia el final del invierno o el inicio de la primavera superaron a aplicaciones más tempranas.</w:t>
+        <w:t xml:space="preserve">Estas respuestas fueron relacionadas con una mayor disponibilidad de nitrógeno durante la iniciación y diferenciación reproductiva, lo que habría favorecido la transición de macollos vegetativos a reproductivos y la supervivencia de las estructuras formadas. Sin embargo, los resultados variaron entre años, edades de la pastura y condiciones de manejo, por lo que no puede establecerse una fecha óptima independiente del ambiente y del estado del cultivo.</w:t>
       </w:r>
       <w:r>
         <w:rPr>
@@ -1972,7 +1891,23 @@
           <w:szCs w:val="24"/>
           <w:rtl w:val="0"/>
         </w:rPr>
-        <w:t xml:space="preserve">Estas respuestas fueron relacionadas con una mayor disponibilidad de nitrógeno durante la iniciación y diferenciación reproductiva, lo que habría favorecido la transición de macollos vegetativos a reproductivos y la supervivencia de las estructuras formadas. Sin embargo, los resultados variaron entre años, edades de la pastura y condiciones de manejo, por lo que no puede establecerse una fecha óptima independiente del ambiente y del estado del cultivo.</w:t>
+        <w:t xml:space="preserve">Los antecedentes nacionales también muestran que la respuesta del rendimiento por inflorescencia fue menos consistente que la respuesta del número de panojas. </w:t>
+      </w:r>
+      <w:r>
+        <w:rPr>
+          <w:rtl w:val="0"/>
+        </w:rPr>
+        <w:t xml:space="preserve">Sin embargo</w:t>
+      </w:r>
+      <w:r>
+        <w:rPr>
+          <w:rFonts w:ascii="Times New Roman" w:cs="Times New Roman" w:eastAsia="Times New Roman" w:hAnsi="Times New Roman"/>
+          <w:color w:val="000000"/>
+          <w:sz w:val="24"/>
+          <w:szCs w:val="24"/>
+          <w:rtl w:val="0"/>
+        </w:rPr>
+        <w:t xml:space="preserve">, el fraccionamiento de la dosis no siempre produjo una ventaja respecto a una aplicación única realizada en un momento oportuno (Formoso, 2010).</w:t>
       </w:r>
       <w:r>
         <w:rPr>
@@ -1996,7 +1931,7 @@
           <w:szCs w:val="24"/>
           <w:rtl w:val="0"/>
         </w:rPr>
-        <w:t xml:space="preserve">Los antecedentes nacionales también muestran que la respuesta del rendimiento por inflorescencia fue menos consistente que la respuesta del número de panojas. Asimismo, el fraccionamiento de la dosis no siempre produjo una ventaja respecto a una aplicación única realizada en un momento oportuno (Formoso, 2010).</w:t>
+        <w:t xml:space="preserve">En el norte de la provincia de Buenos Aires, Bazzigalupi y Bertín (2014) evaluaron dosis comprendidas entre 0 y 300 kg de nitrógeno por hectárea y aplicaciones enteras o fraccionadas a fines del invierno, bajo condiciones de riego. La dosis modificó el rendimiento y diversas variables asociadas, mientras que el fraccionamiento no produjo una ventaja constante.</w:t>
       </w:r>
       <w:r>
         <w:rPr>
@@ -2020,7 +1955,7 @@
           <w:szCs w:val="24"/>
           <w:rtl w:val="0"/>
         </w:rPr>
-        <w:t xml:space="preserve">En el norte de la provincia de Buenos Aires, Bazzigalupi y Bertín (2014) evaluaron dosis comprendidas entre 0 y 300 kg de nitrógeno por hectárea y aplicaciones enteras o fraccionadas a fines del invierno, bajo condiciones de riego. La dosis modificó el rendimiento y diversas variables asociadas, mientras que el fraccionamiento no produjo una ventaja constante.</w:t>
+        <w:t xml:space="preserve">Fairey y Lefkovitch (1998) también observaron en Canadá que la dosis, el método y el momento de aplicación afectaron la producción de semilla de festuca, aunque las respuestas variaron según el sitio y el año. En Oregon, una síntesis de más de tres décadas de investigación señaló que el nitrógeno es el nutriente que con mayor frecuencia limita el rendimiento de semilla, pero también indicó que dosis elevadas no garantizan un incremento proporcional de la producción y pueden dejar cantidades importantes de nitrógeno residual (Anderson et al., 2014).</w:t>
       </w:r>
       <w:r>
         <w:rPr>
@@ -2044,7 +1979,7 @@
           <w:szCs w:val="24"/>
           <w:rtl w:val="0"/>
         </w:rPr>
-        <w:t xml:space="preserve">Este antecedente indica que la cantidad total de nitrógeno disponible puede ejercer un efecto más consistente sobre el rendimiento que su distribución en varias aplicaciones. Sin embargo, su comparación con el presente trabajo debe realizarse con cautela debido a las diferencias de cultivar, suelo, clima, cronología de aplicación y manejo hídrico.</w:t>
+        <w:t xml:space="preserve">En conjunto, estos antecedentes muestran que el nitrógeno puede modificar tanto el rendimiento como los procesos que intervienen en su formación. Sin embargo, la respuesta no depende de una fecha fija de aplicación, sino de la sincronización entre la disponibilidad del nutriente y la demanda del cultivo.</w:t>
       </w:r>
       <w:r>
         <w:rPr>
@@ -2068,7 +2003,7 @@
           <w:szCs w:val="24"/>
           <w:rtl w:val="0"/>
         </w:rPr>
-        <w:t xml:space="preserve">Fairey y Lefkovitch (1998) también observaron en Canadá que la dosis, el método y el momento de aplicación afectaron la producción de semilla de festuca, aunque las respuestas variaron según el sitio y el año. En Oregon, una síntesis de más de tres décadas de investigación señaló que el nitrógeno es el nutriente que con mayor frecuencia limita el rendimiento de semilla, pero también indicó que dosis elevadas no garantizan un incremento proporcional de la producción y pueden dejar cantidades importantes de nitrógeno residual (Anderson et al., 2014).</w:t>
+        <w:t xml:space="preserve">La disponibilidad efectiva del nitrógeno aplicado también depende de las condiciones posteriores a la fertilización. La urea distribuida en superficie debe disolverse y transformarse antes de que el nitrógeno pueda ser absorbido. La humedad y la temperatura del suelo, las precipitaciones o el riego posteriores, la actividad radical y las pérdidas por volatilización o lavado pueden modificar la cantidad y el momento en que el nutriente queda disponible.</w:t>
       </w:r>
       <w:r>
         <w:rPr>
@@ -2092,139 +2027,8 @@
           <w:szCs w:val="24"/>
           <w:rtl w:val="0"/>
         </w:rPr>
-        <w:t xml:space="preserve">En conjunto, estos antecedentes muestran que el nitrógeno puede modificar tanto el rendimiento como los procesos que intervienen en su formación. Sin embargo, la respuesta no depende de una fecha fija de aplicación, sino de la sincronización entre la disponibilidad del nutriente y la demanda del cultivo.</w:t>
-      </w:r>
-      <w:r>
-        <w:rPr>
-          <w:rtl w:val="0"/>
-        </w:rPr>
-      </w:r>
-    </w:p>
-    <w:p>
-      <w:pPr>
-        <w:widowControl w:val="1"/>
-        <w:spacing w:after="120" w:before="0" w:line="360" w:lineRule="auto"/>
-        <w:ind w:left="0" w:right="0" w:firstLine="709"/>
-        <w:jc w:val="both"/>
-        <w:rPr/>
-      </w:pPr>
-      <w:r>
-        <w:rPr>
-          <w:rFonts w:ascii="Times New Roman" w:cs="Times New Roman" w:eastAsia="Times New Roman" w:hAnsi="Times New Roman"/>
-          <w:color w:val="000000"/>
-          <w:sz w:val="24"/>
-          <w:szCs w:val="24"/>
-          <w:rtl w:val="0"/>
-        </w:rPr>
-        <w:t xml:space="preserve">La disponibilidad efectiva del nitrógeno aplicado también depende de las condiciones posteriores a la fertilización. La urea distribuida en superficie debe disolverse y transformarse antes de que el nitrógeno pueda ser absorbido. La humedad y la temperatura del suelo, las precipitaciones o el riego posteriores, la actividad radical y las pérdidas por volatilización o lavado pueden modificar la cantidad y el momento en que el nutriente queda disponible.</w:t>
-      </w:r>
-      <w:r>
-        <w:rPr>
-          <w:rtl w:val="0"/>
-        </w:rPr>
-      </w:r>
-    </w:p>
-    <w:p>
-      <w:pPr>
-        <w:widowControl w:val="1"/>
-        <w:spacing w:after="120" w:before="0" w:line="360" w:lineRule="auto"/>
-        <w:ind w:left="0" w:right="0" w:firstLine="709"/>
-        <w:jc w:val="both"/>
-        <w:rPr/>
-      </w:pPr>
-      <w:r>
-        <w:rPr>
-          <w:rFonts w:ascii="Times New Roman" w:cs="Times New Roman" w:eastAsia="Times New Roman" w:hAnsi="Times New Roman"/>
-          <w:color w:val="000000"/>
-          <w:sz w:val="24"/>
-          <w:szCs w:val="24"/>
-          <w:rtl w:val="0"/>
-        </w:rPr>
         <w:t xml:space="preserve">Por esta razón, dos tratamientos aplicados en fechas diferentes pueden diferir no solo en su relación con la fenología, sino también en las condiciones meteorológicas y edáficas que determinan la transformación y absorción del fertilizante. La interpretación de los ensayos de momento de aplicación requiere, por lo tanto, considerar conjuntamente el calendario, el estado del cultivo y las condiciones ambientales.</w:t>
       </w:r>
-      <w:r>
-        <w:rPr>
-          <w:rtl w:val="0"/>
-        </w:rPr>
-      </w:r>
-    </w:p>
-    <w:p>
-      <w:pPr>
-        <w:widowControl w:val="1"/>
-        <w:spacing w:after="120" w:before="0" w:line="360" w:lineRule="auto"/>
-        <w:ind w:left="0" w:right="0" w:firstLine="709"/>
-        <w:jc w:val="both"/>
-        <w:rPr/>
-      </w:pPr>
-      <w:r>
-        <w:rPr>
-          <w:rFonts w:ascii="Times New Roman" w:cs="Times New Roman" w:eastAsia="Times New Roman" w:hAnsi="Times New Roman"/>
-          <w:color w:val="000000"/>
-          <w:sz w:val="24"/>
-          <w:szCs w:val="24"/>
-          <w:rtl w:val="0"/>
-        </w:rPr>
-        <w:t xml:space="preserve">En el presente experimento, todos los tratamientos fertilizados recibieron una dosis experimental total de 200 kg de nitrógeno por hectárea, fraccionada en dos aplicaciones. En consecuencia, la comparación entre M1 y M5 representa el efecto del desplazamiento temporal de una misma dosis y no una curva de respuesta a cantidades crecientes de nitrógeno.</w:t>
-      </w:r>
-      <w:r>
-        <w:rPr>
-          <w:rtl w:val="0"/>
-        </w:rPr>
-      </w:r>
-    </w:p>
-    <w:p>
-      <w:pPr>
-        <w:widowControl w:val="1"/>
-        <w:spacing w:after="120" w:before="0" w:line="360" w:lineRule="auto"/>
-        <w:ind w:left="0" w:right="0" w:firstLine="709"/>
-        <w:jc w:val="both"/>
-        <w:rPr/>
-      </w:pPr>
-      <w:r>
-        <w:rPr>
-          <w:rFonts w:ascii="Times New Roman" w:cs="Times New Roman" w:eastAsia="Times New Roman" w:hAnsi="Times New Roman"/>
-          <w:color w:val="000000"/>
-          <w:sz w:val="24"/>
-          <w:szCs w:val="24"/>
-          <w:rtl w:val="0"/>
-        </w:rPr>
-        <w:t xml:space="preserve">El tratamiento M0 tampoco representa una condición de ausencia completa de nitrógeno. El semillero había recibido fertilizaciones generales como parte del manejo común y disponía además del nitrógeno aportado por el suelo. Por lo tanto, la comparación entre M0 y M1–M5 cuantifica la respuesta a los 200 kg de nitrógeno por hectárea aplicados experimentalmente, sobre una base de manejo nitrogenado previa y uniforme.</w:t>
-      </w:r>
-      <w:r>
-        <w:rPr>
-          <w:rtl w:val="0"/>
-        </w:rPr>
-      </w:r>
-    </w:p>
-    <w:p>
-      <w:pPr>
-        <w:widowControl w:val="1"/>
-        <w:spacing w:after="120" w:before="0" w:line="360" w:lineRule="auto"/>
-        <w:ind w:left="0" w:right="0" w:firstLine="709"/>
-        <w:jc w:val="both"/>
-        <w:rPr/>
-      </w:pPr>
-      <w:r>
-        <w:rPr>
-          <w:rFonts w:ascii="Times New Roman" w:cs="Times New Roman" w:eastAsia="Times New Roman" w:hAnsi="Times New Roman"/>
-          <w:color w:val="000000"/>
-          <w:sz w:val="24"/>
-          <w:szCs w:val="24"/>
-          <w:rtl w:val="0"/>
-        </w:rPr>
-        <w:t xml:space="preserve">La dosis evaluada fue elevada en comparación con varios antecedentes. Como se estudió un único nivel de fertilización experimental, el trabajo no permite determinar una dosis óptima ni establecer una recomendación económica. Su alcance se restringe a evaluar la respuesta al nitrógeno experimental adicional y las diferencias generadas por su distribución temporal.</w:t>
-      </w:r>
-      <w:r>
-        <w:rPr>
-          <w:rtl w:val="0"/>
-        </w:rPr>
-      </w:r>
-    </w:p>
-    <w:p>
-      <w:pPr>
-        <w:spacing w:after="0" w:lineRule="auto"/>
-        <w:rPr/>
-      </w:pPr>
       <w:r>
         <w:rPr>
           <w:rtl w:val="0"/>
@@ -2245,7 +2049,7 @@
           <w:szCs w:val="26"/>
         </w:rPr>
       </w:pPr>
-      <w:bookmarkStart w:colFirst="0" w:colLast="0" w:name="_qdyspnobeu3r" w:id="4"/>
+      <w:bookmarkStart w:colFirst="0" w:colLast="0" w:name="_heading=h.ppq3vtnxnzfg" w:id="4"/>
       <w:bookmarkEnd w:id="4"/>
       <w:r>
         <w:rPr>
@@ -2331,7 +2135,7 @@
           <w:szCs w:val="24"/>
           <w:rtl w:val="0"/>
         </w:rPr>
-        <w:t xml:space="preserve">Por esta razón, dos períodos con precipitaciones acumuladas similares pueden generar condiciones hídricas diferentes. Una distribución favorable de las lluvias puede sostener el crecimiento durante las etapas de mayor demanda, mientras que períodos prolongados sin precipitaciones pueden producir restricciones aun cuando el total estacional sea elevado.</w:t>
+        <w:t xml:space="preserve">El balance hídrico de una parcela puede representarse, de forma simplificada, como la suma de las entradas de agua por precipitación y riego, menos las pérdidas por evapotranspiración, escurrimiento y drenaje, considerando además la variación del agua almacenada en el suelo. La evapotranspiración integra el agua evaporada desde el suelo y la transpirada por el cultivo, por lo que constituye una aproximación más cercana al consumo efectivo que el aporte bruto de agua (Allen et al., 1998).</w:t>
       </w:r>
       <w:r>
         <w:rPr>
@@ -2355,7 +2159,23 @@
           <w:szCs w:val="24"/>
           <w:rtl w:val="0"/>
         </w:rPr>
-        <w:t xml:space="preserve">El balance hídrico de una parcela puede representarse, de forma simplificada, como la suma de las entradas de agua por precipitación y riego, menos las pérdidas por evapotranspiración, escurrimiento y drenaje, considerando además la variación del agua almacenada en el suelo. La evapotranspiración integra el agua evaporada desde el suelo y la transpirada por el cultivo, por lo que constituye una aproximación más cercana al consumo efectivo que el aporte bruto de agua (Allen et al., 1998).</w:t>
+        <w:t xml:space="preserve">El riego suplementario consiste en realizar aportes limitados de agua a un cultivo predominantemente de secano, con el objetivo de reducir déficits durante períodos en que las precipitaciones resultan insuficientes. Su efecto depende de la magnitud, duración y </w:t>
+      </w:r>
+      <w:r>
+        <w:rPr>
+          <w:rtl w:val="0"/>
+        </w:rPr>
+        <w:t xml:space="preserve">momento</w:t>
+      </w:r>
+      <w:r>
+        <w:rPr>
+          <w:rFonts w:ascii="Times New Roman" w:cs="Times New Roman" w:eastAsia="Times New Roman" w:hAnsi="Times New Roman"/>
+          <w:color w:val="000000"/>
+          <w:sz w:val="24"/>
+          <w:szCs w:val="24"/>
+          <w:rtl w:val="0"/>
+        </w:rPr>
+        <w:t xml:space="preserve"> de la restricción hídrica, así como del estado fenológico en que se encuentra el cultivo.</w:t>
       </w:r>
       <w:r>
         <w:rPr>
@@ -2379,7 +2199,7 @@
           <w:szCs w:val="24"/>
           <w:rtl w:val="0"/>
         </w:rPr>
-        <w:t xml:space="preserve">El riego suplementario consiste en realizar aportes limitados de agua a un cultivo predominantemente de secano, con el objetivo de reducir déficits durante períodos en que las precipitaciones resultan insuficientes. Su efecto depende de la magnitud, duración y oportunidad de la restricción hídrica, así como del estado fenológico en que se encuentra el cultivo.</w:t>
+        <w:t xml:space="preserve">En festuca destinada a la producción de semilla, una mayor disponibilidad de agua puede sostener el crecimiento, la absorción de nitrógeno y la actividad fotosintética. Sin embargo, el incremento de la biomasa vegetativa no necesariamente se traduce proporcionalmente en un mayor rendimiento de semilla.</w:t>
       </w:r>
       <w:r>
         <w:rPr>
@@ -2403,7 +2223,7 @@
           <w:szCs w:val="24"/>
           <w:rtl w:val="0"/>
         </w:rPr>
-        <w:t xml:space="preserve">En festuca destinada a la producción de semilla, una mayor disponibilidad de agua puede sostener el crecimiento, la absorción de nitrógeno y la actividad fotosintética. Sin embargo, el incremento de la biomasa vegetativa no necesariamente se traduce proporcionalmente en un mayor rendimiento de semilla.</w:t>
+        <w:t xml:space="preserve">El agua disponible durante la formación de las estructuras reproductivas, la antesis y el llenado puede resultar particularmente relevante. Restricciones durante esas etapas pueden reducir la supervivencia de las estructuras florales, la formación de semillas y su crecimiento posterior.</w:t>
       </w:r>
       <w:r>
         <w:rPr>
@@ -2427,7 +2247,23 @@
           <w:szCs w:val="24"/>
           <w:rtl w:val="0"/>
         </w:rPr>
-        <w:t xml:space="preserve">El agua disponible durante la formación de las estructuras reproductivas, la antesis y el llenado puede resultar particularmente relevante. Restricciones durante esas etapas pueden reducir la supervivencia de las estructuras florales, la formación de semillas y su crecimiento posterior.</w:t>
+        <w:t xml:space="preserve">En Oregon, Huettig et al. (2013) observaron que el riego de primavera incrementó el rendimiento de semilla de festuca de manera variable según el año y el cultivar. Los autores relacionaron la respuesta con la reducción del déficit hídrico entre la antesis y el llenado. Este antecedente muestra que </w:t>
+      </w:r>
+      <w:r>
+        <w:rPr>
+          <w:rtl w:val="0"/>
+        </w:rPr>
+        <w:t xml:space="preserve">el momento</w:t>
+      </w:r>
+      <w:r>
+        <w:rPr>
+          <w:rFonts w:ascii="Times New Roman" w:cs="Times New Roman" w:eastAsia="Times New Roman" w:hAnsi="Times New Roman"/>
+          <w:color w:val="000000"/>
+          <w:sz w:val="24"/>
+          <w:szCs w:val="24"/>
+          <w:rtl w:val="0"/>
+        </w:rPr>
+        <w:t xml:space="preserve"> del aporte de agua puede ser más importante que la cantidad total aplicada durante el ciclo.</w:t>
       </w:r>
       <w:r>
         <w:rPr>
@@ -2451,7 +2287,7 @@
           <w:szCs w:val="24"/>
           <w:rtl w:val="0"/>
         </w:rPr>
-        <w:t xml:space="preserve">En Oregon, Huettig et al. (2013) observaron que el riego de primavera incrementó el rendimiento de semilla de festuca de manera variable según el año y el cultivar. Los autores relacionaron la respuesta con la reducción del déficit hídrico entre la antesis y el llenado. Este antecedente muestra que la oportunidad del aporte de agua puede ser más importante que la cantidad total aplicada durante el ciclo.</w:t>
+        <w:t xml:space="preserve">Los antecedentes nacionales también muestran que la respuesta de la festuca al riego varía entre períodos y situaciones de manejo. La disponibilidad hídrica interactúa con la fertilización nitrogenada y con el estado inicial del cultivo, por lo que un mismo aporte de agua puede producir respuestas diferentes según la disponibilidad de nitrógeno y la etapa de desarrollo (Formoso, 2010).</w:t>
       </w:r>
       <w:r>
         <w:rPr>
@@ -2475,7 +2311,7 @@
           <w:szCs w:val="24"/>
           <w:rtl w:val="0"/>
         </w:rPr>
-        <w:t xml:space="preserve">Los antecedentes nacionales también muestran que la respuesta de la festuca al riego varía entre períodos y situaciones de manejo. La disponibilidad hídrica interactúa con la fertilización nitrogenada y con el estado inicial del cultivo, por lo que un mismo aporte de agua puede producir respuestas diferentes según la disponibilidad de nitrógeno y la etapa de desarrollo (Formoso, 2010).</w:t>
+        <w:t xml:space="preserve">La interacción entre el nitrógeno y el agua puede manifestarse mediante diferentes mecanismos. Una restricción hídrica puede limitar la expansión foliar, el crecimiento de las raíces, el transporte de nutrientes y la absorción del nitrógeno. Al mismo tiempo, una mayor disponibilidad de nitrógeno puede aumentar el área foliar, la producción de biomasa y, en consecuencia, la demanda hídrica del cultivo.</w:t>
       </w:r>
       <w:r>
         <w:rPr>
@@ -2499,7 +2335,7 @@
           <w:szCs w:val="24"/>
           <w:rtl w:val="0"/>
         </w:rPr>
-        <w:t xml:space="preserve">La interacción entre el nitrógeno y el agua puede manifestarse mediante diferentes mecanismos. Una restricción hídrica puede limitar la expansión foliar, el crecimiento de las raíces, el transporte de nutrientes y la absorción del nitrógeno. Al mismo tiempo, una mayor disponibilidad de nitrógeno puede aumentar el área foliar, la producción de biomasa y, en consecuencia, la demanda hídrica del cultivo.</w:t>
+        <w:t xml:space="preserve">Por lo tanto, la respuesta a una estrategia de fertilización nitrogenada puede variar según la disponibilidad de agua. En condiciones de déficit, parte del nitrógeno aplicado puede no ser utilizado plenamente por el cultivo. En condiciones de mayor disponibilidad hídrica, el nutriente puede sostener un crecimiento superior, aunque este crecimiento adicional no necesariamente se convierta en un mayor número de estructuras reproductivas o en un mayor rendimiento de semilla.</w:t>
       </w:r>
       <w:r>
         <w:rPr>
@@ -2523,97 +2359,8 @@
           <w:szCs w:val="24"/>
           <w:rtl w:val="0"/>
         </w:rPr>
-        <w:t xml:space="preserve">Por lo tanto, la respuesta a una estrategia de fertilización nitrogenada puede variar según la disponibilidad de agua. En condiciones de déficit, parte del nitrógeno aplicado puede no ser utilizado plenamente por el cultivo. En condiciones de mayor disponibilidad hídrica, el nutriente puede sostener un crecimiento superior, aunque este crecimiento adicional no necesariamente se convierta en un mayor número de estructuras reproductivas o en un mayor rendimiento de semilla.</w:t>
-      </w:r>
-      <w:r>
-        <w:rPr>
-          <w:rtl w:val="0"/>
-        </w:rPr>
-      </w:r>
-    </w:p>
-    <w:p>
-      <w:pPr>
-        <w:widowControl w:val="1"/>
-        <w:spacing w:after="120" w:before="0" w:line="360" w:lineRule="auto"/>
-        <w:ind w:left="0" w:right="0" w:firstLine="709"/>
-        <w:jc w:val="both"/>
-        <w:rPr/>
-      </w:pPr>
-      <w:r>
-        <w:rPr>
-          <w:rFonts w:ascii="Times New Roman" w:cs="Times New Roman" w:eastAsia="Times New Roman" w:hAnsi="Times New Roman"/>
-          <w:color w:val="000000"/>
-          <w:sz w:val="24"/>
-          <w:szCs w:val="24"/>
-          <w:rtl w:val="0"/>
-        </w:rPr>
-        <w:t xml:space="preserve">La oportunidad del riego también debe relacionarse con la formación secuencial de los componentes del rendimiento. Un aporte de agua realizado después de que el número de panojas o de flores potenciales ya fue definido puede sostener la biomasa o el llenado, pero difícilmente recupere completamente componentes determinados en etapas anteriores.</w:t>
-      </w:r>
-      <w:r>
-        <w:rPr>
-          <w:rtl w:val="0"/>
-        </w:rPr>
-      </w:r>
-    </w:p>
-    <w:p>
-      <w:pPr>
-        <w:widowControl w:val="1"/>
-        <w:spacing w:after="120" w:before="0" w:line="360" w:lineRule="auto"/>
-        <w:ind w:left="0" w:right="0" w:firstLine="709"/>
-        <w:jc w:val="both"/>
-        <w:rPr/>
-      </w:pPr>
-      <w:r>
-        <w:rPr>
-          <w:rFonts w:ascii="Times New Roman" w:cs="Times New Roman" w:eastAsia="Times New Roman" w:hAnsi="Times New Roman"/>
-          <w:color w:val="000000"/>
-          <w:sz w:val="24"/>
-          <w:szCs w:val="24"/>
-          <w:rtl w:val="0"/>
-        </w:rPr>
-        <w:t xml:space="preserve">En el presente experimento se aplicaron 165 mm de riego suplementario, de los cuales 90 mm correspondieron a octubre. Durante ese mismo mes se registraron 141 mm de precipitación. Sin mediciones de humedad del suelo, almacenamiento de agua y evapotranspiración no es posible determinar con precisión qué déficit fue corregido por el riego ni qué proporción del agua aportada estuvo disponible para el cultivo.</w:t>
-      </w:r>
-      <w:r>
-        <w:rPr>
-          <w:rtl w:val="0"/>
-        </w:rPr>
-      </w:r>
-    </w:p>
-    <w:p>
-      <w:pPr>
-        <w:widowControl w:val="1"/>
-        <w:spacing w:after="120" w:before="0" w:line="360" w:lineRule="auto"/>
-        <w:ind w:left="0" w:right="0" w:firstLine="709"/>
-        <w:jc w:val="both"/>
-        <w:rPr/>
-      </w:pPr>
-      <w:r>
-        <w:rPr>
-          <w:rtl w:val="0"/>
-        </w:rPr>
-        <w:t xml:space="preserve">La comparación entre condiciones hídricas depende de la estructura del diseño experimental. Cuando cada condición ocupa un único sector, las parcelas constituyen repeticiones de los tratamientos nitrogenados, pero no repeticiones independientes del régimen hídrico; por ello, las diferencias medias entre sectores pueden estar confundidas con variaciones espaciales de suelo, topografía, implantación o fertilidad (Hurlbert, 1984).</w:t>
-      </w:r>
-    </w:p>
-    <w:p>
-      <w:pPr>
-        <w:widowControl w:val="1"/>
-        <w:spacing w:after="120" w:before="0" w:line="360" w:lineRule="auto"/>
-        <w:ind w:left="0" w:right="0" w:firstLine="709"/>
-        <w:jc w:val="both"/>
-        <w:rPr/>
-      </w:pPr>
-      <w:r>
-        <w:rPr>
-          <w:rtl w:val="0"/>
-        </w:rPr>
-        <w:t xml:space="preserve">En este trabajo, la cercanía de los sectores permitió compartir condiciones climáticas y de manejo general, pero no sustituyó la replicación del régimen hídrico. El análisis conjunto se utilizó para examinar la semejanza del patrón relativo de M1–M5 entre los dos sectores, mientras que sus diferencias medias se interpretaron únicamente de forma descriptiva.</w:t>
-      </w:r>
-    </w:p>
-    <w:p>
-      <w:pPr>
-        <w:spacing w:after="0" w:lineRule="auto"/>
-        <w:rPr/>
-      </w:pPr>
+        <w:t xml:space="preserve">La oportunidad del riego también debe relacionarse con la formación secuencial de los componentes del rendimiento. Un aporte de agua realizado después de que el número de panojas o de flores potenciales ya fue definido puede sostener la biomasa o el llenado, pero difícilmente recupere componentes determinados en etapas anteriores.</w:t>
+      </w:r>
       <w:r>
         <w:rPr>
           <w:rtl w:val="0"/>
@@ -2689,12 +2436,62 @@
           <w:szCs w:val="24"/>
           <w:rtl w:val="0"/>
         </w:rPr>
-        <w:t xml:space="preserve">Las curvas críticas de dilución describen la concentración mínima de nitrógeno asociada con el crecimiento máximo para una biomasa determinada. La relación general se expresa como N crítico = a × W elevado a −b, donde W corresponde a la biomasa aérea, y los parámetros a y b representan, respectivamente, la concentración crítica a baja biomasa y la velocidad de dilución durante el crecimiento.</w:t>
-      </w:r>
-      <w:r>
-        <w:rPr>
-          <w:rtl w:val="0"/>
-        </w:rPr>
+        <w:t xml:space="preserve">Las curvas críticas de dilución describen la concentración mínima de nitrógeno asociada con el crecimiento máximo para una biomasa determinada. La relación general se expresa como </w:t>
+      </w:r>
+      <w:sdt>
+        <w:sdtPr>
+          <w:id w:val="1504271559"/>
+          <w:tag w:val="goog_rdk_0"/>
+        </w:sdtPr>
+        <w:sdtContent>
+          <w:r>
+            <w:rPr>
+              <w:rFonts w:ascii="Gungsuh" w:cs="Gungsuh" w:eastAsia="Gungsuh" w:hAnsi="Gungsuh"/>
+              <w:rtl w:val="0"/>
+            </w:rPr>
+            <w:t xml:space="preserve">N crítico = a × W^(−b),</w:t>
+          </w:r>
+        </w:sdtContent>
+      </w:sdt>
+      <w:r>
+        <w:rPr>
+          <w:rFonts w:ascii="Times New Roman" w:cs="Times New Roman" w:eastAsia="Times New Roman" w:hAnsi="Times New Roman"/>
+          <w:color w:val="000000"/>
+          <w:sz w:val="24"/>
+          <w:szCs w:val="24"/>
+          <w:rtl w:val="0"/>
+        </w:rPr>
+        <w:t xml:space="preserve"> donde W corresponde a la biomasa aérea, y los parámetros a y b representan, respectivamente, la concentración crítica a baja biomasa y la velocidad de dilución durante el crecimiento.</w:t>
+      </w:r>
+      <w:r>
+        <w:rPr>
+          <w:rtl w:val="0"/>
+        </w:rPr>
+      </w:r>
+    </w:p>
+    <w:p>
+      <w:pPr>
+        <w:keepLines w:val="0"/>
+        <w:widowControl w:val="1"/>
+        <w:spacing w:after="120" w:before="0" w:line="360" w:lineRule="auto"/>
+        <w:ind w:left="0" w:right="0" w:firstLine="709"/>
+        <w:jc w:val="both"/>
+        <w:rPr>
+          <w:rFonts w:ascii="Times New Roman" w:cs="Times New Roman" w:eastAsia="Times New Roman" w:hAnsi="Times New Roman"/>
+          <w:color w:val="000000"/>
+          <w:sz w:val="24"/>
+          <w:szCs w:val="24"/>
+        </w:rPr>
+      </w:pPr>
+      <w:r>
+        <w:rPr>
+          <w:rFonts w:ascii="Times New Roman" w:cs="Times New Roman" w:eastAsia="Times New Roman" w:hAnsi="Times New Roman"/>
+          <w:color w:val="000000"/>
+          <w:sz w:val="24"/>
+          <w:szCs w:val="24"/>
+          <w:rtl w:val="0"/>
+        </w:rPr>
+        <w:t xml:space="preserve">El Índice de Nutrición Nitrogenada se calcula como el cociente entre la concentración de nitrógeno observada y la concentración crítica estimada. Valores inferiores a uno indican una concentración menor que la definida por la curva crítica; valores próximos a uno corresponden a una condición cercana al nivel crítico; y valores superiores a uno indican una concentración por encima de esa referencia. Esta interpretación solo es válida dentro del rango de biomasa, la especie y la fase de desarrollo para los que la curva fue construida.</w:t>
       </w:r>
     </w:p>
     <w:p>
@@ -2706,116 +2503,61 @@
         <w:jc w:val="both"/>
         <w:rPr/>
       </w:pPr>
-      <w:r>
-        <w:rPr>
-          <w:rFonts w:ascii="Times New Roman" w:cs="Times New Roman" w:eastAsia="Times New Roman" w:hAnsi="Times New Roman"/>
-          <w:color w:val="000000"/>
-          <w:sz w:val="24"/>
-          <w:szCs w:val="24"/>
-          <w:rtl w:val="0"/>
-        </w:rPr>
-        <w:t xml:space="preserve">El Índice de Nutrición Nitrogenada se calcula como el cociente entre la concentración de nitrógeno observada y la concentración crítica estimada. Valores inferiores a uno indican una concentración menor que la definida por la curva crítica; valores próximos a uno corresponden a una condición cercana al nivel crítico; y valores superiores a uno indican una concentración por encima de esa referencia. Esta interpretación solo es válida dentro del rango de biomasa, la especie y la fase de desarrollo para los que la curva fue construida.</w:t>
-      </w:r>
-      <w:r>
-        <w:rPr>
-          <w:rtl w:val="0"/>
-        </w:rPr>
-      </w:r>
-    </w:p>
-    <w:p>
-      <w:pPr>
+      <w:sdt>
+        <w:sdtPr>
+          <w:id w:val="-1879115637"/>
+          <w:tag w:val="goog_rdk_1"/>
+        </w:sdtPr>
+        <w:sdtContent>
+          <w:r>
+            <w:rPr>
+              <w:rFonts w:ascii="Gungsuh" w:cs="Gungsuh" w:eastAsia="Gungsuh" w:hAnsi="Gungsuh"/>
+              <w:rtl w:val="0"/>
+            </w:rPr>
+            <w:t xml:space="preserve">Como referencia histórica para gramíneas templadas C3 se utilizó la curva crítica N crítico = 4,8 × W^(−0,32), que representa la disminución de la concentración crítica de nitrógeno a medida que aumenta la biomasa aérea debido al proceso de dilución del nitrógeno durante el crecimiento (Lemaire y Gastal, 1997).</w:t>
+          </w:r>
+        </w:sdtContent>
+      </w:sdt>
+    </w:p>
+    <w:p>
+      <w:pPr>
+        <w:keepNext w:val="0"/>
         <w:keepLines w:val="0"/>
+        <w:pageBreakBefore w:val="0"/>
         <w:widowControl w:val="1"/>
+        <w:pBdr>
+          <w:top w:space="0" w:sz="0" w:val="nil"/>
+          <w:left w:space="0" w:sz="0" w:val="nil"/>
+          <w:bottom w:space="0" w:sz="0" w:val="nil"/>
+          <w:right w:space="0" w:sz="0" w:val="nil"/>
+          <w:between w:space="0" w:sz="0" w:val="nil"/>
+        </w:pBdr>
+        <w:shd w:fill="auto" w:val="clear"/>
         <w:spacing w:after="120" w:before="0" w:line="360" w:lineRule="auto"/>
         <w:ind w:left="0" w:right="0" w:firstLine="709"/>
         <w:jc w:val="both"/>
         <w:rPr/>
       </w:pPr>
-      <w:r>
-        <w:rPr>
-          <w:rFonts w:ascii="Times New Roman" w:cs="Times New Roman" w:eastAsia="Times New Roman" w:hAnsi="Times New Roman"/>
-          <w:color w:val="000000"/>
-          <w:sz w:val="24"/>
-          <w:szCs w:val="24"/>
-          <w:rtl w:val="0"/>
-        </w:rPr>
-        <w:t xml:space="preserve">Fernández et al. (2021) reanalizaron información de festuca alta procedente de 14 combinaciones de genotipo, ambiente y manejo y propusieron la curva N crítico = 3,93 × W elevado a −0,42. Los autores concluyeron que la curva histórica N crítico = 4,8 × W elevado a −0,32 sobrestimaba la concentración crítica y, en consecuencia, podía producir valores menores del Índice de Nutrición Nitrogenada para una misma observación.</w:t>
-      </w:r>
-      <w:r>
-        <w:rPr>
-          <w:rtl w:val="0"/>
-        </w:rPr>
-      </w:r>
-    </w:p>
-    <w:p>
-      <w:pPr>
-        <w:keepLines w:val="0"/>
-        <w:widowControl w:val="1"/>
-        <w:spacing w:after="120" w:before="0" w:line="360" w:lineRule="auto"/>
-        <w:ind w:left="0" w:right="0" w:firstLine="709"/>
-        <w:jc w:val="both"/>
-        <w:rPr/>
-      </w:pPr>
-      <w:r>
-        <w:rPr>
-          <w:rFonts w:ascii="Times New Roman" w:cs="Times New Roman" w:eastAsia="Times New Roman" w:hAnsi="Times New Roman"/>
-          <w:color w:val="000000"/>
-          <w:sz w:val="24"/>
-          <w:szCs w:val="24"/>
-          <w:rtl w:val="0"/>
-        </w:rPr>
-        <w:t xml:space="preserve">En el presente trabajo, la curva revisada para festuca alta se utilizó como referencia principal, mientras que la curva histórica se conservó como análisis de sensibilidad. La comparación entre ambas permitió determinar en qué medida la selección de la curva modificó la magnitud absoluta del índice y su interpretación.</w:t>
-      </w:r>
-      <w:r>
-        <w:rPr>
-          <w:rtl w:val="0"/>
-        </w:rPr>
-      </w:r>
-    </w:p>
-    <w:p>
-      <w:pPr>
-        <w:keepLines w:val="0"/>
-        <w:widowControl w:val="1"/>
-        <w:spacing w:after="120" w:before="0" w:line="360" w:lineRule="auto"/>
-        <w:ind w:left="0" w:right="0" w:firstLine="709"/>
-        <w:jc w:val="both"/>
-        <w:rPr/>
-      </w:pPr>
-      <w:r>
-        <w:rPr>
-          <w:rFonts w:ascii="Times New Roman" w:cs="Times New Roman" w:eastAsia="Times New Roman" w:hAnsi="Times New Roman"/>
-          <w:color w:val="000000"/>
-          <w:sz w:val="24"/>
-          <w:szCs w:val="24"/>
-          <w:rtl w:val="0"/>
-        </w:rPr>
-        <w:t xml:space="preserve">La aplicación del índice en un semillero durante etapas reproductivas avanzadas requiere cautela. La senescencia foliar, el aumento de la proporción de tallos y la redistribución del nitrógeno hacia las estructuras reproductivas pueden reducir la concentración del nutriente sin que ello implique necesariamente una respuesta posterior del rendimiento a una nueva aplicación. Además, la curva revisada no fue calibrada específicamente para el cultivar Rizar destinado a la producción de semilla.</w:t>
-      </w:r>
-      <w:r>
-        <w:rPr>
-          <w:rtl w:val="0"/>
-        </w:rPr>
-      </w:r>
-    </w:p>
-    <w:p>
-      <w:pPr>
-        <w:keepLines w:val="0"/>
-        <w:widowControl w:val="1"/>
-        <w:spacing w:after="120" w:before="0" w:line="360" w:lineRule="auto"/>
-        <w:ind w:left="0" w:right="0" w:firstLine="709"/>
-        <w:jc w:val="both"/>
-        <w:rPr/>
-      </w:pPr>
-      <w:r>
-        <w:rPr>
-          <w:rFonts w:ascii="Times New Roman" w:cs="Times New Roman" w:eastAsia="Times New Roman" w:hAnsi="Times New Roman"/>
-          <w:color w:val="000000"/>
-          <w:sz w:val="24"/>
-          <w:szCs w:val="24"/>
-          <w:rtl w:val="0"/>
-        </w:rPr>
-        <w:t xml:space="preserve">Por estas razones, el Índice de Nutrición Nitrogenada se utilizó principalmente para comparar las trayectorias relativas de los tratamientos y su evolución entre fechas, y no para establecer umbrales absolutos de suficiencia o deficiencia. El índice tampoco se consideró una medida de eficiencia de uso del nitrógeno, ya que describe el estado nitrogenado del cultivo y no el rendimiento obtenido por unidad de fertilizante aplicado. Su interpretación debe realizarse conjuntamente con la biomasa, la concentración y acumulación de nitrógeno, la etapa fenológica y el rendimiento de semilla.</w:t>
-      </w:r>
+      <w:sdt>
+        <w:sdtPr>
+          <w:id w:val="-1948396030"/>
+          <w:tag w:val="goog_rdk_2"/>
+        </w:sdtPr>
+        <w:sdtContent>
+          <w:r>
+            <w:rPr>
+              <w:rFonts w:ascii="Gungsuh" w:cs="Gungsuh" w:eastAsia="Gungsuh" w:hAnsi="Gungsuh"/>
+              <w:b w:val="0"/>
+              <w:bCs w:val="0"/>
+              <w:i w:val="0"/>
+              <w:iCs w:val="0"/>
+              <w:color w:val="000000"/>
+              <w:rtl w:val="0"/>
+            </w:rPr>
+            <w:t xml:space="preserve">Fernández et al. (2021) reanalizaron información de festuca alta procedente de 14 combinaciones de genotipo, ambiente y manejo y propusieron la curva N crítico = 3,93 × W^(−0,42). Los autores concluyeron que la curva histórica N crítico = 4,8 × W^(−0,32), sobrestimaba la concentración crítica y, en consecuencia, podía producir valores menores del Índice de Nutrición Nitrogenada para una misma observación.</w:t>
+          </w:r>
+        </w:sdtContent>
+      </w:sdt>
       <w:r>
         <w:rPr>
           <w:rtl w:val="0"/>
@@ -2851,7 +2593,18 @@
     </w:p>
     <w:p>
       <w:pPr>
+        <w:keepNext w:val="0"/>
+        <w:keepLines w:val="0"/>
+        <w:pageBreakBefore w:val="0"/>
         <w:widowControl w:val="1"/>
+        <w:pBdr>
+          <w:top w:space="0" w:sz="0" w:val="nil"/>
+          <w:left w:space="0" w:sz="0" w:val="nil"/>
+          <w:bottom w:space="0" w:sz="0" w:val="nil"/>
+          <w:right w:space="0" w:sz="0" w:val="nil"/>
+          <w:between w:space="0" w:sz="0" w:val="nil"/>
+        </w:pBdr>
+        <w:shd w:fill="auto" w:val="clear"/>
         <w:spacing w:after="120" w:before="0" w:line="360" w:lineRule="auto"/>
         <w:ind w:left="0" w:right="0" w:firstLine="709"/>
         <w:jc w:val="both"/>
@@ -2860,22 +2613,36 @@
       <w:r>
         <w:rPr>
           <w:rFonts w:ascii="Times New Roman" w:cs="Times New Roman" w:eastAsia="Times New Roman" w:hAnsi="Times New Roman"/>
-          <w:color w:val="000000"/>
-          <w:sz w:val="24"/>
-          <w:szCs w:val="24"/>
-          <w:rtl w:val="0"/>
-        </w:rPr>
-        <w:t xml:space="preserve">La expresión eficiencia de uso del nitrógeno comprende indicadores que responden a preguntas diferentes. Entre los más utilizados se encuentran la productividad parcial, la eficiencia agronómica, la recuperación aparente y la eficiencia fisiológica. Por lo tanto, su interpretación requiere especificar la fórmula, las unidades y el componente del sistema que representa cada uno (Fixen et al., 2015).</w:t>
-      </w:r>
-      <w:r>
-        <w:rPr>
-          <w:rtl w:val="0"/>
-        </w:rPr>
-      </w:r>
-    </w:p>
-    <w:p>
-      <w:pPr>
+          <w:b w:val="0"/>
+          <w:bCs w:val="0"/>
+          <w:i w:val="0"/>
+          <w:iCs w:val="0"/>
+          <w:color w:val="000000"/>
+          <w:rtl w:val="0"/>
+        </w:rPr>
+        <w:t xml:space="preserve">La</w:t>
+      </w:r>
+      <w:r>
+        <w:rPr>
+          <w:rtl w:val="0"/>
+        </w:rPr>
+        <w:t xml:space="preserve"> eficiencia agronómica del nitrógeno expresa el incremento de rendimiento obtenido por unidad de nitrógeno aplicado y se calcula como la diferencia de rendimiento entre un tratamiento fertilizado y su testigo sin fertilizar, dividida entre la dosis de nitrógeno agregada. Este indicador permite cuantificar la respuesta productiva al fertilizante. (Fixen et al., 2015).</w:t>
+      </w:r>
+    </w:p>
+    <w:p>
+      <w:pPr>
+        <w:keepNext w:val="0"/>
+        <w:keepLines w:val="0"/>
+        <w:pageBreakBefore w:val="0"/>
         <w:widowControl w:val="1"/>
+        <w:pBdr>
+          <w:top w:space="0" w:sz="0" w:val="nil"/>
+          <w:left w:space="0" w:sz="0" w:val="nil"/>
+          <w:bottom w:space="0" w:sz="0" w:val="nil"/>
+          <w:right w:space="0" w:sz="0" w:val="nil"/>
+          <w:between w:space="0" w:sz="0" w:val="nil"/>
+        </w:pBdr>
+        <w:shd w:fill="auto" w:val="clear"/>
         <w:spacing w:after="120" w:before="0" w:line="360" w:lineRule="auto"/>
         <w:ind w:left="0" w:right="0" w:firstLine="709"/>
         <w:jc w:val="both"/>
@@ -2884,218 +2651,20 @@
       <w:r>
         <w:rPr>
           <w:rFonts w:ascii="Times New Roman" w:cs="Times New Roman" w:eastAsia="Times New Roman" w:hAnsi="Times New Roman"/>
-          <w:color w:val="000000"/>
-          <w:sz w:val="24"/>
-          <w:szCs w:val="24"/>
-          <w:rtl w:val="0"/>
-        </w:rPr>
-        <w:t xml:space="preserve">La productividad parcial relaciona el rendimiento obtenido con la dosis de nitrógeno aplicada. La eficiencia agronómica expresa el incremento de rendimiento respecto a un tratamiento testigo por unidad de nitrógeno agregado. La recuperación aparente relaciona el incremento de nitrógeno absorbido con la dosis aplicada, mientras que la eficiencia fisiológica vincula el aumento del rendimiento con el incremento de nitrógeno absorbido. Estos indicadores no son equivalentes ni pueden utilizarse indistintamente.</w:t>
-      </w:r>
-      <w:r>
-        <w:rPr>
-          <w:rtl w:val="0"/>
-        </w:rPr>
-      </w:r>
-    </w:p>
-    <w:p>
-      <w:pPr>
-        <w:widowControl w:val="1"/>
-        <w:spacing w:after="120" w:before="0" w:line="360" w:lineRule="auto"/>
-        <w:ind w:left="0" w:right="0" w:firstLine="709"/>
-        <w:jc w:val="both"/>
-        <w:rPr/>
-      </w:pPr>
-      <w:r>
-        <w:rPr>
-          <w:rFonts w:ascii="Times New Roman" w:cs="Times New Roman" w:eastAsia="Times New Roman" w:hAnsi="Times New Roman"/>
-          <w:color w:val="000000"/>
-          <w:sz w:val="24"/>
-          <w:szCs w:val="24"/>
-          <w:rtl w:val="0"/>
-        </w:rPr>
-        <w:t xml:space="preserve">En el presente trabajo se utilizó la eficiencia agronómica del nitrógeno, debido a que permite cuantificar la cantidad adicional de semilla limpia producida por kilogramo de nitrógeno experimental aplicado. Para cada tratamiento fertilizado, el incremento del rendimiento se calculó respecto a M0 del mismo bloque y ensayo, y se dividió entre la dosis experimental total de 200 kg de nitrógeno por hectárea.</w:t>
-      </w:r>
-      <w:r>
-        <w:rPr>
-          <w:rtl w:val="0"/>
-        </w:rPr>
-      </w:r>
-    </w:p>
-    <w:p>
-      <w:pPr>
-        <w:widowControl w:val="1"/>
-        <w:spacing w:after="120" w:before="0" w:line="360" w:lineRule="auto"/>
-        <w:ind w:left="0" w:right="0" w:firstLine="709"/>
-        <w:jc w:val="both"/>
-        <w:rPr/>
-      </w:pPr>
-      <w:r>
-        <w:rPr>
-          <w:rFonts w:ascii="Times New Roman" w:cs="Times New Roman" w:eastAsia="Times New Roman" w:hAnsi="Times New Roman"/>
-          <w:color w:val="000000"/>
-          <w:sz w:val="24"/>
-          <w:szCs w:val="24"/>
-          <w:rtl w:val="0"/>
-        </w:rPr>
-        <w:t xml:space="preserve">Este indicador debe interpretarse considerando que M0 no representó una condición de ausencia total de nitrógeno. Todas las parcelas recibieron la fertilización general del semillero y estuvieron expuestas al aporte del suelo. Además, como M1–M5 recibieron la misma dosis experimental, la eficiencia agronómica constituyó una transformación lineal del rendimiento y no generó una prueba estadística independiente.</w:t>
-      </w:r>
-      <w:r>
-        <w:rPr>
-          <w:rtl w:val="0"/>
-        </w:rPr>
-      </w:r>
-    </w:p>
-    <w:p>
-      <w:pPr>
-        <w:widowControl w:val="1"/>
-        <w:spacing w:after="120" w:before="0" w:line="360" w:lineRule="auto"/>
-        <w:ind w:left="0" w:right="0" w:firstLine="709"/>
-        <w:jc w:val="both"/>
-        <w:rPr/>
-      </w:pPr>
-      <w:r>
-        <w:rPr>
-          <w:rFonts w:ascii="Times New Roman" w:cs="Times New Roman" w:eastAsia="Times New Roman" w:hAnsi="Times New Roman"/>
-          <w:color w:val="000000"/>
-          <w:sz w:val="24"/>
-          <w:szCs w:val="24"/>
-          <w:rtl w:val="0"/>
-        </w:rPr>
-        <w:t xml:space="preserve">El nitrógeno acumulado en la biomasa aérea podría utilizarse para estimar una recuperación aparente. Sin embargo, la fertilización nitrogenada previa, la ausencia de mediciones de raíces y la falta de un balance de nitrógeno del suelo limitan esa interpretación. La diferencia de nitrógeno aéreo respecto a M0 no permite determinar qué proporción procedió directamente de la urea experimental.</w:t>
-      </w:r>
-      <w:r>
-        <w:rPr>
-          <w:rtl w:val="0"/>
-        </w:rPr>
-      </w:r>
-    </w:p>
-    <w:p>
-      <w:pPr>
-        <w:widowControl w:val="1"/>
-        <w:spacing w:after="120" w:before="0" w:line="360" w:lineRule="auto"/>
-        <w:ind w:left="0" w:right="0" w:firstLine="709"/>
-        <w:jc w:val="both"/>
-        <w:rPr/>
-      </w:pPr>
-      <w:r>
-        <w:rPr>
-          <w:rFonts w:ascii="Times New Roman" w:cs="Times New Roman" w:eastAsia="Times New Roman" w:hAnsi="Times New Roman"/>
-          <w:color w:val="000000"/>
-          <w:sz w:val="24"/>
-          <w:szCs w:val="24"/>
-          <w:rtl w:val="0"/>
-        </w:rPr>
-        <w:t xml:space="preserve">La productividad del agua también depende del límite adoptado para el cálculo. Puede expresarse respecto al agua efectivamente consumida por el cultivo, generalmente estimada mediante la evapotranspiración, o respecto al agua aportada mediante la precipitación, el riego o la suma de ambos componentes. Por esta razón, el denominador debe declararse de forma explícita (FAO, 2003; FAO, 2021).</w:t>
-      </w:r>
-      <w:r>
-        <w:rPr>
-          <w:rtl w:val="0"/>
-        </w:rPr>
-      </w:r>
-    </w:p>
-    <w:p>
-      <w:pPr>
-        <w:widowControl w:val="1"/>
-        <w:spacing w:after="120" w:before="0" w:line="360" w:lineRule="auto"/>
-        <w:ind w:left="0" w:right="0" w:firstLine="709"/>
-        <w:jc w:val="both"/>
-        <w:rPr/>
-      </w:pPr>
-      <w:r>
-        <w:rPr>
-          <w:rFonts w:ascii="Times New Roman" w:cs="Times New Roman" w:eastAsia="Times New Roman" w:hAnsi="Times New Roman"/>
-          <w:color w:val="000000"/>
-          <w:sz w:val="24"/>
-          <w:szCs w:val="24"/>
-          <w:rtl w:val="0"/>
-        </w:rPr>
-        <w:t xml:space="preserve">Como en este estudio solo se dispuso de registros de precipitación y riego, se calculó una productividad aparente del agua aportada. El rendimiento de semilla limpia se dividió entre la precipitación registrada en el ensayo de secano y entre la suma de la precipitación y el riego suplementario en el ensayo bajo riego. Este cociente no representa una eficiencia fisiológica ni una productividad basada en el agua efectivamente consumida.</w:t>
-      </w:r>
-      <w:r>
-        <w:rPr>
-          <w:rtl w:val="0"/>
-        </w:rPr>
-      </w:r>
-    </w:p>
-    <w:p>
-      <w:pPr>
-        <w:widowControl w:val="1"/>
-        <w:spacing w:after="120" w:before="0" w:line="360" w:lineRule="auto"/>
-        <w:ind w:left="0" w:right="0" w:firstLine="709"/>
-        <w:jc w:val="both"/>
-        <w:rPr/>
-      </w:pPr>
-      <w:r>
-        <w:rPr>
-          <w:rFonts w:ascii="Times New Roman" w:cs="Times New Roman" w:eastAsia="Times New Roman" w:hAnsi="Times New Roman"/>
-          <w:color w:val="000000"/>
-          <w:sz w:val="24"/>
-          <w:szCs w:val="24"/>
-          <w:rtl w:val="0"/>
-        </w:rPr>
-        <w:t xml:space="preserve">La comparación del indicador entre sectores requiere una precaución adicional, porque el denominador del sector regado fue mayor por definición. Si el rendimiento no aumenta en la misma proporción que el agua aportada, el cociente disminuye, pero ello no demuestra una menor capacidad fisiológica de utilización del agua. Además, debido a que cada condición hídrica ocupó un único sector, la comparación entre secano y riego tuvo carácter descriptivo y no permitió aislar causalmente el efecto del riego.</w:t>
-      </w:r>
-      <w:r>
-        <w:rPr>
-          <w:rtl w:val="0"/>
-        </w:rPr>
-      </w:r>
-    </w:p>
-    <w:p>
-      <w:pPr>
-        <w:pStyle w:val="Heading2"/>
-        <w:keepNext w:val="1"/>
-        <w:spacing w:after="120" w:before="240" w:line="276" w:lineRule="auto"/>
-        <w:ind w:left="0" w:right="0" w:firstLine="0"/>
-        <w:jc w:val="left"/>
-        <w:rPr/>
-      </w:pPr>
-      <w:r>
-        <w:rPr>
-          <w:rFonts w:ascii="Times New Roman" w:cs="Times New Roman" w:eastAsia="Times New Roman" w:hAnsi="Times New Roman"/>
-          <w:b w:val="1"/>
-          <w:bCs w:val="1"/>
-          <w:color w:val="000000"/>
-          <w:sz w:val="26"/>
-          <w:szCs w:val="26"/>
-          <w:rtl w:val="0"/>
-        </w:rPr>
-        <w:t xml:space="preserve">2.7 Síntesis conceptual</w:t>
-      </w:r>
-      <w:r>
-        <w:rPr>
-          <w:rtl w:val="0"/>
-        </w:rPr>
-      </w:r>
-    </w:p>
-    <w:p>
-      <w:pPr>
-        <w:widowControl w:val="1"/>
-        <w:spacing w:after="120" w:before="0" w:line="360" w:lineRule="auto"/>
-        <w:ind w:left="0" w:right="0" w:firstLine="709"/>
-        <w:jc w:val="both"/>
-        <w:rPr/>
-      </w:pPr>
-      <w:r>
-        <w:rPr>
-          <w:rtl w:val="0"/>
-        </w:rPr>
-        <w:t xml:space="preserve">El momento de aplicación del nitrógeno puede modificar, en primer término, la dinámica de producción de biomasa y el estado nitrogenado del cultivo; posteriormente, la formación y supervivencia de panojas, el número de semillas por panoja y el peso individual; y, finalmente, el rendimiento de semilla y los indicadores derivados. La ausencia de diferencias en el rendimiento final no implica una ausencia de respuesta fisiológica, porque trayectorias contrastantes pueden converger mediante relaciones inversas entre componentes, sin que ello demuestre una recuperación completa de pérdidas ocurridas previamente.</w:t>
-      </w:r>
-    </w:p>
-    <w:p>
-      <w:pPr>
-        <w:widowControl w:val="1"/>
-        <w:spacing w:after="120" w:before="0" w:line="360" w:lineRule="auto"/>
-        <w:ind w:left="0" w:right="0" w:firstLine="709"/>
-        <w:jc w:val="both"/>
-        <w:rPr/>
-      </w:pPr>
-      <w:r>
-        <w:rPr>
-          <w:rtl w:val="0"/>
-        </w:rPr>
-        <w:t xml:space="preserve">La comparación principal entre M1–M5 evalúa el efecto del momento de aplicación cuando la dosis total se mantiene constante. De manera complementaria, la inclusión de M0 permite describir la respuesta a los 200 kg N ha⁻¹ aplicados experimentalmente, y la interacción momento × sector examina si el patrón relativo de M1–M5 difiere entre los sectores de secano y riego suplementario. Esta separación evita atribuir al momento diferencias asociadas con la presencia o ausencia de fertilización experimental.</w:t>
+          <w:b w:val="0"/>
+          <w:bCs w:val="0"/>
+          <w:i w:val="0"/>
+          <w:iCs w:val="0"/>
+          <w:color w:val="000000"/>
+          <w:rtl w:val="0"/>
+        </w:rPr>
+        <w:t xml:space="preserve">La</w:t>
+      </w:r>
+      <w:r>
+        <w:rPr>
+          <w:rtl w:val="0"/>
+        </w:rPr>
+        <w:t xml:space="preserve"> productividad del agua relaciona el rendimiento obtenido con la cantidad de agua considerada en el análisis. Cuando el denominador corresponde al agua aportada por precipitación y/o riego, el indicador expresa la producción por unidad de agua recibida. (FAO, 2003).</w:t>
       </w:r>
     </w:p>
     <w:p>
@@ -3291,25 +2860,14 @@
         <w:ind w:left="425" w:right="0" w:hanging="255"/>
         <w:jc w:val="both"/>
         <w:rPr>
-          <w:color w:val="000000"/>
-        </w:rPr>
-      </w:pPr>
-      <w:r>
-        <w:rPr>
-          <w:rFonts w:ascii="Times New Roman" w:cs="Times New Roman" w:eastAsia="Times New Roman" w:hAnsi="Times New Roman"/>
-          <w:b w:val="0"/>
-          <w:bCs w:val="0"/>
-          <w:color w:val="000000"/>
-          <w:sz w:val="24"/>
-          <w:szCs w:val="24"/>
-          <w:rtl w:val="0"/>
-        </w:rPr>
-        <w:t xml:space="preserve">Caracterizar la respuesta temporal de la producción de biomasa, la concentración y acumulación de nitrógeno y el Índice de Nutrición Nitrogenada frente a los distintos momentos de aplicación.</w:t>
-      </w:r>
-      <w:r>
-        <w:rPr>
-          <w:rtl w:val="0"/>
-        </w:rPr>
+          <w:u w:val="none"/>
+        </w:rPr>
+      </w:pPr>
+      <w:r>
+        <w:rPr>
+          <w:rtl w:val="0"/>
+        </w:rPr>
+        <w:t xml:space="preserve">Describir, en cada fecha de evaluación, la producción de biomasa, la concentración y acumulación de nitrógeno y el Índice de Nutrición Nitrogenada frente a los distintos momentos de aplicación.</w:t>
       </w:r>
     </w:p>
     <w:p>
@@ -3394,7 +2952,13 @@
           <w:szCs w:val="24"/>
           <w:rtl w:val="0"/>
         </w:rPr>
-        <w:t xml:space="preserve">Comparar la respuesta a los momentos de aplicación dentro de cada sector y, de manera complementaria, evaluar mediante un análisis conjunto el efecto del momento y su interacción con el ambiente, sin atribuir causalmente al riego las diferencias medias entre sectores.</w:t>
+        <w:t xml:space="preserve">Comparar la respuesta a los momentos de aplicación dentro de cada sector y, de manera complementaria, evaluar mediante un análisis conjunto el efecto del momento y su interacción con el ambiente</w:t>
+      </w:r>
+      <w:r>
+        <w:rPr>
+          <w:rtl w:val="0"/>
+        </w:rPr>
+        <w:t xml:space="preserve">.</w:t>
       </w:r>
       <w:r>
         <w:rPr>
@@ -3440,25 +3004,14 @@
         <w:ind w:left="425" w:right="0" w:hanging="255"/>
         <w:jc w:val="both"/>
         <w:rPr>
-          <w:color w:val="000000"/>
-        </w:rPr>
-      </w:pPr>
-      <w:r>
-        <w:rPr>
-          <w:rFonts w:ascii="Times New Roman" w:cs="Times New Roman" w:eastAsia="Times New Roman" w:hAnsi="Times New Roman"/>
-          <w:b w:val="0"/>
-          <w:bCs w:val="0"/>
-          <w:color w:val="000000"/>
-          <w:sz w:val="24"/>
-          <w:szCs w:val="24"/>
-          <w:rtl w:val="0"/>
-        </w:rPr>
-        <w:t xml:space="preserve">Las aplicaciones tempranas aceleran la acumulación inicial de biomasa y nitrógeno y favorecen la formación de panojas, mientras que las aplicaciones intermedias o tardías mantienen un mayor estado nitrogenado durante etapas posteriores y favorecen el número de semillas por panoja.</w:t>
-      </w:r>
-      <w:r>
-        <w:rPr>
-          <w:rtl w:val="0"/>
-        </w:rPr>
+          <w:u w:val="none"/>
+        </w:rPr>
+      </w:pPr>
+      <w:r>
+        <w:rPr>
+          <w:rtl w:val="0"/>
+        </w:rPr>
+        <w:t xml:space="preserve">Los momentos de aplicación producen diferencias en la biomasa, la concentración y acumulación de nitrógeno y el Índice de Nutrición Nitrogenada, así como en uno o más componentes del rendimiento.</w:t>
       </w:r>
     </w:p>
     <w:p>
@@ -3485,7 +3038,13 @@
           <w:szCs w:val="24"/>
           <w:rtl w:val="0"/>
         </w:rPr>
-        <w:t xml:space="preserve">Los distintos momentos de aplicación generan patrones contrastantes en la densidad de panojas y el número estimado de semillas por panoja, sin diferencias equivalentes en el rendimiento final entre tratamientos que reciben la misma dosis total de nitrógeno.</w:t>
+        <w:t xml:space="preserve">Los distintos momentos de aplicación generan patrones contrastantes en la densidad de panojas y el número estimado de semillas por panoja</w:t>
+      </w:r>
+      <w:r>
+        <w:rPr>
+          <w:rtl w:val="0"/>
+        </w:rPr>
+        <w:t xml:space="preserve">.</w:t>
       </w:r>
       <w:r>
         <w:rPr>
@@ -3600,7 +3159,7 @@
           <w:szCs w:val="26"/>
         </w:rPr>
       </w:pPr>
-      <w:bookmarkStart w:colFirst="0" w:colLast="0" w:name="_td48uujzkzpq" w:id="5"/>
+      <w:bookmarkStart w:colFirst="0" w:colLast="0" w:name="_heading=h.cuebanqwiupo" w:id="5"/>
       <w:bookmarkEnd w:id="5"/>
       <w:r>
         <w:rPr>
@@ -3632,7 +3191,7 @@
         <w:rPr>
           <w:rtl w:val="0"/>
         </w:rPr>
-        <w:t xml:space="preserve">El trabajo se realizó durante el ciclo reproductivo de 2025 en un semillero establecido de festuca alta (</w:t>
+        <w:t xml:space="preserve">El trabajo se realizó durante el ciclo productivo de 2025 en un semillero establecido de festuca alta (</w:t>
       </w:r>
       <w:r>
         <w:rPr>
@@ -3646,7 +3205,7 @@
         <w:rPr>
           <w:rtl w:val="0"/>
         </w:rPr>
-        <w:t xml:space="preserve"> Schreb.) cv. Rizar, ubicado en el establecimiento La Favorita, en el departamento de Soriano, Uruguay, en una zona rural próxima a Sacachispas. El sitio se localizó en las coordenadas geográficas 33°12′01,09″ S y 57°32′18″ O, referidas al sistema geodésico WGS 84, a una elevación aproximada de 75 m sobre el nivel del mar. El paisaje corresponde a lomadas y los ensayos se ubicaron en una posición de ladera alta, sobre una pendiente suave de aproximadamente 3 %. El semillero había sido implantado en 2023 y, al momento del experimento, correspondía a un cultivo establecido con antecedentes de utilización mediante pastoreo y fertilización general a escala de chacra.</w:t>
+        <w:t xml:space="preserve"> Schreb.) cv. Rizar, ubicado en el establecimiento La Favorita, en el departamento de Soriano, Uruguay, en una zona rural próxima a Sacachispas. El sitio se localizó en las coordenadas geográficas 33°12′01,09″ S y 57°32′18″ O, a una elevación aproximada de 75 m sobre el nivel del mar. El paisaje corresponde a lomadas y los ensayos se ubicaron en una posición de ladera alta, sobre una pendiente suave de aproximadamente 3 %. El semillero fue implantado en 2023 y, al momento del experimento, correspondía a un cultivo establecido con antecedentes de utilización mediante pastoreo y fertilización general a escala de chacra.</w:t>
       </w:r>
     </w:p>
     <w:p>
@@ -3702,7 +3261,7 @@
           <w:szCs w:val="26"/>
         </w:rPr>
       </w:pPr>
-      <w:bookmarkStart w:colFirst="0" w:colLast="0" w:name="_6sex7qdqmuk4" w:id="6"/>
+      <w:bookmarkStart w:colFirst="0" w:colLast="0" w:name="_heading=h.ttjmqhjlo5xc" w:id="6"/>
       <w:bookmarkEnd w:id="6"/>
       <w:r>
         <w:rPr>
@@ -3770,7 +3329,7 @@
           <w:szCs w:val="24"/>
           <w:rtl w:val="0"/>
         </w:rPr>
-        <w:t xml:space="preserve"> Schreb.) cv. Rizar. Este cultivar, de tipo continental-rizomatoso, presenta hábito de crecimiento semipostrado, capacidad para formar un tapiz denso, persistencia, rusticidad y buen comportamiento sanitario frente a royas. Su fecha de floración es intermedia y similar a la del cultivar Estanzuela Tacuabé (Maranges et al., 2019). El semillero fue implantado en 2023 mediante siembra directa, con una densidad de 20 kg de semilla ha⁻¹. La semilla utilizada fue provista por PGG Wrightson Seeds.</w:t>
+        <w:t xml:space="preserve"> Schreb.) cv. Rizar. Este cultivar, de tipo continental-rizomatoso, presenta hábito de crecimiento semipostrado, capacidad para formar un tapiz denso, persistencia, rusticidad y buen comportamiento sanitario frente a royas. Su fecha de floración es intermedia y similar a la del cultivar Estanzuela Tacuabé (Maranges et al., 2019). El semillero fue implantado en 2023 mediante siembra directa, con una densidad de 20 kg de semilla ha⁻¹. </w:t>
       </w:r>
       <w:r>
         <w:rPr>
@@ -3792,7 +3351,7 @@
           <w:szCs w:val="26"/>
         </w:rPr>
       </w:pPr>
-      <w:bookmarkStart w:colFirst="0" w:colLast="0" w:name="_64044oyw84ju" w:id="7"/>
+      <w:bookmarkStart w:colFirst="0" w:colLast="0" w:name="_heading=h.ckib26mfb0cj" w:id="7"/>
       <w:bookmarkEnd w:id="7"/>
       <w:r>
         <w:rPr>
@@ -3904,7 +3463,67 @@
           <w:szCs w:val="24"/>
           <w:rtl w:val="0"/>
         </w:rPr>
-        <w:t xml:space="preserve">La parcela constituyó la unidad experimental para evaluar el efecto de los tratamientos nitrogenados dentro de cada ensayo. La condición hídrica, en cambio, estuvo representada por un único sector de secano y un único sector con riego suplementario, sin aleatorización ni replicación en unidades hídricas independientes. Por esta razón, las diferencias medias entre sectores no se interpretaron como un efecto causal exclusivo del riego. Se generó una asignación aleatoria de los tratamientos dentro de los bloques y la misma distribución se reprodujo en ambos sectores. Las parcelas estuvieron separadas por calles de 2 m. No se establecieron borduras experimentales específicas; los cambios de manejo fuera de los ensayos se realizaron a varios metros de las parcelas para minimizar posibles interferencias.</w:t>
+        <w:t xml:space="preserve">La parcela constituyó la unidad experimental para evaluar el efecto de los tratamientos nitrogenados dentro de cada ensayo. La condición hídrica, en cambio, estuvo representada por un único sector de secano y un único sector con riego suplementario, sin aleatorización ni replicación en unidades hídricas independientes. Por esta razón, las diferencias medias entre sectores no se interpretaron como un efecto causal exclusivo del riego. Se generó una asignación aleatoria de los tratamientos dentro de los bloques y la misma distribución se reprodujo en ambos sectores. Las parcelas </w:t>
+      </w:r>
+      <w:r>
+        <w:rPr>
+          <w:rtl w:val="0"/>
+        </w:rPr>
+        <w:t xml:space="preserve">estaban</w:t>
+      </w:r>
+      <w:r>
+        <w:rPr>
+          <w:rFonts w:ascii="Times New Roman" w:cs="Times New Roman" w:eastAsia="Times New Roman" w:hAnsi="Times New Roman"/>
+          <w:b w:val="0"/>
+          <w:bCs w:val="0"/>
+          <w:i w:val="0"/>
+          <w:iCs w:val="0"/>
+          <w:color w:val="000000"/>
+          <w:sz w:val="24"/>
+          <w:szCs w:val="24"/>
+          <w:rtl w:val="0"/>
+        </w:rPr>
+        <w:t xml:space="preserve"> separadas por calles de 2 m. No se establecieron borduras experimentales específicas; </w:t>
+      </w:r>
+      <w:r>
+        <w:rPr>
+          <w:rtl w:val="0"/>
+        </w:rPr>
+        <w:t xml:space="preserve">el manejo del semillero,</w:t>
+      </w:r>
+      <w:r>
+        <w:rPr>
+          <w:rFonts w:ascii="Times New Roman" w:cs="Times New Roman" w:eastAsia="Times New Roman" w:hAnsi="Times New Roman"/>
+          <w:b w:val="0"/>
+          <w:bCs w:val="0"/>
+          <w:i w:val="0"/>
+          <w:iCs w:val="0"/>
+          <w:color w:val="000000"/>
+          <w:sz w:val="24"/>
+          <w:szCs w:val="24"/>
+          <w:rtl w:val="0"/>
+        </w:rPr>
+        <w:t xml:space="preserve"> fuera de los ensayos se realiz</w:t>
+      </w:r>
+      <w:r>
+        <w:rPr>
+          <w:rtl w:val="0"/>
+        </w:rPr>
+        <w:t xml:space="preserve">ó</w:t>
+      </w:r>
+      <w:r>
+        <w:rPr>
+          <w:rFonts w:ascii="Times New Roman" w:cs="Times New Roman" w:eastAsia="Times New Roman" w:hAnsi="Times New Roman"/>
+          <w:b w:val="0"/>
+          <w:bCs w:val="0"/>
+          <w:i w:val="0"/>
+          <w:iCs w:val="0"/>
+          <w:color w:val="000000"/>
+          <w:sz w:val="24"/>
+          <w:szCs w:val="24"/>
+          <w:rtl w:val="0"/>
+        </w:rPr>
+        <w:t xml:space="preserve"> a varios metros de las parcelas para minimizar posibles interferencias.</w:t>
       </w:r>
       <w:r>
         <w:rPr>
@@ -3926,7 +3545,7 @@
           <w:szCs w:val="26"/>
         </w:rPr>
       </w:pPr>
-      <w:bookmarkStart w:colFirst="0" w:colLast="0" w:name="_qpy22i2fxcsy" w:id="8"/>
+      <w:bookmarkStart w:colFirst="0" w:colLast="0" w:name="_heading=h.b10ivvj12se8" w:id="8"/>
       <w:bookmarkEnd w:id="8"/>
       <w:r>
         <w:rPr>
@@ -3956,6 +3575,12 @@
       </w:pPr>
       <w:r>
         <w:rPr>
+          <w:rtl w:val="0"/>
+        </w:rPr>
+        <w:t xml:space="preserve">Se evaluaron seis tratamientos definidos por el calendario de las aplicaciones experimentales de nitrógeno. M0 no recibió nitrógeno experimental adicional, mientras que M1–M5 recibieron 200 kg N ha⁻¹ experimentales, fraccionados en dos aplicaciones de 100 kg N ha⁻¹. </w:t>
+      </w:r>
+      <w:r>
+        <w:rPr>
           <w:rFonts w:ascii="Times New Roman" w:cs="Times New Roman" w:eastAsia="Times New Roman" w:hAnsi="Times New Roman"/>
           <w:b w:val="0"/>
           <w:bCs w:val="0"/>
@@ -3964,7 +3589,25 @@
           <w:szCs w:val="24"/>
           <w:rtl w:val="0"/>
         </w:rPr>
-        <w:t xml:space="preserve">Se evaluaron seis tratamientos definidos por el momento de aplicación del nitrógeno durante el período invierno-primaveral. M0 correspondió al testigo sin nitrógeno experimental adicional, mientras que M1, M2, M3, M4 y M5 recibieron la misma dosis total, distribuida en diferentes fechas.</w:t>
+        <w:t xml:space="preserve">La fuente utilizada fue urea con 46 % de nitrógeno, por lo que cada aplicación </w:t>
+      </w:r>
+      <w:r>
+        <w:rPr>
+          <w:rtl w:val="0"/>
+        </w:rPr>
+        <w:t xml:space="preserve">fue equivalente</w:t>
+      </w:r>
+      <w:r>
+        <w:rPr>
+          <w:rFonts w:ascii="Times New Roman" w:cs="Times New Roman" w:eastAsia="Times New Roman" w:hAnsi="Times New Roman"/>
+          <w:b w:val="0"/>
+          <w:bCs w:val="0"/>
+          <w:color w:val="000000"/>
+          <w:sz w:val="24"/>
+          <w:szCs w:val="24"/>
+          <w:rtl w:val="0"/>
+        </w:rPr>
+        <w:t xml:space="preserve"> a 217,4 kg de urea por hectárea.</w:t>
       </w:r>
       <w:r>
         <w:rPr>
@@ -3982,15 +3625,23 @@
       </w:pPr>
       <w:r>
         <w:rPr>
+          <w:rtl w:val="0"/>
+        </w:rPr>
+        <w:t xml:space="preserve">E</w:t>
+      </w:r>
+      <w:r>
+        <w:rPr>
           <w:rFonts w:ascii="Times New Roman" w:cs="Times New Roman" w:eastAsia="Times New Roman" w:hAnsi="Times New Roman"/>
           <w:b w:val="0"/>
           <w:bCs w:val="0"/>
+          <w:i w:val="0"/>
+          <w:iCs w:val="0"/>
           <w:color w:val="000000"/>
           <w:sz w:val="24"/>
           <w:szCs w:val="24"/>
           <w:rtl w:val="0"/>
         </w:rPr>
-        <w:t xml:space="preserve">Los tratamientos M1–M5 recibieron 200 kg N ha⁻¹, fraccionados en dos aplicaciones de 100 kg N ha⁻¹. La fuente utilizada fue urea con 46 % de nitrógeno, por lo que cada aplicación equivalió a 217,4 kg de urea por hectárea.</w:t>
+        <w:t xml:space="preserve">n cada aplicación se distribuyeron 0,522 kg de urea por parcela, equivalentes a 1,043 kg de urea por parcela al completar las dos aplicaciones. La dosis correspondiente a cada unidad experimental se pesó en un recipiente previamente tarado. La urea se distribuyó manualmente sobre toda la superficie, mediante varias pasadas y liberando el fertilizante de forma gradual para lograr la mayor uniformidad posible. </w:t>
       </w:r>
       <w:r>
         <w:rPr>
@@ -4008,37 +3659,9 @@
       </w:pPr>
       <w:r>
         <w:rPr>
-          <w:rFonts w:ascii="Times New Roman" w:cs="Times New Roman" w:eastAsia="Times New Roman" w:hAnsi="Times New Roman"/>
-          <w:b w:val="0"/>
-          <w:bCs w:val="0"/>
-          <w:i w:val="0"/>
-          <w:iCs w:val="0"/>
-          <w:color w:val="000000"/>
-          <w:sz w:val="24"/>
-          <w:szCs w:val="24"/>
-          <w:rtl w:val="0"/>
-        </w:rPr>
-        <w:t xml:space="preserve">Cada parcela tuvo una superficie de 24 m². En consecuencia, en cada aplicación se distribuyeron 0,522 kg de urea por parcela, equivalentes a 1,043 kg de urea por parcela al completar las dos aplicaciones. La dosis correspondiente a cada unidad experimental se pesó en un recipiente previamente tarado. La urea se distribuyó manualmente sobre toda la superficie, mediante varias pasadas y liberando el fertilizante de forma gradual para lograr la mayor uniformidad posible. El fertilizante no se incorporó al suelo.</w:t>
-      </w:r>
-      <w:r>
-        <w:rPr>
-          <w:rtl w:val="0"/>
-        </w:rPr>
-      </w:r>
-    </w:p>
-    <w:p>
-      <w:pPr>
-        <w:widowControl w:val="1"/>
-        <w:spacing w:after="120" w:before="0" w:line="360" w:lineRule="auto"/>
-        <w:ind w:left="0" w:right="0" w:firstLine="709"/>
-        <w:jc w:val="both"/>
-        <w:rPr/>
-      </w:pPr>
-      <w:r>
-        <w:rPr>
-          <w:rtl w:val="0"/>
-        </w:rPr>
-        <w:t xml:space="preserve">Las fechas de aplicación permitieron desplazar progresivamente la disponibilidad del nitrógeno desde junio hasta septiembre de 2025. La composición de los tratamientos se presenta en el Tabla 1.</w:t>
+          <w:rtl w:val="0"/>
+        </w:rPr>
+        <w:t xml:space="preserve">Las fechas de aplicación permitieron desplazar progresivamente la disponibilidad del nitrógeno desde junio hasta septiembre. La composición de los tratamientos se presenta en la Tabla 1.</w:t>
       </w:r>
     </w:p>
     <w:p>
@@ -4057,7 +3680,7 @@
         <w:rPr>
           <w:rtl w:val="0"/>
         </w:rPr>
-        <w:t xml:space="preserve">Tabla 1. Tratamientos de fertilización nitrogenada, fechas de aplicación y dosis total de nitrógeno durante el ciclo 2025.</w:t>
+        <w:t xml:space="preserve">Tabla 1. Tratamientos de fertilización nitrogenada, fechas de aplicación y dosis total de nitrógeno.</w:t>
       </w:r>
       <w:r>
         <w:rPr>
@@ -5363,7 +4986,7 @@
           <w:szCs w:val="26"/>
         </w:rPr>
       </w:pPr>
-      <w:bookmarkStart w:colFirst="0" w:colLast="0" w:name="_quimj7g9v0qp" w:id="9"/>
+      <w:bookmarkStart w:colFirst="0" w:colLast="0" w:name="_heading=h.yixvwo7cvfbw" w:id="9"/>
       <w:bookmarkEnd w:id="9"/>
       <w:r>
         <w:rPr>
@@ -5397,7 +5020,7 @@
           <w:color w:val="000000"/>
         </w:rPr>
       </w:pPr>
-      <w:bookmarkStart w:colFirst="0" w:colLast="0" w:name="_9ia3jnpda6sg" w:id="10"/>
+      <w:bookmarkStart w:colFirst="0" w:colLast="0" w:name="_heading=h.25u0tdsbn6ea" w:id="10"/>
       <w:bookmarkEnd w:id="10"/>
       <w:r>
         <w:rPr>
@@ -5469,7 +5092,27 @@
           <w:szCs w:val="24"/>
           <w:rtl w:val="0"/>
         </w:rPr>
-        <w:t xml:space="preserve">El pastoreo se suspendió el 1.º de julio de 2025. Al cierre, el cultivo presentó un remanente de aproximadamente 15 cm, relativamente uniforme entre las parcelas. En esa fecha se aplicaron 130 kg ha⁻¹ de urea azufrada y durante agosto se efectuó una segunda aplicación general de 130 kg ha⁻¹ del mismo fertilizante.</w:t>
+        <w:t xml:space="preserve">El pastoreo se </w:t>
+      </w:r>
+      <w:r>
+        <w:rPr>
+          <w:rtl w:val="0"/>
+        </w:rPr>
+        <w:t xml:space="preserve">suspendió previo a la instalación del ensayo. </w:t>
+      </w:r>
+      <w:r>
+        <w:rPr>
+          <w:rFonts w:ascii="Times New Roman" w:cs="Times New Roman" w:eastAsia="Times New Roman" w:hAnsi="Times New Roman"/>
+          <w:b w:val="0"/>
+          <w:bCs w:val="0"/>
+          <w:i w:val="0"/>
+          <w:iCs w:val="0"/>
+          <w:color w:val="000000"/>
+          <w:sz w:val="24"/>
+          <w:szCs w:val="24"/>
+          <w:rtl w:val="0"/>
+        </w:rPr>
+        <w:t xml:space="preserve"> Al cierre, presentó un remanente de aproximadamente 15 cm, relativamente uniforme entre las parcelas. </w:t>
       </w:r>
       <w:r>
         <w:rPr>
@@ -5513,6 +5156,12 @@
       </w:pPr>
       <w:r>
         <w:rPr>
+          <w:rtl w:val="0"/>
+        </w:rPr>
+        <w:t xml:space="preserve">E</w:t>
+      </w:r>
+      <w:r>
+        <w:rPr>
           <w:rFonts w:ascii="Times New Roman" w:cs="Times New Roman" w:eastAsia="Times New Roman" w:hAnsi="Times New Roman"/>
           <w:b w:val="0"/>
           <w:bCs w:val="0"/>
@@ -5523,7 +5172,7 @@
           <w:szCs w:val="24"/>
           <w:rtl w:val="0"/>
         </w:rPr>
-        <w:t xml:space="preserve">Todas estas prácticas se realizaron uniformemente en el semillero y alcanzaron los sectores correspondientes a los ensayos de secano y riego suplementario. No se aplicaron otras fuentes de nitrógeno además de las fertilizaciones generales descritas y de la urea correspondiente a los tratamientos experimentales. Por lo tanto, las prácticas generales se consideraron parte del manejo del cultivo y no integraron la definición ni la dosis de los tratamientos M0–M5.</w:t>
+        <w:t xml:space="preserve">stas prácticas se realizaron uniformemente en el semillero y alcanzaron los sectores correspondientes a los ensayos de secano y riego suplementario.</w:t>
       </w:r>
       <w:r>
         <w:rPr>
@@ -5543,9 +5192,11 @@
           <w:i w:val="0"/>
           <w:iCs w:val="0"/>
           <w:color w:val="000000"/>
-        </w:rPr>
-      </w:pPr>
-      <w:bookmarkStart w:colFirst="0" w:colLast="0" w:name="_hjfygukf1o9q" w:id="11"/>
+          <w:sz w:val="26"/>
+          <w:szCs w:val="26"/>
+        </w:rPr>
+      </w:pPr>
+      <w:bookmarkStart w:colFirst="0" w:colLast="0" w:name="_heading=h.9wad70nds2t6" w:id="11"/>
       <w:bookmarkEnd w:id="11"/>
       <w:r>
         <w:rPr>
@@ -5555,11 +5206,11 @@
           <w:i w:val="0"/>
           <w:iCs w:val="0"/>
           <w:color w:val="000000"/>
-          <w:sz w:val="24"/>
-          <w:szCs w:val="24"/>
-          <w:rtl w:val="0"/>
-        </w:rPr>
-        <w:t xml:space="preserve">4.5.2 Manejo experimental</w:t>
+          <w:sz w:val="26"/>
+          <w:szCs w:val="26"/>
+          <w:rtl w:val="0"/>
+        </w:rPr>
+        <w:t xml:space="preserve">4.6 Manejo hídrico</w:t>
       </w:r>
       <w:r>
         <w:rPr>
@@ -5584,12 +5235,14 @@
       <w:r>
         <w:rPr>
           <w:rFonts w:ascii="Times New Roman" w:cs="Times New Roman" w:eastAsia="Times New Roman" w:hAnsi="Times New Roman"/>
+          <w:i w:val="0"/>
+          <w:iCs w:val="0"/>
           <w:color w:val="000000"/>
           <w:sz w:val="24"/>
           <w:szCs w:val="24"/>
           <w:rtl w:val="0"/>
         </w:rPr>
-        <w:t xml:space="preserve">El manejo diferencial entre parcelas estuvo determinado exclusivamente por el momento de aplicación de la urea en los tratamientos M1–M5; M0 no recibió urea experimental. Dentro de cada ensayo, las restantes prácticas de manejo se realizaron de manera uniforme en todas las unidades experimentales.</w:t>
+        <w:t xml:space="preserve">Se evaluaron dos condiciones hídricas, correspondientes a los ensayos de secano y riego suplementario.</w:t>
       </w:r>
       <w:r>
         <w:rPr>
@@ -5613,66 +5266,37 @@
       </w:pPr>
       <w:r>
         <w:rPr>
-          <w:rtl w:val="0"/>
-        </w:rPr>
-        <w:t xml:space="preserve">En consecuencia, M0 debe interpretarse como un testigo sin nitrógeno experimental adicional y no como un tratamiento sin aporte previo de nitrógeno. Tanto M0 como los tratamientos M1–M5 recibieron las fertilizaciones generales realizadas en el semillero. La dosis experimental de 200 kg de nitrógeno por hectárea corresponde exclusivamente a las aplicaciones descritas en el Tabla 1.</w:t>
-      </w:r>
-      <w:r>
-        <w:rPr>
-          <w:rtl w:val="0"/>
-        </w:rPr>
-      </w:r>
-    </w:p>
-    <w:p>
-      <w:pPr>
-        <w:keepNext w:val="0"/>
-        <w:keepLines w:val="0"/>
-        <w:spacing w:after="0" w:before="0" w:line="240" w:lineRule="auto"/>
-        <w:rPr>
+          <w:rFonts w:ascii="Times New Roman" w:cs="Times New Roman" w:eastAsia="Times New Roman" w:hAnsi="Times New Roman"/>
+          <w:b w:val="0"/>
+          <w:bCs w:val="0"/>
           <w:i w:val="0"/>
           <w:iCs w:val="0"/>
           <w:color w:val="000000"/>
-        </w:rPr>
-      </w:pPr>
-      <w:bookmarkStart w:colFirst="0" w:colLast="0" w:name="_lnlm9r9msoam" w:id="12"/>
-      <w:bookmarkEnd w:id="12"/>
-      <w:r>
-        <w:rPr>
-          <w:rtl w:val="0"/>
-        </w:rPr>
-      </w:r>
-    </w:p>
-    <w:p>
-      <w:pPr>
-        <w:pStyle w:val="Heading2"/>
-        <w:keepNext w:val="1"/>
-        <w:keepLines w:val="0"/>
-        <w:spacing w:after="120" w:before="240" w:line="276" w:lineRule="auto"/>
-        <w:ind w:left="0" w:right="0" w:firstLine="0"/>
-        <w:jc w:val="left"/>
-        <w:rPr>
+          <w:sz w:val="24"/>
+          <w:szCs w:val="24"/>
+          <w:rtl w:val="0"/>
+        </w:rPr>
+        <w:t xml:space="preserve">En el ensayo de secano, el cultivo dependió de las precipitaciones ocurridas durante el período experimental. En el ensayo bajo riego se utilizó un sistema de pivote central y se aplicaron 165 mm de agua suplementaria. </w:t>
+      </w:r>
+      <w:r>
+        <w:rPr>
+          <w:rtl w:val="0"/>
+        </w:rPr>
+        <w:t xml:space="preserve">El riego </w:t>
+      </w:r>
+      <w:r>
+        <w:rPr>
+          <w:rFonts w:ascii="Times New Roman" w:cs="Times New Roman" w:eastAsia="Times New Roman" w:hAnsi="Times New Roman"/>
+          <w:b w:val="0"/>
+          <w:bCs w:val="0"/>
           <w:i w:val="0"/>
           <w:iCs w:val="0"/>
           <w:color w:val="000000"/>
-          <w:sz w:val="26"/>
-          <w:szCs w:val="26"/>
-        </w:rPr>
-      </w:pPr>
-      <w:bookmarkStart w:colFirst="0" w:colLast="0" w:name="_7sb5dqd985v6" w:id="13"/>
-      <w:bookmarkEnd w:id="13"/>
-      <w:r>
-        <w:rPr>
-          <w:rFonts w:ascii="Times New Roman" w:cs="Times New Roman" w:eastAsia="Times New Roman" w:hAnsi="Times New Roman"/>
-          <w:b w:val="1"/>
-          <w:bCs w:val="1"/>
-          <w:i w:val="0"/>
-          <w:iCs w:val="0"/>
-          <w:color w:val="000000"/>
-          <w:sz w:val="26"/>
-          <w:szCs w:val="26"/>
-          <w:rtl w:val="0"/>
-        </w:rPr>
-        <w:t xml:space="preserve">4.6 Manejo hídrico</w:t>
+          <w:sz w:val="24"/>
+          <w:szCs w:val="24"/>
+          <w:rtl w:val="0"/>
+        </w:rPr>
+        <w:t xml:space="preserve">se distribuyó de la siguiente manera: 15 mm en junio, 30 mm en septiembre, 90 mm en octubre y 30 mm en noviembre de 2025.</w:t>
       </w:r>
       <w:r>
         <w:rPr>
@@ -5697,6 +5321,8 @@
       <w:r>
         <w:rPr>
           <w:rFonts w:ascii="Times New Roman" w:cs="Times New Roman" w:eastAsia="Times New Roman" w:hAnsi="Times New Roman"/>
+          <w:b w:val="0"/>
+          <w:bCs w:val="0"/>
           <w:i w:val="0"/>
           <w:iCs w:val="0"/>
           <w:color w:val="000000"/>
@@ -5704,7 +5330,27 @@
           <w:szCs w:val="24"/>
           <w:rtl w:val="0"/>
         </w:rPr>
-        <w:t xml:space="preserve">Se evaluaron dos condiciones hídricas, correspondientes a los ensayos de secano y riego suplementario.</w:t>
+        <w:t xml:space="preserve">Entre junio y noviembre se registraron 510 mm de precipitación. Los datos provinieron de una estación meteorológica ubicada </w:t>
+      </w:r>
+      <w:r>
+        <w:rPr>
+          <w:rtl w:val="0"/>
+        </w:rPr>
+        <w:t xml:space="preserve">en el predio</w:t>
+      </w:r>
+      <w:r>
+        <w:rPr>
+          <w:rFonts w:ascii="Times New Roman" w:cs="Times New Roman" w:eastAsia="Times New Roman" w:hAnsi="Times New Roman"/>
+          <w:b w:val="0"/>
+          <w:bCs w:val="0"/>
+          <w:i w:val="0"/>
+          <w:iCs w:val="0"/>
+          <w:color w:val="000000"/>
+          <w:sz w:val="24"/>
+          <w:szCs w:val="24"/>
+          <w:rtl w:val="0"/>
+        </w:rPr>
+        <w:t xml:space="preserve">. La distribución mensual fue de 43 mm en junio, 62 mm en julio, 101 mm en agosto, 89 mm en septiembre, 141 mm en octubre y 74 mm en noviembre. La precipitación acumulada entre enero y noviembre fue de 1176 mm.</w:t>
       </w:r>
       <w:r>
         <w:rPr>
@@ -5729,8 +5375,6 @@
       <w:r>
         <w:rPr>
           <w:rFonts w:ascii="Times New Roman" w:cs="Times New Roman" w:eastAsia="Times New Roman" w:hAnsi="Times New Roman"/>
-          <w:b w:val="0"/>
-          <w:bCs w:val="0"/>
           <w:i w:val="0"/>
           <w:iCs w:val="0"/>
           <w:color w:val="000000"/>
@@ -5738,105 +5382,7 @@
           <w:szCs w:val="24"/>
           <w:rtl w:val="0"/>
         </w:rPr>
-        <w:t xml:space="preserve">En el ensayo de secano, el cultivo dependió de las precipitaciones ocurridas durante el período experimental. En el ensayo bajo riego se utilizó un sistema de pivote central y se aplicaron 165 mm de agua suplementaria, según los registros operativos del productor. La lámina se distribuyó mensualmente de la siguiente manera: 15 mm en junio, 30 mm en septiembre, 90 mm en octubre y 30 mm en noviembre de 2025.</w:t>
-      </w:r>
-      <w:r>
-        <w:rPr>
-          <w:rtl w:val="0"/>
-        </w:rPr>
-      </w:r>
-    </w:p>
-    <w:p>
-      <w:pPr>
-        <w:keepNext w:val="0"/>
-        <w:keepLines w:val="0"/>
-        <w:widowControl w:val="1"/>
-        <w:spacing w:after="120" w:before="0" w:line="360" w:lineRule="auto"/>
-        <w:ind w:left="0" w:right="0" w:firstLine="709"/>
-        <w:jc w:val="both"/>
-        <w:rPr>
-          <w:i w:val="0"/>
-          <w:iCs w:val="0"/>
-          <w:color w:val="000000"/>
-        </w:rPr>
-      </w:pPr>
-      <w:r>
-        <w:rPr>
-          <w:rFonts w:ascii="Times New Roman" w:cs="Times New Roman" w:eastAsia="Times New Roman" w:hAnsi="Times New Roman"/>
-          <w:b w:val="0"/>
-          <w:bCs w:val="0"/>
-          <w:i w:val="0"/>
-          <w:iCs w:val="0"/>
-          <w:color w:val="000000"/>
-          <w:sz w:val="24"/>
-          <w:szCs w:val="24"/>
-          <w:rtl w:val="0"/>
-        </w:rPr>
-        <w:t xml:space="preserve">Entre junio y noviembre de 2025 se registraron 510 mm de precipitación. Los datos provinieron de una estación meteorológica ubicada aproximadamente a 150–200 m de los ensayos. La distribución mensual fue de 43 mm en junio, 62 mm en julio, 101 mm en agosto, 89 mm en septiembre, 141 mm en octubre y 74 mm en noviembre. La precipitación acumulada entre enero y noviembre fue de 1176 mm.</w:t>
-      </w:r>
-      <w:r>
-        <w:rPr>
-          <w:rtl w:val="0"/>
-        </w:rPr>
-      </w:r>
-    </w:p>
-    <w:p>
-      <w:pPr>
-        <w:keepNext w:val="0"/>
-        <w:keepLines w:val="0"/>
-        <w:widowControl w:val="1"/>
-        <w:spacing w:after="120" w:before="0" w:line="360" w:lineRule="auto"/>
-        <w:ind w:left="0" w:right="0" w:firstLine="709"/>
-        <w:jc w:val="both"/>
-        <w:rPr>
-          <w:i w:val="0"/>
-          <w:iCs w:val="0"/>
-          <w:color w:val="000000"/>
-        </w:rPr>
-      </w:pPr>
-      <w:r>
-        <w:rPr>
-          <w:rFonts w:ascii="Times New Roman" w:cs="Times New Roman" w:eastAsia="Times New Roman" w:hAnsi="Times New Roman"/>
-          <w:i w:val="0"/>
-          <w:iCs w:val="0"/>
-          <w:color w:val="000000"/>
-          <w:sz w:val="24"/>
-          <w:szCs w:val="24"/>
-          <w:rtl w:val="0"/>
-        </w:rPr>
         <w:t xml:space="preserve">Por lo tanto, durante el período comprendido entre junio y noviembre, el aporte de agua fue de 510 mm en el ensayo de secano y de 675 mm en el ensayo bajo riego, considerando en este último la suma de las precipitaciones y el riego suplementario.</w:t>
-      </w:r>
-      <w:r>
-        <w:rPr>
-          <w:rtl w:val="0"/>
-        </w:rPr>
-      </w:r>
-    </w:p>
-    <w:p>
-      <w:pPr>
-        <w:keepNext w:val="0"/>
-        <w:keepLines w:val="0"/>
-        <w:widowControl w:val="1"/>
-        <w:spacing w:after="120" w:before="0" w:line="360" w:lineRule="auto"/>
-        <w:ind w:left="0" w:right="0" w:firstLine="709"/>
-        <w:jc w:val="both"/>
-        <w:rPr>
-          <w:i w:val="0"/>
-          <w:iCs w:val="0"/>
-          <w:color w:val="000000"/>
-        </w:rPr>
-      </w:pPr>
-      <w:r>
-        <w:rPr>
-          <w:rFonts w:ascii="Times New Roman" w:cs="Times New Roman" w:eastAsia="Times New Roman" w:hAnsi="Times New Roman"/>
-          <w:i w:val="0"/>
-          <w:iCs w:val="0"/>
-          <w:color w:val="000000"/>
-          <w:sz w:val="24"/>
-          <w:szCs w:val="24"/>
-          <w:rtl w:val="0"/>
-        </w:rPr>
-        <w:t xml:space="preserve">Estos valores representan el agua aportada a cada ensayo y no el agua efectivamente consumida por el cultivo, debido a que no se determinaron la variación del almacenamiento de agua en el suelo, la evapotranspiración real, el escurrimiento superficial ni el drenaje.</w:t>
       </w:r>
       <w:r>
         <w:rPr>
@@ -5859,8 +5405,8 @@
           <w:szCs w:val="26"/>
         </w:rPr>
       </w:pPr>
-      <w:bookmarkStart w:colFirst="0" w:colLast="0" w:name="_r3aazkjmxida" w:id="14"/>
-      <w:bookmarkEnd w:id="14"/>
+      <w:bookmarkStart w:colFirst="0" w:colLast="0" w:name="_heading=h.awk6g8d25ak" w:id="12"/>
+      <w:bookmarkEnd w:id="12"/>
       <w:r>
         <w:rPr>
           <w:rFonts w:ascii="Times New Roman" w:cs="Times New Roman" w:eastAsia="Times New Roman" w:hAnsi="Times New Roman"/>
@@ -5894,8 +5440,8 @@
           <w:color w:val="000000"/>
         </w:rPr>
       </w:pPr>
-      <w:bookmarkStart w:colFirst="0" w:colLast="0" w:name="_gkjhujqrc8c" w:id="15"/>
-      <w:bookmarkEnd w:id="15"/>
+      <w:bookmarkStart w:colFirst="0" w:colLast="0" w:name="_heading=h.ob4f6oa5wrxk" w:id="13"/>
+      <w:bookmarkEnd w:id="13"/>
       <w:r>
         <w:rPr>
           <w:rFonts w:ascii="Times New Roman" w:cs="Times New Roman" w:eastAsia="Times New Roman" w:hAnsi="Times New Roman"/>
@@ -5938,7 +5484,25 @@
           <w:szCs w:val="24"/>
           <w:rtl w:val="0"/>
         </w:rPr>
-        <w:t xml:space="preserve">Se realizó una evaluación inicial el 12 de junio de 2025, antes de que se expresaran los efectos diferenciales de los tratamientos experimentales. En esa fecha se caracterizó el estado inicial del cultivo mediante determinaciones de biomasa aérea y densidad de macollos.</w:t>
+        <w:t xml:space="preserve">Se realizó una evaluación inicial el 12 de junio, </w:t>
+      </w:r>
+      <w:r>
+        <w:rPr>
+          <w:rtl w:val="0"/>
+        </w:rPr>
+        <w:t xml:space="preserve">donde se </w:t>
+      </w:r>
+      <w:r>
+        <w:rPr>
+          <w:rFonts w:ascii="Times New Roman" w:cs="Times New Roman" w:eastAsia="Times New Roman" w:hAnsi="Times New Roman"/>
+          <w:b w:val="0"/>
+          <w:bCs w:val="0"/>
+          <w:color w:val="000000"/>
+          <w:sz w:val="24"/>
+          <w:szCs w:val="24"/>
+          <w:rtl w:val="0"/>
+        </w:rPr>
+        <w:t xml:space="preserve">caracterizó el estado inicial del cultivo mediante determinaciones de biomasa aérea y densidad de macollos.</w:t>
       </w:r>
       <w:r>
         <w:rPr>
@@ -5970,7 +5534,7 @@
           <w:szCs w:val="24"/>
           <w:rtl w:val="0"/>
         </w:rPr>
-        <w:t xml:space="preserve">Posteriormente, se realizaron muestreos de biomasa aérea y nitrógeno en planta en cada parcela los días 16 de septiembre, 20 de octubre y 12 de noviembre de 2025. Estos muestreos permitieron caracterizar la evolución de la biomasa y del estado nitrogenado durante el período reproductivo del cultivo.</w:t>
+        <w:t xml:space="preserve">Posteriormente, se realizaron muestreos de biomasa aérea y nitrógeno en planta en cada parcela los días 16 de septiembre, 20 de octubre y 12 de noviembre. Estos muestreos permitieron caracterizar la evolución de la biomasa y del estado nitrogenado durante el período reproductivo del cultivo.</w:t>
       </w:r>
       <w:r>
         <w:rPr>
@@ -6002,7 +5566,7 @@
           <w:szCs w:val="24"/>
           <w:rtl w:val="0"/>
         </w:rPr>
-        <w:t xml:space="preserve">La evaluación final de los componentes del rendimiento y del rendimiento de semilla se efectuó el 12 de noviembre de 2025.</w:t>
+        <w:t xml:space="preserve">La evaluación final de los componentes del rendimiento y del rendimiento de semilla se efectuó el 12 de noviembre.</w:t>
       </w:r>
       <w:r>
         <w:rPr>
@@ -6025,8 +5589,8 @@
           <w:color w:val="000000"/>
         </w:rPr>
       </w:pPr>
-      <w:bookmarkStart w:colFirst="0" w:colLast="0" w:name="_e3aqzf7iv074" w:id="16"/>
-      <w:bookmarkEnd w:id="16"/>
+      <w:bookmarkStart w:colFirst="0" w:colLast="0" w:name="_heading=h.usyjmlftp8jv" w:id="14"/>
+      <w:bookmarkEnd w:id="14"/>
       <w:r>
         <w:rPr>
           <w:rFonts w:ascii="Times New Roman" w:cs="Times New Roman" w:eastAsia="Times New Roman" w:hAnsi="Times New Roman"/>
@@ -6103,7 +5667,7 @@
           <w:szCs w:val="24"/>
           <w:rtl w:val="0"/>
         </w:rPr>
-        <w:t xml:space="preserve">La biomasa cosechada se pesó en fresco y se extrajo una submuestra representativa de aproximadamente 100 g para determinar el porcentaje de materia seca. Las submuestras destinadas a materia seca se secaron en estufa a 70 °C hasta alcanzar peso constante. Las muestras destinadas a las determinaciones de calidad se secaron a 60 °C hasta peso constante y se remitieron al laboratorio de INIA. A partir del peso fresco total, el porcentaje de materia seca y la superficie evaluada se calculó la biomasa aérea, expresada en kilogramos de materia seca por hectárea.</w:t>
+        <w:t xml:space="preserve">La biomasa cosechada se pesó en fresco y se extrajo una submuestra representativa para determinar el porcentaje de materia seca. Las submuestras destinadas a materia seca se secaron en estufa a 70 °C hasta alcanzar peso constante. Las muestras destinadas a las determinaciones de calidad se secaron a 60 °C hasta peso constante y se remitieron al laboratorio de INIA. A partir del peso fresco total, el porcentaje de materia seca y la superficie evaluada se calculó la biomasa aérea, expresada en kilogramos de materia seca por hectárea.</w:t>
       </w:r>
       <w:r>
         <w:rPr>
@@ -6261,7 +5825,25 @@
           <w:szCs w:val="24"/>
           <w:rtl w:val="0"/>
         </w:rPr>
-        <w:t xml:space="preserve">Peso fresco total es la masa de la biomasa cosechada en la muestra, expresada en kilogramos.</w:t>
+        <w:t xml:space="preserve">Peso fresco total es </w:t>
+      </w:r>
+      <w:r>
+        <w:rPr>
+          <w:rtl w:val="0"/>
+        </w:rPr>
+        <w:t xml:space="preserve">la masa</w:t>
+      </w:r>
+      <w:r>
+        <w:rPr>
+          <w:rFonts w:ascii="Times New Roman" w:cs="Times New Roman" w:eastAsia="Times New Roman" w:hAnsi="Times New Roman"/>
+          <w:b w:val="0"/>
+          <w:bCs w:val="0"/>
+          <w:color w:val="000000"/>
+          <w:sz w:val="24"/>
+          <w:szCs w:val="24"/>
+          <w:rtl w:val="0"/>
+        </w:rPr>
+        <w:t xml:space="preserve"> de la biomasa cosechada en la muestra, expresada en kilogramos.</w:t>
       </w:r>
       <w:r>
         <w:rPr>
@@ -6285,15 +5867,9 @@
       </w:pPr>
       <w:r>
         <w:rPr>
-          <w:rFonts w:ascii="Times New Roman" w:cs="Times New Roman" w:eastAsia="Times New Roman" w:hAnsi="Times New Roman"/>
-          <w:b w:val="0"/>
-          <w:bCs w:val="0"/>
-          <w:color w:val="000000"/>
-          <w:sz w:val="24"/>
-          <w:szCs w:val="24"/>
-          <w:rtl w:val="0"/>
-        </w:rPr>
-        <w:t xml:space="preserve">Materia seca es el porcentaje determinado en la submuestra.</w:t>
+          <w:rtl w:val="0"/>
+        </w:rPr>
+        <w:t xml:space="preserve">Materia seca es el porcentaje del peso de la muestra, una vez eliminada el agua.</w:t>
       </w:r>
       <w:r>
         <w:rPr>
@@ -6380,8 +5956,8 @@
           <w:color w:val="000000"/>
         </w:rPr>
       </w:pPr>
-      <w:bookmarkStart w:colFirst="0" w:colLast="0" w:name="_jvjc3283qchy" w:id="17"/>
-      <w:bookmarkEnd w:id="17"/>
+      <w:bookmarkStart w:colFirst="0" w:colLast="0" w:name="_heading=h.n6vwrnf1cbjn" w:id="15"/>
+      <w:bookmarkEnd w:id="15"/>
       <w:r>
         <w:rPr>
           <w:rFonts w:ascii="Times New Roman" w:cs="Times New Roman" w:eastAsia="Times New Roman" w:hAnsi="Times New Roman"/>
@@ -6519,7 +6095,13 @@
           <w:szCs w:val="24"/>
           <w:rtl w:val="0"/>
         </w:rPr>
-        <w:t xml:space="preserve">Densidad de macollos (macollos m⁻²) = número de macollos contados / 0,114</w:t>
+        <w:t xml:space="preserve">Densidad de macollos (macollos m⁻²) = número de macollos contados / 0,114 </w:t>
+      </w:r>
+      <w:r>
+        <w:rPr>
+          <w:rtl w:val="0"/>
+        </w:rPr>
+        <w:t xml:space="preserve">m²</w:t>
       </w:r>
       <w:r>
         <w:rPr>
@@ -6605,8 +6187,8 @@
           <w:color w:val="000000"/>
         </w:rPr>
       </w:pPr>
-      <w:bookmarkStart w:colFirst="0" w:colLast="0" w:name="_7v8g2rxpc103" w:id="18"/>
-      <w:bookmarkEnd w:id="18"/>
+      <w:bookmarkStart w:colFirst="0" w:colLast="0" w:name="_heading=h.o53relbzgm9s" w:id="16"/>
+      <w:bookmarkEnd w:id="16"/>
       <w:r>
         <w:rPr>
           <w:rFonts w:ascii="Times New Roman" w:cs="Times New Roman" w:eastAsia="Times New Roman" w:hAnsi="Times New Roman"/>
@@ -6863,8 +6445,8 @@
           <w:color w:val="000000"/>
         </w:rPr>
       </w:pPr>
-      <w:bookmarkStart w:colFirst="0" w:colLast="0" w:name="_6m9fowykn11p" w:id="19"/>
-      <w:bookmarkEnd w:id="19"/>
+      <w:bookmarkStart w:colFirst="0" w:colLast="0" w:name="_heading=h.e96jv1vy942j" w:id="17"/>
+      <w:bookmarkEnd w:id="17"/>
       <w:r>
         <w:rPr>
           <w:rFonts w:ascii="Times New Roman" w:cs="Times New Roman" w:eastAsia="Times New Roman" w:hAnsi="Times New Roman"/>
@@ -6890,8 +6472,8 @@
         <w:spacing w:after="0" w:before="0" w:line="240" w:lineRule="auto"/>
         <w:rPr/>
       </w:pPr>
-      <w:bookmarkStart w:colFirst="0" w:colLast="0" w:name="_dzp20mkcf8qh" w:id="20"/>
-      <w:bookmarkEnd w:id="20"/>
+      <w:bookmarkStart w:colFirst="0" w:colLast="0" w:name="_heading=h.h4yfjelxd8f7" w:id="18"/>
+      <w:bookmarkEnd w:id="18"/>
       <w:r>
         <w:rPr>
           <w:rtl w:val="0"/>
@@ -6913,8 +6495,8 @@
           <w:color w:val="000000"/>
         </w:rPr>
       </w:pPr>
-      <w:bookmarkStart w:colFirst="0" w:colLast="0" w:name="_5390vg8071qh" w:id="21"/>
-      <w:bookmarkEnd w:id="21"/>
+      <w:bookmarkStart w:colFirst="0" w:colLast="0" w:name="_heading=h.lcenvj171t45" w:id="19"/>
+      <w:bookmarkEnd w:id="19"/>
       <w:r>
         <w:rPr>
           <w:rFonts w:ascii="Times New Roman" w:cs="Times New Roman" w:eastAsia="Times New Roman" w:hAnsi="Times New Roman"/>
@@ -6954,7 +6536,7 @@
           <w:szCs w:val="24"/>
           <w:rtl w:val="0"/>
         </w:rPr>
-        <w:t xml:space="preserve">El 12 de noviembre de 2025, una vez alcanzada la madurez fisiológica, se tomaron dos muestras independientes en cada parcela. Para determinar la biomasa aérea final se cosechó la totalidad de la parte aérea presente en 1 m lineal de una hilera, equivalente a 0,38 m². Las plantas se cortaron a nivel del suelo con tijera y la muestra incluyó hojas, tallos, panojas y semillas. Para determinar la densidad de panojas y el rendimiento de semilla se cosecharon dos tramos de 1 m lineal, correspondientes a dos hileras diferentes, con una superficie total de 0,76 m². Las panojas se cortaron dejando aproximadamente 15–20 cm de tallo por debajo de la inflorescencia y se colocaron en bolsas de papel.</w:t>
+        <w:t xml:space="preserve">El 12 de noviembre, una vez alcanzada la madurez fisiológica, se tomaron dos muestras independientes en cada parcela. Para determinar la biomasa aérea final se cosechó la totalidad de la parte aérea presente en 1 m lineal de una hilera, equivalente a 0,38 m². Las plantas se cortaron a nivel del suelo con tijera y la muestra incluyó hojas, tallos, panojas y semillas. Para determinar la densidad de panojas y el rendimiento de semilla se cosecharon dos tramos de 1 m lineal, correspondientes a dos hileras diferentes, con una superficie total de 0,76 m². Las panojas se cortaron dejando aproximadamente 15–20 cm de tallo por debajo de la inflorescencia y se colocaron en bolsas de papel.</w:t>
       </w:r>
       <w:r>
         <w:rPr>
@@ -6983,7 +6565,7 @@
           <w:szCs w:val="24"/>
           <w:rtl w:val="0"/>
         </w:rPr>
-        <w:t xml:space="preserve">Las muestras, que se encontraban secas al momento de la recolección, se mantuvieron en bolsas de papel para evitar la acumulación de humedad y el calentamiento del material. La trilla se realizó manualmente. Posteriormente, la semilla se limpió mediante zarandas y un sistema de corriente de aire o blower, hasta separar los residuos y obtener la fracción considerada semilla limpia. La semilla se pesó antes y después de la limpieza, lo que permitió calcular el rendimiento sin limpiar, el rendimiento limpio y la proporción de material eliminado durante el proceso.</w:t>
+        <w:t xml:space="preserve">Las muestras, que se encontraban secas al momento de la recolección, se mantuvieron en bolsas de papel para evitar la acumulación de humedad y el calentamiento del material. La trilla se realizó manualmente. Posteriormente, la semilla se limpió mediante zarandas y un sistema de corriente de aire, hasta separar los residuos y obtener la fracción considerada semilla limpia. La semilla se pesó antes y después de la limpieza, lo que permitió calcular el rendimiento sin limpiar, el rendimiento limpio y la proporción de material eliminado durante el proceso.</w:t>
       </w:r>
       <w:r>
         <w:rPr>
@@ -7061,8 +6643,8 @@
           <w:szCs w:val="26"/>
         </w:rPr>
       </w:pPr>
-      <w:bookmarkStart w:colFirst="0" w:colLast="0" w:name="_icl4lv8zr52a" w:id="22"/>
-      <w:bookmarkEnd w:id="22"/>
+      <w:bookmarkStart w:colFirst="0" w:colLast="0" w:name="_heading=h.fr3tyx8f4su" w:id="20"/>
+      <w:bookmarkEnd w:id="20"/>
       <w:r>
         <w:rPr>
           <w:rFonts w:ascii="Times New Roman" w:cs="Times New Roman" w:eastAsia="Times New Roman" w:hAnsi="Times New Roman"/>
@@ -7095,8 +6677,8 @@
           <w:color w:val="000000"/>
         </w:rPr>
       </w:pPr>
-      <w:bookmarkStart w:colFirst="0" w:colLast="0" w:name="_7naw42vrjx0n" w:id="23"/>
-      <w:bookmarkEnd w:id="23"/>
+      <w:bookmarkStart w:colFirst="0" w:colLast="0" w:name="_heading=h.sfp305caxtka" w:id="21"/>
+      <w:bookmarkEnd w:id="21"/>
       <w:r>
         <w:rPr>
           <w:rFonts w:ascii="Times New Roman" w:cs="Times New Roman" w:eastAsia="Times New Roman" w:hAnsi="Times New Roman"/>
@@ -7333,18 +6915,26 @@
         <w:jc w:val="center"/>
         <w:rPr/>
       </w:pPr>
-      <w:r>
-        <w:rPr>
-          <w:rFonts w:ascii="Times New Roman" w:cs="Times New Roman" w:eastAsia="Times New Roman" w:hAnsi="Times New Roman"/>
-          <w:b w:val="0"/>
-          <w:bCs w:val="0"/>
-          <w:color w:val="000000"/>
-          <w:sz w:val="24"/>
-          <w:szCs w:val="24"/>
-          <w:rtl w:val="0"/>
-        </w:rPr>
-        <w:t xml:space="preserve">Merma de limpieza (%) = [(peso de semilla sin limpiar − peso de semilla limpia) / peso de semilla sin limpiar] × 100</w:t>
-      </w:r>
+      <w:sdt>
+        <w:sdtPr>
+          <w:id w:val="1825339668"/>
+          <w:tag w:val="goog_rdk_3"/>
+        </w:sdtPr>
+        <w:sdtContent>
+          <w:r>
+            <w:rPr>
+              <w:rFonts w:ascii="Gungsuh" w:cs="Gungsuh" w:eastAsia="Gungsuh" w:hAnsi="Gungsuh"/>
+              <w:b w:val="0"/>
+              <w:bCs w:val="0"/>
+              <w:color w:val="000000"/>
+              <w:sz w:val="24"/>
+              <w:szCs w:val="24"/>
+              <w:rtl w:val="0"/>
+            </w:rPr>
+            <w:t xml:space="preserve">Merma de limpieza (%) = [(peso de semilla sin limpiar − peso de semilla limpia) / peso de semilla sin limpiar] × 100</w:t>
+          </w:r>
+        </w:sdtContent>
+      </w:sdt>
       <w:r>
         <w:rPr>
           <w:rtl w:val="0"/>
@@ -7469,8 +7059,8 @@
           <w:color w:val="000000"/>
         </w:rPr>
       </w:pPr>
-      <w:bookmarkStart w:colFirst="0" w:colLast="0" w:name="_b6my1bgo9552" w:id="24"/>
-      <w:bookmarkEnd w:id="24"/>
+      <w:bookmarkStart w:colFirst="0" w:colLast="0" w:name="_heading=h.mdygsm4ryycx" w:id="22"/>
+      <w:bookmarkEnd w:id="22"/>
       <w:r>
         <w:rPr>
           <w:rFonts w:ascii="Times New Roman" w:cs="Times New Roman" w:eastAsia="Times New Roman" w:hAnsi="Times New Roman"/>
@@ -7755,6 +7345,38 @@
       <w:pPr>
         <w:widowControl w:val="1"/>
         <w:spacing w:after="120" w:before="0" w:line="360" w:lineRule="auto"/>
+        <w:ind w:left="0" w:right="0" w:firstLine="0"/>
+        <w:jc w:val="both"/>
+        <w:rPr>
+          <w:i w:val="0"/>
+          <w:iCs w:val="0"/>
+          <w:color w:val="000000"/>
+        </w:rPr>
+      </w:pPr>
+      <w:r>
+        <w:rPr>
+          <w:rFonts w:ascii="Times New Roman" w:cs="Times New Roman" w:eastAsia="Times New Roman" w:hAnsi="Times New Roman"/>
+          <w:b w:val="1"/>
+          <w:bCs w:val="1"/>
+          <w:i w:val="0"/>
+          <w:iCs w:val="0"/>
+          <w:color w:val="000000"/>
+          <w:sz w:val="24"/>
+          <w:szCs w:val="24"/>
+          <w:rtl w:val="0"/>
+        </w:rPr>
+        <w:t xml:space="preserve">4.8.3 Eficiencia agronómica del nitrógeno</w:t>
+      </w:r>
+      <w:r>
+        <w:rPr>
+          <w:rtl w:val="0"/>
+        </w:rPr>
+      </w:r>
+    </w:p>
+    <w:p>
+      <w:pPr>
+        <w:widowControl w:val="1"/>
+        <w:spacing w:after="120" w:before="0" w:line="360" w:lineRule="auto"/>
         <w:ind w:left="0" w:right="0" w:firstLine="709"/>
         <w:jc w:val="both"/>
         <w:rPr/>
@@ -7769,7 +7391,699 @@
           <w:szCs w:val="24"/>
           <w:rtl w:val="0"/>
         </w:rPr>
-        <w:t xml:space="preserve">Los valores del Índice de Nutrición Nitrogenada se interpretaron principalmente de manera comparativa entre tratamientos y fechas de muestreo. Debido a que las curvas no fueron desarrolladas específicamente para el cultivar Rizar destinado a producción de semilla durante etapas reproductivas avanzadas, sus valores no se consideraron umbrales absolutos de suficiencia o deficiencia nitrogenada.</w:t>
+        <w:t xml:space="preserve">La respuesta productiva por unidad de nitrógeno aplicado se estimó mediante la eficiencia agronómica del nitrógeno.</w:t>
+      </w:r>
+      <w:r>
+        <w:rPr>
+          <w:rtl w:val="0"/>
+        </w:rPr>
+      </w:r>
+    </w:p>
+    <w:p>
+      <w:pPr>
+        <w:widowControl w:val="1"/>
+        <w:spacing w:after="120" w:before="0" w:line="360" w:lineRule="auto"/>
+        <w:ind w:left="0" w:right="0" w:firstLine="709"/>
+        <w:jc w:val="both"/>
+        <w:rPr/>
+      </w:pPr>
+      <w:r>
+        <w:rPr>
+          <w:rFonts w:ascii="Times New Roman" w:cs="Times New Roman" w:eastAsia="Times New Roman" w:hAnsi="Times New Roman"/>
+          <w:b w:val="0"/>
+          <w:bCs w:val="0"/>
+          <w:color w:val="000000"/>
+          <w:sz w:val="24"/>
+          <w:szCs w:val="24"/>
+          <w:rtl w:val="0"/>
+        </w:rPr>
+        <w:t xml:space="preserve">Para cada tratamiento fertilizado se utilizó como referencia el rendimiento de M0 correspondiente al mismo bloque y ensayo:</w:t>
+      </w:r>
+      <w:r>
+        <w:rPr>
+          <w:rtl w:val="0"/>
+        </w:rPr>
+      </w:r>
+    </w:p>
+    <w:p>
+      <w:pPr>
+        <w:keepLines w:val="1"/>
+        <w:spacing w:after="120" w:before="60" w:line="276" w:lineRule="auto"/>
+        <w:ind w:left="0" w:right="0" w:firstLine="0"/>
+        <w:jc w:val="center"/>
+        <w:rPr/>
+      </w:pPr>
+      <w:sdt>
+        <w:sdtPr>
+          <w:id w:val="-382889015"/>
+          <w:tag w:val="goog_rdk_4"/>
+        </w:sdtPr>
+        <w:sdtContent>
+          <w:r>
+            <w:rPr>
+              <w:rFonts w:ascii="Caudex" w:cs="Caudex" w:eastAsia="Caudex" w:hAnsi="Caudex"/>
+              <w:b w:val="0"/>
+              <w:bCs w:val="0"/>
+              <w:color w:val="000000"/>
+              <w:sz w:val="24"/>
+              <w:szCs w:val="24"/>
+              <w:rtl w:val="0"/>
+            </w:rPr>
+            <w:t xml:space="preserve">Eficiencia agronómica del nitrógeno (kg semilla kg⁻¹ N) = [rendimiento del tratamiento fertilizado − rendimiento de M0] / 200 kg N ha⁻¹</w:t>
+          </w:r>
+        </w:sdtContent>
+      </w:sdt>
+      <w:r>
+        <w:rPr>
+          <w:rtl w:val="0"/>
+        </w:rPr>
+      </w:r>
+    </w:p>
+    <w:p>
+      <w:pPr>
+        <w:keepNext w:val="1"/>
+        <w:widowControl w:val="1"/>
+        <w:spacing w:after="120" w:before="0" w:line="360" w:lineRule="auto"/>
+        <w:ind w:left="0" w:right="0" w:firstLine="0"/>
+        <w:jc w:val="left"/>
+        <w:rPr/>
+      </w:pPr>
+      <w:r>
+        <w:rPr>
+          <w:rFonts w:ascii="Times New Roman" w:cs="Times New Roman" w:eastAsia="Times New Roman" w:hAnsi="Times New Roman"/>
+          <w:b w:val="0"/>
+          <w:bCs w:val="0"/>
+          <w:color w:val="000000"/>
+          <w:sz w:val="24"/>
+          <w:szCs w:val="24"/>
+          <w:rtl w:val="0"/>
+        </w:rPr>
+        <w:t xml:space="preserve">Donde:</w:t>
+      </w:r>
+      <w:r>
+        <w:rPr>
+          <w:rtl w:val="0"/>
+        </w:rPr>
+      </w:r>
+    </w:p>
+    <w:p>
+      <w:pPr>
+        <w:widowControl w:val="1"/>
+        <w:spacing w:after="120" w:before="0" w:line="360" w:lineRule="auto"/>
+        <w:ind w:left="0" w:right="0" w:firstLine="709"/>
+        <w:jc w:val="both"/>
+        <w:rPr/>
+      </w:pPr>
+      <w:r>
+        <w:rPr>
+          <w:rFonts w:ascii="Times New Roman" w:cs="Times New Roman" w:eastAsia="Times New Roman" w:hAnsi="Times New Roman"/>
+          <w:b w:val="0"/>
+          <w:bCs w:val="0"/>
+          <w:color w:val="000000"/>
+          <w:sz w:val="24"/>
+          <w:szCs w:val="24"/>
+          <w:rtl w:val="0"/>
+        </w:rPr>
+        <w:t xml:space="preserve">Rendimiento del tratamiento fertilizado corresponde al rendimiento de semilla limpia de cada tratamiento M1–M5, expresado en kg ha⁻¹.</w:t>
+      </w:r>
+      <w:r>
+        <w:rPr>
+          <w:rtl w:val="0"/>
+        </w:rPr>
+      </w:r>
+    </w:p>
+    <w:p>
+      <w:pPr>
+        <w:widowControl w:val="1"/>
+        <w:spacing w:after="120" w:before="0" w:line="360" w:lineRule="auto"/>
+        <w:ind w:left="0" w:right="0" w:firstLine="709"/>
+        <w:jc w:val="both"/>
+        <w:rPr/>
+      </w:pPr>
+      <w:r>
+        <w:rPr>
+          <w:rFonts w:ascii="Times New Roman" w:cs="Times New Roman" w:eastAsia="Times New Roman" w:hAnsi="Times New Roman"/>
+          <w:b w:val="0"/>
+          <w:bCs w:val="0"/>
+          <w:color w:val="000000"/>
+          <w:sz w:val="24"/>
+          <w:szCs w:val="24"/>
+          <w:rtl w:val="0"/>
+        </w:rPr>
+        <w:t xml:space="preserve">Rendimiento de M0 corresponde al rendimiento de semilla limpia del testigo sin nitrógeno del mismo bloque y ensayo, expresado en kg ha⁻¹.</w:t>
+      </w:r>
+      <w:r>
+        <w:rPr>
+          <w:rtl w:val="0"/>
+        </w:rPr>
+      </w:r>
+    </w:p>
+    <w:p>
+      <w:pPr>
+        <w:widowControl w:val="1"/>
+        <w:spacing w:after="120" w:before="0" w:line="360" w:lineRule="auto"/>
+        <w:ind w:left="0" w:right="0" w:firstLine="709"/>
+        <w:jc w:val="both"/>
+        <w:rPr/>
+      </w:pPr>
+      <w:r>
+        <w:rPr>
+          <w:rFonts w:ascii="Times New Roman" w:cs="Times New Roman" w:eastAsia="Times New Roman" w:hAnsi="Times New Roman"/>
+          <w:b w:val="0"/>
+          <w:bCs w:val="0"/>
+          <w:color w:val="000000"/>
+          <w:sz w:val="24"/>
+          <w:szCs w:val="24"/>
+          <w:rtl w:val="0"/>
+        </w:rPr>
+        <w:t xml:space="preserve">El valor 200 corresponde a la dosis total de nitrógeno aplicada a los tratamientos fertilizados, expresada en kg N ha⁻¹.</w:t>
+      </w:r>
+      <w:r>
+        <w:rPr>
+          <w:rtl w:val="0"/>
+        </w:rPr>
+      </w:r>
+    </w:p>
+    <w:p>
+      <w:pPr>
+        <w:widowControl w:val="1"/>
+        <w:spacing w:after="120" w:before="0" w:line="360" w:lineRule="auto"/>
+        <w:ind w:left="0" w:right="0" w:firstLine="709"/>
+        <w:jc w:val="both"/>
+        <w:rPr/>
+      </w:pPr>
+      <w:r>
+        <w:rPr>
+          <w:rFonts w:ascii="Times New Roman" w:cs="Times New Roman" w:eastAsia="Times New Roman" w:hAnsi="Times New Roman"/>
+          <w:b w:val="0"/>
+          <w:bCs w:val="0"/>
+          <w:color w:val="000000"/>
+          <w:sz w:val="24"/>
+          <w:szCs w:val="24"/>
+          <w:rtl w:val="0"/>
+        </w:rPr>
+        <w:t xml:space="preserve">La eficiencia agronómica se expresó en kilogramos adicionales de semilla limpia producidos por kilogramo de nitrógeno</w:t>
+      </w:r>
+      <w:r>
+        <w:rPr>
+          <w:rtl w:val="0"/>
+        </w:rPr>
+        <w:t xml:space="preserve"> </w:t>
+      </w:r>
+      <w:r>
+        <w:rPr>
+          <w:rFonts w:ascii="Times New Roman" w:cs="Times New Roman" w:eastAsia="Times New Roman" w:hAnsi="Times New Roman"/>
+          <w:b w:val="0"/>
+          <w:bCs w:val="0"/>
+          <w:color w:val="000000"/>
+          <w:sz w:val="24"/>
+          <w:szCs w:val="24"/>
+          <w:rtl w:val="0"/>
+        </w:rPr>
+        <w:t xml:space="preserve">aplicado. </w:t>
+      </w:r>
+      <w:r>
+        <w:rPr>
+          <w:rtl w:val="0"/>
+        </w:rPr>
+      </w:r>
+    </w:p>
+    <w:p>
+      <w:pPr>
+        <w:widowControl w:val="1"/>
+        <w:spacing w:after="120" w:before="0" w:line="360" w:lineRule="auto"/>
+        <w:ind w:left="0" w:right="0" w:firstLine="709"/>
+        <w:jc w:val="both"/>
+        <w:rPr>
+          <w:i w:val="0"/>
+          <w:iCs w:val="0"/>
+          <w:color w:val="000000"/>
+        </w:rPr>
+      </w:pPr>
+      <w:r>
+        <w:rPr>
+          <w:rFonts w:ascii="Times New Roman" w:cs="Times New Roman" w:eastAsia="Times New Roman" w:hAnsi="Times New Roman"/>
+          <w:b w:val="1"/>
+          <w:bCs w:val="1"/>
+          <w:i w:val="0"/>
+          <w:iCs w:val="0"/>
+          <w:color w:val="000000"/>
+          <w:sz w:val="24"/>
+          <w:szCs w:val="24"/>
+          <w:rtl w:val="0"/>
+        </w:rPr>
+        <w:t xml:space="preserve">4.8.4 Productividad aparente del agua aportada</w:t>
+      </w:r>
+      <w:r>
+        <w:rPr>
+          <w:rtl w:val="0"/>
+        </w:rPr>
+      </w:r>
+    </w:p>
+    <w:p>
+      <w:pPr>
+        <w:widowControl w:val="1"/>
+        <w:spacing w:after="120" w:before="0" w:line="360" w:lineRule="auto"/>
+        <w:ind w:left="0" w:right="0" w:firstLine="709"/>
+        <w:jc w:val="both"/>
+        <w:rPr/>
+      </w:pPr>
+      <w:r>
+        <w:rPr>
+          <w:rFonts w:ascii="Times New Roman" w:cs="Times New Roman" w:eastAsia="Times New Roman" w:hAnsi="Times New Roman"/>
+          <w:b w:val="0"/>
+          <w:bCs w:val="0"/>
+          <w:color w:val="000000"/>
+          <w:sz w:val="24"/>
+          <w:szCs w:val="24"/>
+          <w:rtl w:val="0"/>
+        </w:rPr>
+        <w:t xml:space="preserve">La relación entre el rendimiento de semilla y el agua aportada durante el período experimental se estimó mediante la productividad aparente del agua.</w:t>
+      </w:r>
+      <w:r>
+        <w:rPr>
+          <w:rtl w:val="0"/>
+        </w:rPr>
+      </w:r>
+    </w:p>
+    <w:p>
+      <w:pPr>
+        <w:keepLines w:val="1"/>
+        <w:spacing w:after="120" w:before="60" w:line="276" w:lineRule="auto"/>
+        <w:ind w:left="0" w:right="0" w:firstLine="0"/>
+        <w:jc w:val="center"/>
+        <w:rPr/>
+      </w:pPr>
+      <w:r>
+        <w:rPr>
+          <w:rFonts w:ascii="Times New Roman" w:cs="Times New Roman" w:eastAsia="Times New Roman" w:hAnsi="Times New Roman"/>
+          <w:b w:val="0"/>
+          <w:bCs w:val="0"/>
+          <w:color w:val="000000"/>
+          <w:sz w:val="24"/>
+          <w:szCs w:val="24"/>
+          <w:rtl w:val="0"/>
+        </w:rPr>
+        <w:t xml:space="preserve">Productividad aparente del agua aportada (kg semilla ha⁻¹ mm⁻¹) = rendimiento de semilla limpia (kg ha⁻¹) / agua aportada (mm)</w:t>
+      </w:r>
+      <w:r>
+        <w:rPr>
+          <w:rtl w:val="0"/>
+        </w:rPr>
+      </w:r>
+    </w:p>
+    <w:p>
+      <w:pPr>
+        <w:widowControl w:val="1"/>
+        <w:spacing w:after="120" w:before="0" w:line="360" w:lineRule="auto"/>
+        <w:ind w:left="0" w:right="0" w:firstLine="709"/>
+        <w:jc w:val="both"/>
+        <w:rPr/>
+      </w:pPr>
+      <w:r>
+        <w:rPr>
+          <w:rFonts w:ascii="Times New Roman" w:cs="Times New Roman" w:eastAsia="Times New Roman" w:hAnsi="Times New Roman"/>
+          <w:b w:val="0"/>
+          <w:bCs w:val="0"/>
+          <w:color w:val="000000"/>
+          <w:sz w:val="24"/>
+          <w:szCs w:val="24"/>
+          <w:rtl w:val="0"/>
+        </w:rPr>
+        <w:t xml:space="preserve">Para el ensayo de secano se utilizó como denominador la precipitación registrada entre junio y noviembre, correspondiente a 510 mm.</w:t>
+      </w:r>
+      <w:r>
+        <w:rPr>
+          <w:rtl w:val="0"/>
+        </w:rPr>
+      </w:r>
+    </w:p>
+    <w:p>
+      <w:pPr>
+        <w:widowControl w:val="1"/>
+        <w:spacing w:after="120" w:before="0" w:line="360" w:lineRule="auto"/>
+        <w:ind w:left="0" w:right="0" w:firstLine="709"/>
+        <w:jc w:val="both"/>
+        <w:rPr/>
+      </w:pPr>
+      <w:r>
+        <w:rPr>
+          <w:rFonts w:ascii="Times New Roman" w:cs="Times New Roman" w:eastAsia="Times New Roman" w:hAnsi="Times New Roman"/>
+          <w:b w:val="0"/>
+          <w:bCs w:val="0"/>
+          <w:color w:val="000000"/>
+          <w:sz w:val="24"/>
+          <w:szCs w:val="24"/>
+          <w:rtl w:val="0"/>
+        </w:rPr>
+        <w:t xml:space="preserve">Para el ensayo bajo riego se utilizó la suma de las precipitaciones y del riego suplementario aplicado durante el mismo período, correspondiente a 675 mm.</w:t>
+      </w:r>
+      <w:r>
+        <w:rPr>
+          <w:rtl w:val="0"/>
+        </w:rPr>
+      </w:r>
+    </w:p>
+    <w:p>
+      <w:pPr>
+        <w:widowControl w:val="1"/>
+        <w:spacing w:after="120" w:before="0" w:line="360" w:lineRule="auto"/>
+        <w:ind w:left="0" w:right="0" w:firstLine="709"/>
+        <w:jc w:val="both"/>
+        <w:rPr/>
+      </w:pPr>
+      <w:r>
+        <w:rPr>
+          <w:rFonts w:ascii="Times New Roman" w:cs="Times New Roman" w:eastAsia="Times New Roman" w:hAnsi="Times New Roman"/>
+          <w:b w:val="0"/>
+          <w:bCs w:val="0"/>
+          <w:color w:val="000000"/>
+          <w:sz w:val="24"/>
+          <w:szCs w:val="24"/>
+          <w:rtl w:val="0"/>
+        </w:rPr>
+        <w:t xml:space="preserve">La productividad aparente del agua se expresó en kilogramos de semilla limpia por hectárea y por milímetro de agua aportada.</w:t>
+      </w:r>
+      <w:r>
+        <w:rPr>
+          <w:rtl w:val="0"/>
+        </w:rPr>
+      </w:r>
+    </w:p>
+    <w:p>
+      <w:pPr>
+        <w:widowControl w:val="1"/>
+        <w:spacing w:after="120" w:before="0" w:line="360" w:lineRule="auto"/>
+        <w:ind w:left="0" w:right="0" w:firstLine="709"/>
+        <w:jc w:val="both"/>
+        <w:rPr/>
+      </w:pPr>
+      <w:r>
+        <w:rPr>
+          <w:rFonts w:ascii="Times New Roman" w:cs="Times New Roman" w:eastAsia="Times New Roman" w:hAnsi="Times New Roman"/>
+          <w:b w:val="0"/>
+          <w:bCs w:val="0"/>
+          <w:color w:val="000000"/>
+          <w:sz w:val="24"/>
+          <w:szCs w:val="24"/>
+          <w:rtl w:val="0"/>
+        </w:rPr>
+        <w:t xml:space="preserve">Este indicador representa una relación operativa entre el rendimiento y el agua recibida por cada ensayo. </w:t>
+      </w:r>
+      <w:r>
+        <w:rPr>
+          <w:rtl w:val="0"/>
+        </w:rPr>
+      </w:r>
+    </w:p>
+    <w:p>
+      <w:pPr>
+        <w:pStyle w:val="Heading2"/>
+        <w:keepNext w:val="1"/>
+        <w:keepLines w:val="0"/>
+        <w:spacing w:after="120" w:before="240" w:line="276" w:lineRule="auto"/>
+        <w:ind w:left="0" w:right="0" w:firstLine="0"/>
+        <w:jc w:val="left"/>
+        <w:rPr>
+          <w:color w:val="000000"/>
+          <w:sz w:val="26"/>
+          <w:szCs w:val="26"/>
+        </w:rPr>
+      </w:pPr>
+      <w:bookmarkStart w:colFirst="0" w:colLast="0" w:name="_heading=h.3e57jz246qnl" w:id="23"/>
+      <w:bookmarkEnd w:id="23"/>
+      <w:r>
+        <w:rPr>
+          <w:rFonts w:ascii="Times New Roman" w:cs="Times New Roman" w:eastAsia="Times New Roman" w:hAnsi="Times New Roman"/>
+          <w:b w:val="1"/>
+          <w:bCs w:val="1"/>
+          <w:color w:val="000000"/>
+          <w:sz w:val="26"/>
+          <w:szCs w:val="26"/>
+          <w:rtl w:val="0"/>
+        </w:rPr>
+        <w:t xml:space="preserve">4.9 Análisis estadístico</w:t>
+      </w:r>
+      <w:r>
+        <w:rPr>
+          <w:rtl w:val="0"/>
+        </w:rPr>
+      </w:r>
+    </w:p>
+    <w:p>
+      <w:pPr>
+        <w:widowControl w:val="1"/>
+        <w:spacing w:after="120" w:before="0" w:line="360" w:lineRule="auto"/>
+        <w:ind w:left="0" w:right="0" w:firstLine="709"/>
+        <w:jc w:val="both"/>
+        <w:rPr/>
+      </w:pPr>
+      <w:r>
+        <w:rPr>
+          <w:rFonts w:ascii="Times New Roman" w:cs="Times New Roman" w:eastAsia="Times New Roman" w:hAnsi="Times New Roman"/>
+          <w:b w:val="0"/>
+          <w:bCs w:val="0"/>
+          <w:color w:val="000000"/>
+          <w:sz w:val="24"/>
+          <w:szCs w:val="24"/>
+          <w:rtl w:val="0"/>
+        </w:rPr>
+        <w:t xml:space="preserve">Debido a que los ensayos de secano y riego suplementario se establecieron en sectores diferentes del semillero y la condición hídrica no fue asignada aleatoriamente a unidades experimentales independientes, los análisis estadísticos principales se realizaron por separado para cada ensayo.</w:t>
+      </w:r>
+      <w:r>
+        <w:rPr>
+          <w:rtl w:val="0"/>
+        </w:rPr>
+      </w:r>
+    </w:p>
+    <w:p>
+      <w:pPr>
+        <w:widowControl w:val="1"/>
+        <w:spacing w:after="120" w:before="0" w:line="360" w:lineRule="auto"/>
+        <w:ind w:left="0" w:right="0" w:firstLine="709"/>
+        <w:jc w:val="both"/>
+        <w:rPr/>
+      </w:pPr>
+      <w:r>
+        <w:rPr>
+          <w:rFonts w:ascii="Times New Roman" w:cs="Times New Roman" w:eastAsia="Times New Roman" w:hAnsi="Times New Roman"/>
+          <w:b w:val="0"/>
+          <w:bCs w:val="0"/>
+          <w:color w:val="000000"/>
+          <w:sz w:val="24"/>
+          <w:szCs w:val="24"/>
+          <w:rtl w:val="0"/>
+        </w:rPr>
+        <w:t xml:space="preserve">Dentro de cada ensayo se ajustó un análisis de varianza correspondiente a un diseño de bloques completos al azar. El modelo incluyó el efecto del tratamiento nitrogenado y el efecto del bloque.</w:t>
+      </w:r>
+      <w:r>
+        <w:rPr>
+          <w:rtl w:val="0"/>
+        </w:rPr>
+      </w:r>
+    </w:p>
+    <w:p>
+      <w:pPr>
+        <w:widowControl w:val="1"/>
+        <w:spacing w:after="120" w:before="0" w:line="360" w:lineRule="auto"/>
+        <w:ind w:left="0" w:right="0" w:firstLine="709"/>
+        <w:jc w:val="both"/>
+        <w:rPr/>
+      </w:pPr>
+      <w:r>
+        <w:rPr>
+          <w:rFonts w:ascii="Times New Roman" w:cs="Times New Roman" w:eastAsia="Times New Roman" w:hAnsi="Times New Roman"/>
+          <w:b w:val="0"/>
+          <w:bCs w:val="0"/>
+          <w:color w:val="000000"/>
+          <w:sz w:val="24"/>
+          <w:szCs w:val="24"/>
+          <w:rtl w:val="0"/>
+        </w:rPr>
+        <w:t xml:space="preserve">El modelo general utilizado fue:</w:t>
+      </w:r>
+      <w:r>
+        <w:rPr>
+          <w:rtl w:val="0"/>
+        </w:rPr>
+      </w:r>
+    </w:p>
+    <w:p>
+      <w:pPr>
+        <w:keepLines w:val="1"/>
+        <w:spacing w:after="120" w:before="60" w:line="276" w:lineRule="auto"/>
+        <w:ind w:left="0" w:right="0" w:firstLine="0"/>
+        <w:jc w:val="center"/>
+        <w:rPr/>
+      </w:pPr>
+      <w:r>
+        <w:rPr>
+          <w:rFonts w:ascii="Times New Roman" w:cs="Times New Roman" w:eastAsia="Times New Roman" w:hAnsi="Times New Roman"/>
+          <w:b w:val="0"/>
+          <w:bCs w:val="0"/>
+          <w:color w:val="000000"/>
+          <w:sz w:val="24"/>
+          <w:szCs w:val="24"/>
+          <w:rtl w:val="0"/>
+        </w:rPr>
+        <w:t xml:space="preserve">Yᵢⱼ = μ + Tᵢ + Bⱼ + εᵢⱼ</w:t>
+      </w:r>
+      <w:r>
+        <w:rPr>
+          <w:rtl w:val="0"/>
+        </w:rPr>
+      </w:r>
+    </w:p>
+    <w:p>
+      <w:pPr>
+        <w:keepNext w:val="1"/>
+        <w:widowControl w:val="1"/>
+        <w:spacing w:after="120" w:before="0" w:line="360" w:lineRule="auto"/>
+        <w:ind w:left="0" w:right="0" w:firstLine="0"/>
+        <w:jc w:val="left"/>
+        <w:rPr/>
+      </w:pPr>
+      <w:r>
+        <w:rPr>
+          <w:rFonts w:ascii="Times New Roman" w:cs="Times New Roman" w:eastAsia="Times New Roman" w:hAnsi="Times New Roman"/>
+          <w:b w:val="0"/>
+          <w:bCs w:val="0"/>
+          <w:color w:val="000000"/>
+          <w:sz w:val="24"/>
+          <w:szCs w:val="24"/>
+          <w:rtl w:val="0"/>
+        </w:rPr>
+        <w:t xml:space="preserve">Donde:</w:t>
+      </w:r>
+      <w:r>
+        <w:rPr>
+          <w:rtl w:val="0"/>
+        </w:rPr>
+      </w:r>
+    </w:p>
+    <w:p>
+      <w:pPr>
+        <w:widowControl w:val="1"/>
+        <w:spacing w:after="120" w:before="0" w:line="360" w:lineRule="auto"/>
+        <w:ind w:left="0" w:right="0" w:firstLine="709"/>
+        <w:jc w:val="both"/>
+        <w:rPr/>
+      </w:pPr>
+      <w:r>
+        <w:rPr>
+          <w:rFonts w:ascii="Times New Roman" w:cs="Times New Roman" w:eastAsia="Times New Roman" w:hAnsi="Times New Roman"/>
+          <w:b w:val="0"/>
+          <w:bCs w:val="0"/>
+          <w:color w:val="000000"/>
+          <w:sz w:val="24"/>
+          <w:szCs w:val="24"/>
+          <w:rtl w:val="0"/>
+        </w:rPr>
+        <w:t xml:space="preserve">Yᵢⱼ corresponde al valor observado en el tratamiento i y el bloque j.</w:t>
+      </w:r>
+      <w:r>
+        <w:rPr>
+          <w:rtl w:val="0"/>
+        </w:rPr>
+      </w:r>
+    </w:p>
+    <w:p>
+      <w:pPr>
+        <w:widowControl w:val="1"/>
+        <w:spacing w:after="120" w:before="0" w:line="360" w:lineRule="auto"/>
+        <w:ind w:left="0" w:right="0" w:firstLine="709"/>
+        <w:jc w:val="both"/>
+        <w:rPr/>
+      </w:pPr>
+      <w:r>
+        <w:rPr>
+          <w:rFonts w:ascii="Times New Roman" w:cs="Times New Roman" w:eastAsia="Times New Roman" w:hAnsi="Times New Roman"/>
+          <w:b w:val="0"/>
+          <w:bCs w:val="0"/>
+          <w:color w:val="000000"/>
+          <w:sz w:val="24"/>
+          <w:szCs w:val="24"/>
+          <w:rtl w:val="0"/>
+        </w:rPr>
+        <w:t xml:space="preserve">μ representa la media general.</w:t>
+      </w:r>
+      <w:r>
+        <w:rPr>
+          <w:rtl w:val="0"/>
+        </w:rPr>
+      </w:r>
+    </w:p>
+    <w:p>
+      <w:pPr>
+        <w:widowControl w:val="1"/>
+        <w:spacing w:after="120" w:before="0" w:line="360" w:lineRule="auto"/>
+        <w:ind w:left="0" w:right="0" w:firstLine="709"/>
+        <w:jc w:val="both"/>
+        <w:rPr/>
+      </w:pPr>
+      <w:r>
+        <w:rPr>
+          <w:rFonts w:ascii="Times New Roman" w:cs="Times New Roman" w:eastAsia="Times New Roman" w:hAnsi="Times New Roman"/>
+          <w:b w:val="0"/>
+          <w:bCs w:val="0"/>
+          <w:color w:val="000000"/>
+          <w:sz w:val="24"/>
+          <w:szCs w:val="24"/>
+          <w:rtl w:val="0"/>
+        </w:rPr>
+        <w:t xml:space="preserve">Tᵢ representa el efecto del tratamiento nitrogenado i.</w:t>
+      </w:r>
+      <w:r>
+        <w:rPr>
+          <w:rtl w:val="0"/>
+        </w:rPr>
+      </w:r>
+    </w:p>
+    <w:p>
+      <w:pPr>
+        <w:widowControl w:val="1"/>
+        <w:spacing w:after="120" w:before="0" w:line="360" w:lineRule="auto"/>
+        <w:ind w:left="0" w:right="0" w:firstLine="709"/>
+        <w:jc w:val="both"/>
+        <w:rPr/>
+      </w:pPr>
+      <w:r>
+        <w:rPr>
+          <w:rFonts w:ascii="Times New Roman" w:cs="Times New Roman" w:eastAsia="Times New Roman" w:hAnsi="Times New Roman"/>
+          <w:b w:val="0"/>
+          <w:bCs w:val="0"/>
+          <w:color w:val="000000"/>
+          <w:sz w:val="24"/>
+          <w:szCs w:val="24"/>
+          <w:rtl w:val="0"/>
+        </w:rPr>
+        <w:t xml:space="preserve">Bⱼ representa el efecto del bloque j.</w:t>
+      </w:r>
+      <w:r>
+        <w:rPr>
+          <w:rtl w:val="0"/>
+        </w:rPr>
+      </w:r>
+    </w:p>
+    <w:p>
+      <w:pPr>
+        <w:widowControl w:val="1"/>
+        <w:spacing w:after="120" w:before="0" w:line="360" w:lineRule="auto"/>
+        <w:ind w:left="0" w:right="0" w:firstLine="709"/>
+        <w:jc w:val="both"/>
+        <w:rPr/>
+      </w:pPr>
+      <w:r>
+        <w:rPr>
+          <w:rFonts w:ascii="Times New Roman" w:cs="Times New Roman" w:eastAsia="Times New Roman" w:hAnsi="Times New Roman"/>
+          <w:b w:val="0"/>
+          <w:bCs w:val="0"/>
+          <w:color w:val="000000"/>
+          <w:sz w:val="24"/>
+          <w:szCs w:val="24"/>
+          <w:rtl w:val="0"/>
+        </w:rPr>
+        <w:t xml:space="preserve">εᵢⱼ representa el error experimental asociado con la unidad experimental.</w:t>
       </w:r>
       <w:r>
         <w:rPr>
@@ -7791,8 +8105,8 @@
           <w:color w:val="000000"/>
         </w:rPr>
       </w:pPr>
-      <w:bookmarkStart w:colFirst="0" w:colLast="0" w:name="_7qrvyhwwtfx3" w:id="25"/>
-      <w:bookmarkEnd w:id="25"/>
+      <w:bookmarkStart w:colFirst="0" w:colLast="0" w:name="_heading=h.t963w47gzrq3" w:id="24"/>
+      <w:bookmarkEnd w:id="24"/>
       <w:r>
         <w:rPr>
           <w:rFonts w:ascii="Times New Roman" w:cs="Times New Roman" w:eastAsia="Times New Roman" w:hAnsi="Times New Roman"/>
@@ -7805,7 +8119,7 @@
           <w:szCs w:val="24"/>
           <w:rtl w:val="0"/>
         </w:rPr>
-        <w:t xml:space="preserve">4.8.3 Eficiencia agronómica del nitrógeno</w:t>
+        <w:t xml:space="preserve">4.9.1 Comparación de los tratamientos</w:t>
       </w:r>
       <w:r>
         <w:rPr>
@@ -7831,7 +8145,7 @@
           <w:szCs w:val="24"/>
           <w:rtl w:val="0"/>
         </w:rPr>
-        <w:t xml:space="preserve">La respuesta productiva por unidad de nitrógeno experimental aplicado se estimó mediante la eficiencia agronómica del nitrógeno.</w:t>
+        <w:t xml:space="preserve">Para las principales variables de respuesta se realizaron dos análisis complementarios dentro de cada ensayo.</w:t>
       </w:r>
       <w:r>
         <w:rPr>
@@ -7849,73 +8163,9 @@
       </w:pPr>
       <w:r>
         <w:rPr>
-          <w:rFonts w:ascii="Times New Roman" w:cs="Times New Roman" w:eastAsia="Times New Roman" w:hAnsi="Times New Roman"/>
-          <w:b w:val="0"/>
-          <w:bCs w:val="0"/>
-          <w:color w:val="000000"/>
-          <w:sz w:val="24"/>
-          <w:szCs w:val="24"/>
-          <w:rtl w:val="0"/>
-        </w:rPr>
-        <w:t xml:space="preserve">Para cada tratamiento fertilizado se utilizó como referencia el rendimiento de M0 correspondiente al mismo bloque y ensayo:</w:t>
-      </w:r>
-      <w:r>
-        <w:rPr>
-          <w:rtl w:val="0"/>
-        </w:rPr>
-      </w:r>
-    </w:p>
-    <w:p>
-      <w:pPr>
-        <w:keepLines w:val="1"/>
-        <w:spacing w:after="120" w:before="60" w:line="276" w:lineRule="auto"/>
-        <w:ind w:left="0" w:right="0" w:firstLine="0"/>
-        <w:jc w:val="center"/>
-        <w:rPr/>
-      </w:pPr>
-      <w:r>
-        <w:rPr>
-          <w:rFonts w:ascii="Times New Roman" w:cs="Times New Roman" w:eastAsia="Times New Roman" w:hAnsi="Times New Roman"/>
-          <w:b w:val="0"/>
-          <w:bCs w:val="0"/>
-          <w:color w:val="000000"/>
-          <w:sz w:val="24"/>
-          <w:szCs w:val="24"/>
-          <w:rtl w:val="0"/>
-        </w:rPr>
-        <w:t xml:space="preserve">Eficiencia agronómica del nitrógeno (kg semilla kg⁻¹ N) = [rendimiento del tratamiento fertilizado − rendimiento de M0] / 200 kg N ha⁻¹</w:t>
-      </w:r>
-      <w:r>
-        <w:rPr>
-          <w:rtl w:val="0"/>
-        </w:rPr>
-      </w:r>
-    </w:p>
-    <w:p>
-      <w:pPr>
-        <w:keepNext w:val="1"/>
-        <w:widowControl w:val="1"/>
-        <w:spacing w:after="120" w:before="0" w:line="360" w:lineRule="auto"/>
-        <w:ind w:left="0" w:right="0" w:firstLine="0"/>
-        <w:jc w:val="left"/>
-        <w:rPr/>
-      </w:pPr>
-      <w:r>
-        <w:rPr>
-          <w:rFonts w:ascii="Times New Roman" w:cs="Times New Roman" w:eastAsia="Times New Roman" w:hAnsi="Times New Roman"/>
-          <w:b w:val="0"/>
-          <w:bCs w:val="0"/>
-          <w:color w:val="000000"/>
-          <w:sz w:val="24"/>
-          <w:szCs w:val="24"/>
-          <w:rtl w:val="0"/>
-        </w:rPr>
-        <w:t xml:space="preserve">Donde:</w:t>
-      </w:r>
-      <w:r>
-        <w:rPr>
-          <w:rtl w:val="0"/>
-        </w:rPr>
+          <w:rtl w:val="0"/>
+        </w:rPr>
+        <w:t xml:space="preserve">El análisis principal incluyó únicamente los tratamientos fertilizados M1–M5. Como todos recibieron una dosis total de 200 kg N ha⁻¹, esta comparación permitió evaluar específicamente el efecto del momento de aplicación.</w:t>
       </w:r>
     </w:p>
     <w:p>
@@ -7928,20 +8178,9 @@
       </w:pPr>
       <w:r>
         <w:rPr>
-          <w:rFonts w:ascii="Times New Roman" w:cs="Times New Roman" w:eastAsia="Times New Roman" w:hAnsi="Times New Roman"/>
-          <w:b w:val="0"/>
-          <w:bCs w:val="0"/>
-          <w:color w:val="000000"/>
-          <w:sz w:val="24"/>
-          <w:szCs w:val="24"/>
-          <w:rtl w:val="0"/>
-        </w:rPr>
-        <w:t xml:space="preserve">Rendimiento del tratamiento fertilizado corresponde al rendimiento de semilla limpia de cada tratamiento M1–M5, expresado en kg ha⁻¹.</w:t>
-      </w:r>
-      <w:r>
-        <w:rPr>
-          <w:rtl w:val="0"/>
-        </w:rPr>
+          <w:rtl w:val="0"/>
+        </w:rPr>
+        <w:t xml:space="preserve">De manera complementaria, se analizaron los seis tratamientos M0–M5 para describir la respuesta al nitrógeno experimental adicional y ubicar a los calendarios de aplicación respecto al testigo M0.</w:t>
       </w:r>
     </w:p>
     <w:p>
@@ -7962,7 +8201,7 @@
           <w:szCs w:val="24"/>
           <w:rtl w:val="0"/>
         </w:rPr>
-        <w:t xml:space="preserve">Rendimiento de M0 corresponde al rendimiento de semilla limpia del testigo sin nitrógeno experimental adicional del mismo bloque y ensayo, expresado en kg ha⁻¹.</w:t>
+        <w:t xml:space="preserve">Cuando el análisis de varianza detectó diferencias significativas entre tratamientos, las medias se compararon mediante la prueba de Tukey, con un nivel de significancia del 5 %.</w:t>
       </w:r>
       <w:r>
         <w:rPr>
@@ -7988,33 +8227,7 @@
           <w:szCs w:val="24"/>
           <w:rtl w:val="0"/>
         </w:rPr>
-        <w:t xml:space="preserve">El valor 200 corresponde a la dosis total de nitrógeno experimental aplicada a los tratamientos fertilizados, expresada en kg N ha⁻¹.</w:t>
-      </w:r>
-      <w:r>
-        <w:rPr>
-          <w:rtl w:val="0"/>
-        </w:rPr>
-      </w:r>
-    </w:p>
-    <w:p>
-      <w:pPr>
-        <w:widowControl w:val="1"/>
-        <w:spacing w:after="120" w:before="0" w:line="360" w:lineRule="auto"/>
-        <w:ind w:left="0" w:right="0" w:firstLine="709"/>
-        <w:jc w:val="both"/>
-        <w:rPr/>
-      </w:pPr>
-      <w:r>
-        <w:rPr>
-          <w:rFonts w:ascii="Times New Roman" w:cs="Times New Roman" w:eastAsia="Times New Roman" w:hAnsi="Times New Roman"/>
-          <w:b w:val="0"/>
-          <w:bCs w:val="0"/>
-          <w:color w:val="000000"/>
-          <w:sz w:val="24"/>
-          <w:szCs w:val="24"/>
-          <w:rtl w:val="0"/>
-        </w:rPr>
-        <w:t xml:space="preserve">La eficiencia agronómica se expresó en kilogramos adicionales de semilla limpia producidos por kilogramo de nitrógeno experimental aplicado. Este indicador no representa la recuperación del fertilizante por el cultivo ni la eficiencia fisiológica de utilización del nitrógeno absorbido.</w:t>
+        <w:t xml:space="preserve">Cuando el efecto del tratamiento no resultó significativo, las diferencias numéricas entre medias se consideraron únicamente descriptivas.</w:t>
       </w:r>
       <w:r>
         <w:rPr>
@@ -8036,8 +8249,8 @@
           <w:color w:val="000000"/>
         </w:rPr>
       </w:pPr>
-      <w:bookmarkStart w:colFirst="0" w:colLast="0" w:name="_w8hzxxngc3r1" w:id="26"/>
-      <w:bookmarkEnd w:id="26"/>
+      <w:bookmarkStart w:colFirst="0" w:colLast="0" w:name="_heading=h.orufwiiwmw17" w:id="25"/>
+      <w:bookmarkEnd w:id="25"/>
       <w:r>
         <w:rPr>
           <w:rFonts w:ascii="Times New Roman" w:cs="Times New Roman" w:eastAsia="Times New Roman" w:hAnsi="Times New Roman"/>
@@ -8050,7 +8263,7 @@
           <w:szCs w:val="24"/>
           <w:rtl w:val="0"/>
         </w:rPr>
-        <w:t xml:space="preserve">4.8.4 Productividad aparente del agua aportada</w:t>
+        <w:t xml:space="preserve">4.9.2 Análisis de las variables evaluadas durante el ciclo</w:t>
       </w:r>
       <w:r>
         <w:rPr>
@@ -8076,33 +8289,7 @@
           <w:szCs w:val="24"/>
           <w:rtl w:val="0"/>
         </w:rPr>
-        <w:t xml:space="preserve">La relación entre el rendimiento de semilla y el agua aportada durante el período experimental se estimó mediante la productividad aparente del agua.</w:t>
-      </w:r>
-      <w:r>
-        <w:rPr>
-          <w:rtl w:val="0"/>
-        </w:rPr>
-      </w:r>
-    </w:p>
-    <w:p>
-      <w:pPr>
-        <w:keepLines w:val="1"/>
-        <w:spacing w:after="120" w:before="60" w:line="276" w:lineRule="auto"/>
-        <w:ind w:left="0" w:right="0" w:firstLine="0"/>
-        <w:jc w:val="center"/>
-        <w:rPr/>
-      </w:pPr>
-      <w:r>
-        <w:rPr>
-          <w:rFonts w:ascii="Times New Roman" w:cs="Times New Roman" w:eastAsia="Times New Roman" w:hAnsi="Times New Roman"/>
-          <w:b w:val="0"/>
-          <w:bCs w:val="0"/>
-          <w:color w:val="000000"/>
-          <w:sz w:val="24"/>
-          <w:szCs w:val="24"/>
-          <w:rtl w:val="0"/>
-        </w:rPr>
-        <w:t xml:space="preserve">Productividad aparente del agua aportada (kg semilla ha⁻¹ mm⁻¹) = rendimiento de semilla limpia (kg ha⁻¹) / agua aportada (mm)</w:t>
+        <w:t xml:space="preserve">La biomasa aérea, la concentración de nitrógeno, el nitrógeno acumulado y el Índice de Nutrición Nitrogenada se analizaron independientemente para cada combinación de fecha de muestreo y ensayo.</w:t>
       </w:r>
       <w:r>
         <w:rPr>
@@ -8128,7 +8315,7 @@
           <w:szCs w:val="24"/>
           <w:rtl w:val="0"/>
         </w:rPr>
-        <w:t xml:space="preserve">Para el ensayo de secano se utilizó como denominador la precipitación registrada entre junio y noviembre, correspondiente a 510 mm.</w:t>
+        <w:t xml:space="preserve">En consecuencia, las evaluaciones del 16 de septiembre, 20 de octubre y 12 de noviembre de 2025 se analizaron por separado, sin tratar las fechas como repeticiones independientes de un mismo tratamiento.</w:t>
       </w:r>
       <w:r>
         <w:rPr>
@@ -8154,7 +8341,43 @@
           <w:szCs w:val="24"/>
           <w:rtl w:val="0"/>
         </w:rPr>
-        <w:t xml:space="preserve">Para el ensayo bajo riego se utilizó la suma de las precipitaciones y del riego suplementario aplicado durante el mismo período, correspondiente a 675 mm.</w:t>
+        <w:t xml:space="preserve">Las variables determinadas en la evaluación final </w:t>
+      </w:r>
+      <w:r>
+        <w:rPr>
+          <w:rtl w:val="0"/>
+        </w:rPr>
+        <w:t xml:space="preserve">(</w:t>
+      </w:r>
+      <w:r>
+        <w:rPr>
+          <w:rFonts w:ascii="Times New Roman" w:cs="Times New Roman" w:eastAsia="Times New Roman" w:hAnsi="Times New Roman"/>
+          <w:b w:val="0"/>
+          <w:bCs w:val="0"/>
+          <w:color w:val="000000"/>
+          <w:sz w:val="24"/>
+          <w:szCs w:val="24"/>
+          <w:rtl w:val="0"/>
+        </w:rPr>
+        <w:t xml:space="preserve">densidad de panojas, número estimado de semillas por panoja, peso de mil semillas, rendimiento de semilla, merma de limpieza e índice de cosecha</w:t>
+      </w:r>
+      <w:r>
+        <w:rPr>
+          <w:rtl w:val="0"/>
+        </w:rPr>
+        <w:t xml:space="preserve">) </w:t>
+      </w:r>
+      <w:r>
+        <w:rPr>
+          <w:rFonts w:ascii="Times New Roman" w:cs="Times New Roman" w:eastAsia="Times New Roman" w:hAnsi="Times New Roman"/>
+          <w:b w:val="0"/>
+          <w:bCs w:val="0"/>
+          <w:color w:val="000000"/>
+          <w:sz w:val="24"/>
+          <w:szCs w:val="24"/>
+          <w:rtl w:val="0"/>
+        </w:rPr>
+        <w:t xml:space="preserve">también se analizaron independientemente para cada ensayo.</w:t>
       </w:r>
       <w:r>
         <w:rPr>
@@ -8180,7 +8403,7 @@
           <w:szCs w:val="24"/>
           <w:rtl w:val="0"/>
         </w:rPr>
-        <w:t xml:space="preserve">La productividad aparente del agua se expresó en kilogramos de semilla limpia por hectárea y por milímetro de agua aportada.</w:t>
+        <w:t xml:space="preserve">La eficiencia agronómica del nitrógeno se analizó únicamente para M1–M5, debido a que el rendimiento de M0 del mismo bloque y ensayo se utilizó como referencia para su cálculo.</w:t>
       </w:r>
       <w:r>
         <w:rPr>
@@ -8206,19 +8429,356 @@
           <w:szCs w:val="24"/>
           <w:rtl w:val="0"/>
         </w:rPr>
-        <w:t xml:space="preserve">Este indicador representa una relación operativa entre el rendimiento y el agua recibida por cada ensayo. No constituye una estimación de la productividad respecto al agua efectivamente consumida por el cultivo, debido a que no se determinaron la evapotranspiración real ni la variación del almacenamiento de agua en el suelo.</w:t>
-      </w:r>
-      <w:r>
-        <w:rPr>
-          <w:rtl w:val="0"/>
-        </w:rPr>
-      </w:r>
-    </w:p>
-    <w:p>
-      <w:pPr>
-        <w:spacing w:after="0" w:before="0" w:line="240" w:lineRule="auto"/>
+        <w:t xml:space="preserve">La productividad aparente del agua se analizó con la misma estructura estadística que el rendimiento de semilla limpia. Dentro de cada ensayo, todos los tratamientos compartieron el mismo denominador de agua aportada, por lo que este indicador constituyó una transformación proporcional del rendimiento.</w:t>
+      </w:r>
+      <w:r>
+        <w:rPr>
+          <w:rtl w:val="0"/>
+        </w:rPr>
+      </w:r>
+    </w:p>
+    <w:p>
+      <w:pPr>
+        <w:pStyle w:val="Heading3"/>
+        <w:keepNext w:val="1"/>
+        <w:keepLines w:val="0"/>
+        <w:spacing w:after="120" w:before="120" w:line="276" w:lineRule="auto"/>
+        <w:ind w:left="0" w:right="0" w:firstLine="0"/>
+        <w:jc w:val="left"/>
+        <w:rPr>
+          <w:i w:val="0"/>
+          <w:iCs w:val="0"/>
+          <w:color w:val="000000"/>
+        </w:rPr>
+      </w:pPr>
+      <w:bookmarkStart w:colFirst="0" w:colLast="0" w:name="_heading=h.5i9xh48381qm" w:id="26"/>
+      <w:bookmarkEnd w:id="26"/>
+      <w:r>
+        <w:rPr>
+          <w:rFonts w:ascii="Times New Roman" w:cs="Times New Roman" w:eastAsia="Times New Roman" w:hAnsi="Times New Roman"/>
+          <w:b w:val="1"/>
+          <w:bCs w:val="1"/>
+          <w:i w:val="0"/>
+          <w:iCs w:val="0"/>
+          <w:color w:val="000000"/>
+          <w:sz w:val="24"/>
+          <w:szCs w:val="24"/>
+          <w:rtl w:val="0"/>
+        </w:rPr>
+        <w:t xml:space="preserve">4.9.4 Observación faltante</w:t>
+      </w:r>
+      <w:r>
+        <w:rPr>
+          <w:rtl w:val="0"/>
+        </w:rPr>
+      </w:r>
+    </w:p>
+    <w:p>
+      <w:pPr>
+        <w:widowControl w:val="1"/>
+        <w:spacing w:after="120" w:before="0" w:line="360" w:lineRule="auto"/>
+        <w:ind w:left="0" w:right="0" w:firstLine="709"/>
+        <w:jc w:val="both"/>
         <w:rPr/>
       </w:pPr>
+      <w:r>
+        <w:rPr>
+          <w:rFonts w:ascii="Times New Roman" w:cs="Times New Roman" w:eastAsia="Times New Roman" w:hAnsi="Times New Roman"/>
+          <w:b w:val="0"/>
+          <w:bCs w:val="0"/>
+          <w:color w:val="000000"/>
+          <w:sz w:val="24"/>
+          <w:szCs w:val="24"/>
+          <w:rtl w:val="0"/>
+        </w:rPr>
+        <w:t xml:space="preserve">No se dispuso de la concentración de nitrógeno correspondiente a M1, bloque 4, en el ensayo de secano y en el muestreo del 16 de septiembre de 2025.</w:t>
+      </w:r>
+      <w:r>
+        <w:rPr>
+          <w:rtl w:val="0"/>
+        </w:rPr>
+      </w:r>
+    </w:p>
+    <w:p>
+      <w:pPr>
+        <w:widowControl w:val="1"/>
+        <w:spacing w:after="120" w:before="0" w:line="360" w:lineRule="auto"/>
+        <w:ind w:left="0" w:right="0" w:firstLine="709"/>
+        <w:jc w:val="both"/>
+        <w:rPr/>
+      </w:pPr>
+      <w:r>
+        <w:rPr>
+          <w:rFonts w:ascii="Times New Roman" w:cs="Times New Roman" w:eastAsia="Times New Roman" w:hAnsi="Times New Roman"/>
+          <w:b w:val="0"/>
+          <w:bCs w:val="0"/>
+          <w:color w:val="000000"/>
+          <w:sz w:val="24"/>
+          <w:szCs w:val="24"/>
+          <w:rtl w:val="0"/>
+        </w:rPr>
+        <w:t xml:space="preserve">El análisis principal de la concentración de nitrógeno en secano para esa fecha se realizó con las 23 observaciones efectivamente medidas, sin imputar el dato faltante. En el análisis complementario conjunto se dispuso de 47 observaciones al considerar M0–M5 y de 39 al considerar únicamente M1–M5.</w:t>
+      </w:r>
+      <w:r>
+        <w:rPr>
+          <w:rtl w:val="0"/>
+        </w:rPr>
+      </w:r>
+    </w:p>
+    <w:p>
+      <w:pPr>
+        <w:pStyle w:val="Heading3"/>
+        <w:keepNext w:val="1"/>
+        <w:keepLines w:val="0"/>
+        <w:spacing w:after="120" w:before="120" w:line="276" w:lineRule="auto"/>
+        <w:ind w:left="0" w:right="0" w:firstLine="0"/>
+        <w:jc w:val="left"/>
+        <w:rPr>
+          <w:i w:val="0"/>
+          <w:iCs w:val="0"/>
+          <w:color w:val="000000"/>
+        </w:rPr>
+      </w:pPr>
+      <w:bookmarkStart w:colFirst="0" w:colLast="0" w:name="_heading=h.x8tjbh5s8quz" w:id="27"/>
+      <w:bookmarkEnd w:id="27"/>
+      <w:r>
+        <w:rPr>
+          <w:rFonts w:ascii="Times New Roman" w:cs="Times New Roman" w:eastAsia="Times New Roman" w:hAnsi="Times New Roman"/>
+          <w:b w:val="1"/>
+          <w:bCs w:val="1"/>
+          <w:i w:val="0"/>
+          <w:iCs w:val="0"/>
+          <w:color w:val="000000"/>
+          <w:sz w:val="24"/>
+          <w:szCs w:val="24"/>
+          <w:rtl w:val="0"/>
+        </w:rPr>
+        <w:t xml:space="preserve">4.9.5 Análisis de correlación</w:t>
+      </w:r>
+      <w:r>
+        <w:rPr>
+          <w:rtl w:val="0"/>
+        </w:rPr>
+      </w:r>
+    </w:p>
+    <w:p>
+      <w:pPr>
+        <w:widowControl w:val="1"/>
+        <w:spacing w:after="120" w:before="0" w:line="360" w:lineRule="auto"/>
+        <w:ind w:left="0" w:right="0" w:firstLine="709"/>
+        <w:jc w:val="both"/>
+        <w:rPr/>
+      </w:pPr>
+      <w:r>
+        <w:rPr>
+          <w:rFonts w:ascii="Times New Roman" w:cs="Times New Roman" w:eastAsia="Times New Roman" w:hAnsi="Times New Roman"/>
+          <w:b w:val="0"/>
+          <w:bCs w:val="0"/>
+          <w:color w:val="000000"/>
+          <w:sz w:val="24"/>
+          <w:szCs w:val="24"/>
+          <w:rtl w:val="0"/>
+        </w:rPr>
+        <w:t xml:space="preserve">Se calcularon correlaciones de Pearson para estudiar las asociaciones entre el rendimiento de semilla limpia y las principales variables productivas y nutricionales evaluadas.</w:t>
+      </w:r>
+      <w:r>
+        <w:rPr>
+          <w:rtl w:val="0"/>
+        </w:rPr>
+      </w:r>
+    </w:p>
+    <w:p>
+      <w:pPr>
+        <w:widowControl w:val="1"/>
+        <w:spacing w:after="120" w:before="0" w:line="360" w:lineRule="auto"/>
+        <w:ind w:left="0" w:right="0" w:firstLine="709"/>
+        <w:jc w:val="both"/>
+        <w:rPr/>
+      </w:pPr>
+      <w:r>
+        <w:rPr>
+          <w:rFonts w:ascii="Times New Roman" w:cs="Times New Roman" w:eastAsia="Times New Roman" w:hAnsi="Times New Roman"/>
+          <w:b w:val="0"/>
+          <w:bCs w:val="0"/>
+          <w:color w:val="000000"/>
+          <w:sz w:val="24"/>
+          <w:szCs w:val="24"/>
+          <w:rtl w:val="0"/>
+        </w:rPr>
+        <w:t xml:space="preserve">Las correlaciones se analizaron de forma exploratoria dentro de cada ensayo y, de manera complementaria, considerando conjuntamente las observaciones de ambos sectores. </w:t>
+      </w:r>
+      <w:r>
+        <w:rPr>
+          <w:rtl w:val="0"/>
+        </w:rPr>
+      </w:r>
+    </w:p>
+    <w:p>
+      <w:pPr>
+        <w:spacing w:after="240" w:before="240" w:lineRule="auto"/>
+        <w:rPr/>
+      </w:pPr>
+      <w:r>
+        <w:rPr>
+          <w:rtl w:val="0"/>
+        </w:rPr>
+        <w:t xml:space="preserve">No se interpretaron como asociaciones biológicas independientes las correlaciones del rendimiento con variables que lo contienen en su expresión matemática o dependen directamente de él, como la eficiencia agronómica del nitrógeno, la productividad aparente del agua, el número estimado de semillas por panoja y el índice de cosecha.</w:t>
+      </w:r>
+    </w:p>
+    <w:p>
+      <w:pPr>
+        <w:pStyle w:val="Heading3"/>
+        <w:keepNext w:val="1"/>
+        <w:keepLines w:val="0"/>
+        <w:spacing w:after="120" w:before="120" w:line="276" w:lineRule="auto"/>
+        <w:ind w:left="0" w:right="0" w:firstLine="0"/>
+        <w:jc w:val="left"/>
+        <w:rPr>
+          <w:i w:val="0"/>
+          <w:iCs w:val="0"/>
+          <w:color w:val="000000"/>
+        </w:rPr>
+      </w:pPr>
+      <w:bookmarkStart w:colFirst="0" w:colLast="0" w:name="_heading=h.u0uo7l3h177s" w:id="28"/>
+      <w:bookmarkEnd w:id="28"/>
+      <w:r>
+        <w:rPr>
+          <w:rFonts w:ascii="Times New Roman" w:cs="Times New Roman" w:eastAsia="Times New Roman" w:hAnsi="Times New Roman"/>
+          <w:b w:val="1"/>
+          <w:bCs w:val="1"/>
+          <w:i w:val="0"/>
+          <w:iCs w:val="0"/>
+          <w:color w:val="000000"/>
+          <w:sz w:val="24"/>
+          <w:szCs w:val="24"/>
+          <w:rtl w:val="0"/>
+        </w:rPr>
+        <w:t xml:space="preserve">4.9.6 Análisis complementario conjunto</w:t>
+      </w:r>
+      <w:r>
+        <w:rPr>
+          <w:rtl w:val="0"/>
+        </w:rPr>
+      </w:r>
+    </w:p>
+    <w:p>
+      <w:pPr>
+        <w:widowControl w:val="1"/>
+        <w:spacing w:after="120" w:before="0" w:line="360" w:lineRule="auto"/>
+        <w:ind w:left="0" w:right="0" w:firstLine="709"/>
+        <w:jc w:val="both"/>
+        <w:rPr/>
+      </w:pPr>
+      <w:r>
+        <w:rPr>
+          <w:rFonts w:ascii="Times New Roman" w:cs="Times New Roman" w:eastAsia="Times New Roman" w:hAnsi="Times New Roman"/>
+          <w:b w:val="0"/>
+          <w:bCs w:val="0"/>
+          <w:color w:val="000000"/>
+          <w:sz w:val="24"/>
+          <w:szCs w:val="24"/>
+          <w:rtl w:val="0"/>
+        </w:rPr>
+        <w:t xml:space="preserve">De manera complementaria a los análisis independientes, se ajustó un modelo conjunto para los tratamientos fertilizados M1–M5 con el propósito de evaluar si el patrón de respuesta al momento de aplicación fue consistente entre los dos sectores.</w:t>
+      </w:r>
+      <w:r>
+        <w:rPr>
+          <w:rtl w:val="0"/>
+        </w:rPr>
+      </w:r>
+    </w:p>
+    <w:p>
+      <w:pPr>
+        <w:widowControl w:val="1"/>
+        <w:spacing w:after="120" w:before="0" w:line="360" w:lineRule="auto"/>
+        <w:ind w:left="0" w:right="0" w:firstLine="709"/>
+        <w:jc w:val="both"/>
+        <w:rPr/>
+      </w:pPr>
+      <w:r>
+        <w:rPr>
+          <w:rFonts w:ascii="Times New Roman" w:cs="Times New Roman" w:eastAsia="Times New Roman" w:hAnsi="Times New Roman"/>
+          <w:b w:val="0"/>
+          <w:bCs w:val="0"/>
+          <w:i w:val="0"/>
+          <w:iCs w:val="0"/>
+          <w:color w:val="000000"/>
+          <w:sz w:val="24"/>
+          <w:szCs w:val="24"/>
+          <w:rtl w:val="0"/>
+        </w:rPr>
+        <w:t xml:space="preserve">El modelo incluyó los efectos del momento de aplicación, el sector, la interacción momento × sector y los bloques anidados dentro de cada sector. La consistencia del patrón relativo de M1–M5 entre sectores se evaluó mediante la interacción. Cuando se describió el efecto promedio del momento se utilizaron contrastes globales y medias marginales, y no coeficientes individuales dependientes de la categoría de referencia del modelo.</w:t>
+      </w:r>
+      <w:r>
+        <w:rPr>
+          <w:rtl w:val="0"/>
+        </w:rPr>
+      </w:r>
+    </w:p>
+    <w:p>
+      <w:pPr>
+        <w:widowControl w:val="1"/>
+        <w:spacing w:after="120" w:before="0" w:line="360" w:lineRule="auto"/>
+        <w:ind w:left="0" w:right="0" w:firstLine="709"/>
+        <w:jc w:val="both"/>
+        <w:rPr/>
+      </w:pPr>
+      <w:r>
+        <w:rPr>
+          <w:rFonts w:ascii="Times New Roman" w:cs="Times New Roman" w:eastAsia="Times New Roman" w:hAnsi="Times New Roman"/>
+          <w:b w:val="0"/>
+          <w:bCs w:val="0"/>
+          <w:color w:val="000000"/>
+          <w:sz w:val="24"/>
+          <w:szCs w:val="24"/>
+          <w:rtl w:val="0"/>
+        </w:rPr>
+        <w:t xml:space="preserve">Debido a que cada condición hídrica estuvo representada por un único sector y no fue aleatorizada ni replicada en unidades hídricas independientes, el efecto principal del sector no se interpretó como una estimación causal del riego. La interacción se utilizó para describir si el patrón relativo de M1–M5 difirió entre estos dos sectores específicos</w:t>
+      </w:r>
+      <w:r>
+        <w:rPr>
+          <w:rtl w:val="0"/>
+        </w:rPr>
+        <w:t xml:space="preserve">.</w:t>
+      </w:r>
+    </w:p>
+    <w:p>
+      <w:pPr>
+        <w:widowControl w:val="1"/>
+        <w:spacing w:after="0" w:before="0" w:line="360" w:lineRule="auto"/>
+        <w:ind w:left="0" w:right="0" w:firstLine="709"/>
+        <w:jc w:val="both"/>
+        <w:rPr/>
+      </w:pPr>
+      <w:r>
+        <w:rPr>
+          <w:rtl w:val="0"/>
+        </w:rPr>
+      </w:r>
+    </w:p>
+    <w:p>
+      <w:pPr>
+        <w:pStyle w:val="Heading1"/>
+        <w:keepNext w:val="1"/>
+        <w:spacing w:after="120" w:before="240" w:line="276" w:lineRule="auto"/>
+        <w:ind w:left="0" w:right="0" w:firstLine="0"/>
+        <w:jc w:val="left"/>
+        <w:rPr/>
+      </w:pPr>
+      <w:r>
+        <w:rPr>
+          <w:rFonts w:ascii="Times New Roman" w:cs="Times New Roman" w:eastAsia="Times New Roman" w:hAnsi="Times New Roman"/>
+          <w:b w:val="1"/>
+          <w:bCs w:val="1"/>
+          <w:i w:val="0"/>
+          <w:iCs w:val="0"/>
+          <w:color w:val="000000"/>
+          <w:sz w:val="28"/>
+          <w:szCs w:val="28"/>
+          <w:rtl w:val="0"/>
+        </w:rPr>
+        <w:t xml:space="preserve">5. Resultados</w:t>
+      </w:r>
       <w:r>
         <w:rPr>
           <w:rtl w:val="0"/>
@@ -8239,8 +8799,8 @@
           <w:szCs w:val="26"/>
         </w:rPr>
       </w:pPr>
-      <w:bookmarkStart w:colFirst="0" w:colLast="0" w:name="_2r9y30wekc9l" w:id="27"/>
-      <w:bookmarkEnd w:id="27"/>
+      <w:bookmarkStart w:colFirst="0" w:colLast="0" w:name="_heading=h.e4ygpdkh113t" w:id="29"/>
+      <w:bookmarkEnd w:id="29"/>
       <w:r>
         <w:rPr>
           <w:rFonts w:ascii="Times New Roman" w:cs="Times New Roman" w:eastAsia="Times New Roman" w:hAnsi="Times New Roman"/>
@@ -8251,7 +8811,7 @@
           <w:szCs w:val="26"/>
           <w:rtl w:val="0"/>
         </w:rPr>
-        <w:t xml:space="preserve">4.9 Análisis estadístico</w:t>
+        <w:t xml:space="preserve">5.1 Condiciones hídricas y estado inicial de los ensayos</w:t>
       </w:r>
       <w:r>
         <w:rPr>
@@ -8277,7 +8837,7 @@
           <w:szCs w:val="24"/>
           <w:rtl w:val="0"/>
         </w:rPr>
-        <w:t xml:space="preserve">Debido a que los ensayos de secano y riego suplementario se establecieron en sectores diferentes del semillero y la condición hídrica no fue asignada aleatoriamente a unidades experimentales independientes, los análisis estadísticos principales se realizaron por separado para cada ensayo.</w:t>
+        <w:t xml:space="preserve">Entre junio y noviembre de 2025 se registraron 510 mm de precipitación. La distribución mensual fue de 43 mm en junio, 62 mm en julio, 101 mm en agosto, 89 mm en septiembre, 141 mm en octubre y 74 mm en noviembre.</w:t>
       </w:r>
       <w:r>
         <w:rPr>
@@ -8303,7 +8863,7 @@
           <w:szCs w:val="24"/>
           <w:rtl w:val="0"/>
         </w:rPr>
-        <w:t xml:space="preserve">Dentro de cada ensayo se ajustó un análisis de varianza correspondiente a un diseño de bloques completos al azar. El modelo incluyó el efecto del tratamiento nitrogenado y el efecto del bloque.</w:t>
+        <w:t xml:space="preserve">El sector con riego suplementario recibió 165 mm adicionales, distribuidos en 15 mm durante junio, 30 mm en septiembre, 90 mm en octubre y 30 mm en noviembre. En consecuencia, el agua aportada durante el período evaluado fue de 510 mm en secano y de 675 mm en el sector regado.</w:t>
       </w:r>
       <w:r>
         <w:rPr>
@@ -8329,60 +8889,7 @@
           <w:szCs w:val="24"/>
           <w:rtl w:val="0"/>
         </w:rPr>
-        <w:t xml:space="preserve">El modelo general utilizado fue:</w:t>
-      </w:r>
-      <w:r>
-        <w:rPr>
-          <w:rtl w:val="0"/>
-        </w:rPr>
-      </w:r>
-    </w:p>
-    <w:p>
-      <w:pPr>
-        <w:keepLines w:val="1"/>
-        <w:spacing w:after="120" w:before="60" w:line="276" w:lineRule="auto"/>
-        <w:ind w:left="0" w:right="0" w:firstLine="0"/>
-        <w:jc w:val="center"/>
-        <w:rPr/>
-      </w:pPr>
-      <w:r>
-        <w:rPr>
-          <w:rFonts w:ascii="Times New Roman" w:cs="Times New Roman" w:eastAsia="Times New Roman" w:hAnsi="Times New Roman"/>
-          <w:b w:val="0"/>
-          <w:bCs w:val="0"/>
-          <w:color w:val="000000"/>
-          <w:sz w:val="24"/>
-          <w:szCs w:val="24"/>
-          <w:rtl w:val="0"/>
-        </w:rPr>
-        <w:t xml:space="preserve">Yᵢⱼ = μ + Tᵢ + Bⱼ + εᵢⱼ</w:t>
-      </w:r>
-      <w:r>
-        <w:rPr>
-          <w:rtl w:val="0"/>
-        </w:rPr>
-      </w:r>
-    </w:p>
-    <w:p>
-      <w:pPr>
-        <w:keepNext w:val="1"/>
-        <w:widowControl w:val="1"/>
-        <w:spacing w:after="120" w:before="0" w:line="360" w:lineRule="auto"/>
-        <w:ind w:left="0" w:right="0" w:firstLine="0"/>
-        <w:jc w:val="left"/>
-        <w:rPr/>
-      </w:pPr>
-      <w:r>
-        <w:rPr>
-          <w:rFonts w:ascii="Times New Roman" w:cs="Times New Roman" w:eastAsia="Times New Roman" w:hAnsi="Times New Roman"/>
-          <w:b w:val="0"/>
-          <w:bCs w:val="0"/>
-          <w:color w:val="000000"/>
-          <w:sz w:val="24"/>
-          <w:szCs w:val="24"/>
-          <w:rtl w:val="0"/>
-        </w:rPr>
-        <w:t xml:space="preserve">Donde:</w:t>
+        <w:t xml:space="preserve">La mayor lámina mensual de riego se aplicó en octubre, cuando se agregaron 90 mm a los 141 mm de precipitación registrados durante ese mes. </w:t>
       </w:r>
       <w:r>
         <w:rPr>
@@ -8396,1141 +8903,6 @@
         <w:spacing w:after="120" w:before="0" w:line="360" w:lineRule="auto"/>
         <w:ind w:left="0" w:right="0" w:firstLine="709"/>
         <w:jc w:val="both"/>
-        <w:rPr/>
-      </w:pPr>
-      <w:r>
-        <w:rPr>
-          <w:rFonts w:ascii="Times New Roman" w:cs="Times New Roman" w:eastAsia="Times New Roman" w:hAnsi="Times New Roman"/>
-          <w:b w:val="0"/>
-          <w:bCs w:val="0"/>
-          <w:color w:val="000000"/>
-          <w:sz w:val="24"/>
-          <w:szCs w:val="24"/>
-          <w:rtl w:val="0"/>
-        </w:rPr>
-        <w:t xml:space="preserve">Yᵢⱼ corresponde al valor observado en el tratamiento i y el bloque j.</w:t>
-      </w:r>
-      <w:r>
-        <w:rPr>
-          <w:rtl w:val="0"/>
-        </w:rPr>
-      </w:r>
-    </w:p>
-    <w:p>
-      <w:pPr>
-        <w:widowControl w:val="1"/>
-        <w:spacing w:after="120" w:before="0" w:line="360" w:lineRule="auto"/>
-        <w:ind w:left="0" w:right="0" w:firstLine="709"/>
-        <w:jc w:val="both"/>
-        <w:rPr/>
-      </w:pPr>
-      <w:r>
-        <w:rPr>
-          <w:rFonts w:ascii="Times New Roman" w:cs="Times New Roman" w:eastAsia="Times New Roman" w:hAnsi="Times New Roman"/>
-          <w:b w:val="0"/>
-          <w:bCs w:val="0"/>
-          <w:color w:val="000000"/>
-          <w:sz w:val="24"/>
-          <w:szCs w:val="24"/>
-          <w:rtl w:val="0"/>
-        </w:rPr>
-        <w:t xml:space="preserve">μ representa la media general.</w:t>
-      </w:r>
-      <w:r>
-        <w:rPr>
-          <w:rtl w:val="0"/>
-        </w:rPr>
-      </w:r>
-    </w:p>
-    <w:p>
-      <w:pPr>
-        <w:widowControl w:val="1"/>
-        <w:spacing w:after="120" w:before="0" w:line="360" w:lineRule="auto"/>
-        <w:ind w:left="0" w:right="0" w:firstLine="709"/>
-        <w:jc w:val="both"/>
-        <w:rPr/>
-      </w:pPr>
-      <w:r>
-        <w:rPr>
-          <w:rFonts w:ascii="Times New Roman" w:cs="Times New Roman" w:eastAsia="Times New Roman" w:hAnsi="Times New Roman"/>
-          <w:b w:val="0"/>
-          <w:bCs w:val="0"/>
-          <w:color w:val="000000"/>
-          <w:sz w:val="24"/>
-          <w:szCs w:val="24"/>
-          <w:rtl w:val="0"/>
-        </w:rPr>
-        <w:t xml:space="preserve">Tᵢ representa el efecto del tratamiento nitrogenado i.</w:t>
-      </w:r>
-      <w:r>
-        <w:rPr>
-          <w:rtl w:val="0"/>
-        </w:rPr>
-      </w:r>
-    </w:p>
-    <w:p>
-      <w:pPr>
-        <w:widowControl w:val="1"/>
-        <w:spacing w:after="120" w:before="0" w:line="360" w:lineRule="auto"/>
-        <w:ind w:left="0" w:right="0" w:firstLine="709"/>
-        <w:jc w:val="both"/>
-        <w:rPr/>
-      </w:pPr>
-      <w:r>
-        <w:rPr>
-          <w:rFonts w:ascii="Times New Roman" w:cs="Times New Roman" w:eastAsia="Times New Roman" w:hAnsi="Times New Roman"/>
-          <w:b w:val="0"/>
-          <w:bCs w:val="0"/>
-          <w:color w:val="000000"/>
-          <w:sz w:val="24"/>
-          <w:szCs w:val="24"/>
-          <w:rtl w:val="0"/>
-        </w:rPr>
-        <w:t xml:space="preserve">Bⱼ representa el efecto del bloque j.</w:t>
-      </w:r>
-      <w:r>
-        <w:rPr>
-          <w:rtl w:val="0"/>
-        </w:rPr>
-      </w:r>
-    </w:p>
-    <w:p>
-      <w:pPr>
-        <w:widowControl w:val="1"/>
-        <w:spacing w:after="120" w:before="0" w:line="360" w:lineRule="auto"/>
-        <w:ind w:left="0" w:right="0" w:firstLine="709"/>
-        <w:jc w:val="both"/>
-        <w:rPr/>
-      </w:pPr>
-      <w:r>
-        <w:rPr>
-          <w:rFonts w:ascii="Times New Roman" w:cs="Times New Roman" w:eastAsia="Times New Roman" w:hAnsi="Times New Roman"/>
-          <w:b w:val="0"/>
-          <w:bCs w:val="0"/>
-          <w:color w:val="000000"/>
-          <w:sz w:val="24"/>
-          <w:szCs w:val="24"/>
-          <w:rtl w:val="0"/>
-        </w:rPr>
-        <w:t xml:space="preserve">εᵢⱼ representa el error experimental asociado con la unidad experimental.</w:t>
-      </w:r>
-      <w:r>
-        <w:rPr>
-          <w:rtl w:val="0"/>
-        </w:rPr>
-      </w:r>
-    </w:p>
-    <w:p>
-      <w:pPr>
-        <w:pStyle w:val="Heading3"/>
-        <w:keepNext w:val="1"/>
-        <w:keepLines w:val="0"/>
-        <w:spacing w:after="120" w:before="120" w:line="276" w:lineRule="auto"/>
-        <w:ind w:left="0" w:right="0" w:firstLine="0"/>
-        <w:jc w:val="left"/>
-        <w:rPr>
-          <w:i w:val="0"/>
-          <w:iCs w:val="0"/>
-          <w:color w:val="000000"/>
-        </w:rPr>
-      </w:pPr>
-      <w:bookmarkStart w:colFirst="0" w:colLast="0" w:name="_otiq404eghw7" w:id="28"/>
-      <w:bookmarkEnd w:id="28"/>
-      <w:r>
-        <w:rPr>
-          <w:rFonts w:ascii="Times New Roman" w:cs="Times New Roman" w:eastAsia="Times New Roman" w:hAnsi="Times New Roman"/>
-          <w:b w:val="1"/>
-          <w:bCs w:val="1"/>
-          <w:i w:val="0"/>
-          <w:iCs w:val="0"/>
-          <w:color w:val="000000"/>
-          <w:sz w:val="24"/>
-          <w:szCs w:val="24"/>
-          <w:rtl w:val="0"/>
-        </w:rPr>
-        <w:t xml:space="preserve">4.9.1 Comparación de los tratamientos</w:t>
-      </w:r>
-      <w:r>
-        <w:rPr>
-          <w:rtl w:val="0"/>
-        </w:rPr>
-      </w:r>
-    </w:p>
-    <w:p>
-      <w:pPr>
-        <w:widowControl w:val="1"/>
-        <w:spacing w:after="120" w:before="0" w:line="360" w:lineRule="auto"/>
-        <w:ind w:left="0" w:right="0" w:firstLine="709"/>
-        <w:jc w:val="both"/>
-        <w:rPr/>
-      </w:pPr>
-      <w:r>
-        <w:rPr>
-          <w:rFonts w:ascii="Times New Roman" w:cs="Times New Roman" w:eastAsia="Times New Roman" w:hAnsi="Times New Roman"/>
-          <w:b w:val="0"/>
-          <w:bCs w:val="0"/>
-          <w:color w:val="000000"/>
-          <w:sz w:val="24"/>
-          <w:szCs w:val="24"/>
-          <w:rtl w:val="0"/>
-        </w:rPr>
-        <w:t xml:space="preserve">Para las principales variables de respuesta se realizaron dos análisis complementarios dentro de cada ensayo.</w:t>
-      </w:r>
-      <w:r>
-        <w:rPr>
-          <w:rtl w:val="0"/>
-        </w:rPr>
-      </w:r>
-    </w:p>
-    <w:p>
-      <w:pPr>
-        <w:widowControl w:val="1"/>
-        <w:spacing w:after="120" w:before="0" w:line="360" w:lineRule="auto"/>
-        <w:ind w:left="0" w:right="0" w:firstLine="709"/>
-        <w:jc w:val="both"/>
-        <w:rPr/>
-      </w:pPr>
-      <w:r>
-        <w:rPr>
-          <w:rtl w:val="0"/>
-        </w:rPr>
-        <w:t xml:space="preserve">El análisis principal incluyó únicamente los tratamientos fertilizados M1–M5. Como todos recibieron una dosis total de 200 kg N ha⁻¹, esta comparación permitió evaluar específicamente el efecto del momento de aplicación.</w:t>
-      </w:r>
-    </w:p>
-    <w:p>
-      <w:pPr>
-        <w:widowControl w:val="1"/>
-        <w:spacing w:after="120" w:before="0" w:line="360" w:lineRule="auto"/>
-        <w:ind w:left="0" w:right="0" w:firstLine="709"/>
-        <w:jc w:val="both"/>
-        <w:rPr/>
-      </w:pPr>
-      <w:r>
-        <w:rPr>
-          <w:rtl w:val="0"/>
-        </w:rPr>
-        <w:t xml:space="preserve">De manera complementaria, se analizaron los seis tratamientos M0–M5 para describir la respuesta al nitrógeno experimental adicional y ubicar a los calendarios de aplicación respecto al testigo M0.</w:t>
-      </w:r>
-    </w:p>
-    <w:p>
-      <w:pPr>
-        <w:widowControl w:val="1"/>
-        <w:spacing w:after="120" w:before="0" w:line="360" w:lineRule="auto"/>
-        <w:ind w:left="0" w:right="0" w:firstLine="709"/>
-        <w:jc w:val="both"/>
-        <w:rPr/>
-      </w:pPr>
-      <w:r>
-        <w:rPr>
-          <w:rFonts w:ascii="Times New Roman" w:cs="Times New Roman" w:eastAsia="Times New Roman" w:hAnsi="Times New Roman"/>
-          <w:b w:val="0"/>
-          <w:bCs w:val="0"/>
-          <w:color w:val="000000"/>
-          <w:sz w:val="24"/>
-          <w:szCs w:val="24"/>
-          <w:rtl w:val="0"/>
-        </w:rPr>
-        <w:t xml:space="preserve">Cuando el análisis de varianza detectó diferencias significativas entre tratamientos, las medias se compararon mediante la prueba de Tukey, con un nivel de significancia del 5 %.</w:t>
-      </w:r>
-      <w:r>
-        <w:rPr>
-          <w:rtl w:val="0"/>
-        </w:rPr>
-      </w:r>
-    </w:p>
-    <w:p>
-      <w:pPr>
-        <w:widowControl w:val="1"/>
-        <w:spacing w:after="120" w:before="0" w:line="360" w:lineRule="auto"/>
-        <w:ind w:left="0" w:right="0" w:firstLine="709"/>
-        <w:jc w:val="both"/>
-        <w:rPr/>
-      </w:pPr>
-      <w:r>
-        <w:rPr>
-          <w:rFonts w:ascii="Times New Roman" w:cs="Times New Roman" w:eastAsia="Times New Roman" w:hAnsi="Times New Roman"/>
-          <w:b w:val="0"/>
-          <w:bCs w:val="0"/>
-          <w:color w:val="000000"/>
-          <w:sz w:val="24"/>
-          <w:szCs w:val="24"/>
-          <w:rtl w:val="0"/>
-        </w:rPr>
-        <w:t xml:space="preserve">Cuando el efecto del tratamiento no resultó significativo, las diferencias numéricas entre medias se consideraron únicamente descriptivas.</w:t>
-      </w:r>
-      <w:r>
-        <w:rPr>
-          <w:rtl w:val="0"/>
-        </w:rPr>
-      </w:r>
-    </w:p>
-    <w:p>
-      <w:pPr>
-        <w:pStyle w:val="Heading3"/>
-        <w:keepNext w:val="1"/>
-        <w:keepLines w:val="0"/>
-        <w:spacing w:after="120" w:before="120" w:line="276" w:lineRule="auto"/>
-        <w:ind w:left="0" w:right="0" w:firstLine="0"/>
-        <w:jc w:val="left"/>
-        <w:rPr>
-          <w:i w:val="0"/>
-          <w:iCs w:val="0"/>
-          <w:color w:val="000000"/>
-        </w:rPr>
-      </w:pPr>
-      <w:bookmarkStart w:colFirst="0" w:colLast="0" w:name="_fupdrve4m0iq" w:id="29"/>
-      <w:bookmarkEnd w:id="29"/>
-      <w:r>
-        <w:rPr>
-          <w:rFonts w:ascii="Times New Roman" w:cs="Times New Roman" w:eastAsia="Times New Roman" w:hAnsi="Times New Roman"/>
-          <w:b w:val="1"/>
-          <w:bCs w:val="1"/>
-          <w:i w:val="0"/>
-          <w:iCs w:val="0"/>
-          <w:color w:val="000000"/>
-          <w:sz w:val="24"/>
-          <w:szCs w:val="24"/>
-          <w:rtl w:val="0"/>
-        </w:rPr>
-        <w:t xml:space="preserve">4.9.2 Análisis de las variables evaluadas durante el ciclo</w:t>
-      </w:r>
-      <w:r>
-        <w:rPr>
-          <w:rtl w:val="0"/>
-        </w:rPr>
-      </w:r>
-    </w:p>
-    <w:p>
-      <w:pPr>
-        <w:widowControl w:val="1"/>
-        <w:spacing w:after="120" w:before="0" w:line="360" w:lineRule="auto"/>
-        <w:ind w:left="0" w:right="0" w:firstLine="709"/>
-        <w:jc w:val="both"/>
-        <w:rPr/>
-      </w:pPr>
-      <w:r>
-        <w:rPr>
-          <w:rFonts w:ascii="Times New Roman" w:cs="Times New Roman" w:eastAsia="Times New Roman" w:hAnsi="Times New Roman"/>
-          <w:b w:val="0"/>
-          <w:bCs w:val="0"/>
-          <w:color w:val="000000"/>
-          <w:sz w:val="24"/>
-          <w:szCs w:val="24"/>
-          <w:rtl w:val="0"/>
-        </w:rPr>
-        <w:t xml:space="preserve">La biomasa aérea, la concentración de nitrógeno, el nitrógeno acumulado y el Índice de Nutrición Nitrogenada se analizaron independientemente para cada combinación de fecha de muestreo y ensayo.</w:t>
-      </w:r>
-      <w:r>
-        <w:rPr>
-          <w:rtl w:val="0"/>
-        </w:rPr>
-      </w:r>
-    </w:p>
-    <w:p>
-      <w:pPr>
-        <w:widowControl w:val="1"/>
-        <w:spacing w:after="120" w:before="0" w:line="360" w:lineRule="auto"/>
-        <w:ind w:left="0" w:right="0" w:firstLine="709"/>
-        <w:jc w:val="both"/>
-        <w:rPr/>
-      </w:pPr>
-      <w:r>
-        <w:rPr>
-          <w:rFonts w:ascii="Times New Roman" w:cs="Times New Roman" w:eastAsia="Times New Roman" w:hAnsi="Times New Roman"/>
-          <w:b w:val="0"/>
-          <w:bCs w:val="0"/>
-          <w:color w:val="000000"/>
-          <w:sz w:val="24"/>
-          <w:szCs w:val="24"/>
-          <w:rtl w:val="0"/>
-        </w:rPr>
-        <w:t xml:space="preserve">En consecuencia, las evaluaciones del 16 de septiembre, 20 de octubre y 12 de noviembre de 2025 se analizaron por separado, sin tratar las fechas como repeticiones independientes de un mismo tratamiento.</w:t>
-      </w:r>
-      <w:r>
-        <w:rPr>
-          <w:rtl w:val="0"/>
-        </w:rPr>
-      </w:r>
-    </w:p>
-    <w:p>
-      <w:pPr>
-        <w:widowControl w:val="1"/>
-        <w:spacing w:after="120" w:before="0" w:line="360" w:lineRule="auto"/>
-        <w:ind w:left="0" w:right="0" w:firstLine="709"/>
-        <w:jc w:val="both"/>
-        <w:rPr/>
-      </w:pPr>
-      <w:r>
-        <w:rPr>
-          <w:rFonts w:ascii="Times New Roman" w:cs="Times New Roman" w:eastAsia="Times New Roman" w:hAnsi="Times New Roman"/>
-          <w:b w:val="0"/>
-          <w:bCs w:val="0"/>
-          <w:color w:val="000000"/>
-          <w:sz w:val="24"/>
-          <w:szCs w:val="24"/>
-          <w:rtl w:val="0"/>
-        </w:rPr>
-        <w:t xml:space="preserve">Las variables determinadas en la evaluación final —densidad de panojas, número estimado de semillas por panoja, peso de mil semillas, rendimiento de semilla, merma de limpieza e índice de cosecha— también se analizaron independientemente para cada ensayo.</w:t>
-      </w:r>
-      <w:r>
-        <w:rPr>
-          <w:rtl w:val="0"/>
-        </w:rPr>
-      </w:r>
-    </w:p>
-    <w:p>
-      <w:pPr>
-        <w:widowControl w:val="1"/>
-        <w:spacing w:after="120" w:before="0" w:line="360" w:lineRule="auto"/>
-        <w:ind w:left="0" w:right="0" w:firstLine="709"/>
-        <w:jc w:val="both"/>
-        <w:rPr/>
-      </w:pPr>
-      <w:r>
-        <w:rPr>
-          <w:rFonts w:ascii="Times New Roman" w:cs="Times New Roman" w:eastAsia="Times New Roman" w:hAnsi="Times New Roman"/>
-          <w:b w:val="0"/>
-          <w:bCs w:val="0"/>
-          <w:color w:val="000000"/>
-          <w:sz w:val="24"/>
-          <w:szCs w:val="24"/>
-          <w:rtl w:val="0"/>
-        </w:rPr>
-        <w:t xml:space="preserve">La eficiencia agronómica del nitrógeno se analizó únicamente para M1–M5, debido a que el rendimiento de M0 del mismo bloque y ensayo se utilizó como referencia para su cálculo.</w:t>
-      </w:r>
-      <w:r>
-        <w:rPr>
-          <w:rtl w:val="0"/>
-        </w:rPr>
-      </w:r>
-    </w:p>
-    <w:p>
-      <w:pPr>
-        <w:widowControl w:val="1"/>
-        <w:spacing w:after="120" w:before="0" w:line="360" w:lineRule="auto"/>
-        <w:ind w:left="0" w:right="0" w:firstLine="709"/>
-        <w:jc w:val="both"/>
-        <w:rPr/>
-      </w:pPr>
-      <w:r>
-        <w:rPr>
-          <w:rFonts w:ascii="Times New Roman" w:cs="Times New Roman" w:eastAsia="Times New Roman" w:hAnsi="Times New Roman"/>
-          <w:b w:val="0"/>
-          <w:bCs w:val="0"/>
-          <w:color w:val="000000"/>
-          <w:sz w:val="24"/>
-          <w:szCs w:val="24"/>
-          <w:rtl w:val="0"/>
-        </w:rPr>
-        <w:t xml:space="preserve">La productividad aparente del agua se analizó con la misma estructura estadística que el rendimiento de semilla limpia. Dentro de cada ensayo, todos los tratamientos compartieron el mismo denominador de agua aportada, por lo que este indicador constituyó una transformación proporcional del rendimiento.</w:t>
-      </w:r>
-      <w:r>
-        <w:rPr>
-          <w:rtl w:val="0"/>
-        </w:rPr>
-      </w:r>
-    </w:p>
-    <w:p>
-      <w:pPr>
-        <w:pStyle w:val="Heading3"/>
-        <w:keepNext w:val="1"/>
-        <w:keepLines w:val="0"/>
-        <w:spacing w:after="120" w:before="120" w:line="276" w:lineRule="auto"/>
-        <w:ind w:left="0" w:right="0" w:firstLine="0"/>
-        <w:jc w:val="left"/>
-        <w:rPr>
-          <w:i w:val="0"/>
-          <w:iCs w:val="0"/>
-          <w:color w:val="000000"/>
-        </w:rPr>
-      </w:pPr>
-      <w:bookmarkStart w:colFirst="0" w:colLast="0" w:name="_aw3cvf707bqs" w:id="30"/>
-      <w:bookmarkEnd w:id="30"/>
-      <w:r>
-        <w:rPr>
-          <w:rFonts w:ascii="Times New Roman" w:cs="Times New Roman" w:eastAsia="Times New Roman" w:hAnsi="Times New Roman"/>
-          <w:b w:val="1"/>
-          <w:bCs w:val="1"/>
-          <w:i w:val="0"/>
-          <w:iCs w:val="0"/>
-          <w:color w:val="000000"/>
-          <w:sz w:val="24"/>
-          <w:szCs w:val="24"/>
-          <w:rtl w:val="0"/>
-        </w:rPr>
-        <w:t xml:space="preserve">4.9.3 Verificación de los supuestos del modelo</w:t>
-      </w:r>
-      <w:r>
-        <w:rPr>
-          <w:rtl w:val="0"/>
-        </w:rPr>
-      </w:r>
-    </w:p>
-    <w:p>
-      <w:pPr>
-        <w:widowControl w:val="1"/>
-        <w:spacing w:after="120" w:before="0" w:line="360" w:lineRule="auto"/>
-        <w:ind w:left="0" w:right="0" w:firstLine="709"/>
-        <w:jc w:val="both"/>
-        <w:rPr/>
-      </w:pPr>
-      <w:r>
-        <w:rPr>
-          <w:rFonts w:ascii="Times New Roman" w:cs="Times New Roman" w:eastAsia="Times New Roman" w:hAnsi="Times New Roman"/>
-          <w:b w:val="0"/>
-          <w:bCs w:val="0"/>
-          <w:color w:val="000000"/>
-          <w:sz w:val="24"/>
-          <w:szCs w:val="24"/>
-          <w:rtl w:val="0"/>
-        </w:rPr>
-        <w:t xml:space="preserve">Se examinaron los residuos de los modelos para evaluar la normalidad, la homogeneidad de varianzas y la presencia de observaciones con residuos elevados o influencia potencial.</w:t>
-      </w:r>
-      <w:r>
-        <w:rPr>
-          <w:rtl w:val="0"/>
-        </w:rPr>
-      </w:r>
-    </w:p>
-    <w:p>
-      <w:pPr>
-        <w:widowControl w:val="1"/>
-        <w:spacing w:after="120" w:before="0" w:line="360" w:lineRule="auto"/>
-        <w:ind w:left="0" w:right="0" w:firstLine="709"/>
-        <w:jc w:val="both"/>
-        <w:rPr/>
-      </w:pPr>
-      <w:r>
-        <w:rPr>
-          <w:rFonts w:ascii="Times New Roman" w:cs="Times New Roman" w:eastAsia="Times New Roman" w:hAnsi="Times New Roman"/>
-          <w:b w:val="0"/>
-          <w:bCs w:val="0"/>
-          <w:color w:val="000000"/>
-          <w:sz w:val="24"/>
-          <w:szCs w:val="24"/>
-          <w:rtl w:val="0"/>
-        </w:rPr>
-        <w:t xml:space="preserve">El criterio del rango intercuartílico se utilizó únicamente como herramienta exploratoria para identificar valores que requerían revisión. Ninguna observación se excluyó de forma automática por su posición dentro de la distribución.</w:t>
-      </w:r>
-      <w:r>
-        <w:rPr>
-          <w:rtl w:val="0"/>
-        </w:rPr>
-      </w:r>
-    </w:p>
-    <w:p>
-      <w:pPr>
-        <w:widowControl w:val="1"/>
-        <w:spacing w:after="120" w:before="0" w:line="360" w:lineRule="auto"/>
-        <w:ind w:left="0" w:right="0" w:firstLine="709"/>
-        <w:jc w:val="both"/>
-        <w:rPr/>
-      </w:pPr>
-      <w:r>
-        <w:rPr>
-          <w:rFonts w:ascii="Times New Roman" w:cs="Times New Roman" w:eastAsia="Times New Roman" w:hAnsi="Times New Roman"/>
-          <w:b w:val="0"/>
-          <w:bCs w:val="0"/>
-          <w:i w:val="0"/>
-          <w:iCs w:val="0"/>
-          <w:color w:val="000000"/>
-          <w:sz w:val="24"/>
-          <w:szCs w:val="24"/>
-          <w:rtl w:val="0"/>
-        </w:rPr>
-        <w:t xml:space="preserve">No se identificaron observaciones con evidencia de error de medición, registro o procesamiento que justificara su exclusión. Por lo tanto, todas las observaciones medidas se mantuvieron en los análisis principales. Las observaciones señaladas mediante el rango intercuartílico o por residuos elevados se examinaron mediante análisis de sensibilidad con y sin ellas.</w:t>
-      </w:r>
-      <w:r>
-        <w:rPr>
-          <w:rtl w:val="0"/>
-        </w:rPr>
-      </w:r>
-    </w:p>
-    <w:p>
-      <w:pPr>
-        <w:pStyle w:val="Heading3"/>
-        <w:keepNext w:val="1"/>
-        <w:keepLines w:val="0"/>
-        <w:spacing w:after="120" w:before="120" w:line="276" w:lineRule="auto"/>
-        <w:ind w:left="0" w:right="0" w:firstLine="0"/>
-        <w:jc w:val="left"/>
-        <w:rPr>
-          <w:i w:val="0"/>
-          <w:iCs w:val="0"/>
-          <w:color w:val="000000"/>
-        </w:rPr>
-      </w:pPr>
-      <w:bookmarkStart w:colFirst="0" w:colLast="0" w:name="_r0fvbn2932ih" w:id="31"/>
-      <w:bookmarkEnd w:id="31"/>
-      <w:r>
-        <w:rPr>
-          <w:rFonts w:ascii="Times New Roman" w:cs="Times New Roman" w:eastAsia="Times New Roman" w:hAnsi="Times New Roman"/>
-          <w:b w:val="1"/>
-          <w:bCs w:val="1"/>
-          <w:i w:val="0"/>
-          <w:iCs w:val="0"/>
-          <w:color w:val="000000"/>
-          <w:sz w:val="24"/>
-          <w:szCs w:val="24"/>
-          <w:rtl w:val="0"/>
-        </w:rPr>
-        <w:t xml:space="preserve">4.9.4 Observación faltante</w:t>
-      </w:r>
-      <w:r>
-        <w:rPr>
-          <w:rtl w:val="0"/>
-        </w:rPr>
-      </w:r>
-    </w:p>
-    <w:p>
-      <w:pPr>
-        <w:widowControl w:val="1"/>
-        <w:spacing w:after="120" w:before="0" w:line="360" w:lineRule="auto"/>
-        <w:ind w:left="0" w:right="0" w:firstLine="709"/>
-        <w:jc w:val="both"/>
-        <w:rPr/>
-      </w:pPr>
-      <w:r>
-        <w:rPr>
-          <w:rFonts w:ascii="Times New Roman" w:cs="Times New Roman" w:eastAsia="Times New Roman" w:hAnsi="Times New Roman"/>
-          <w:b w:val="0"/>
-          <w:bCs w:val="0"/>
-          <w:color w:val="000000"/>
-          <w:sz w:val="24"/>
-          <w:szCs w:val="24"/>
-          <w:rtl w:val="0"/>
-        </w:rPr>
-        <w:t xml:space="preserve">No se dispuso de la concentración de nitrógeno correspondiente a M1, bloque 4, en el ensayo de secano y en el muestreo del 16 de septiembre de 2025.</w:t>
-      </w:r>
-      <w:r>
-        <w:rPr>
-          <w:rtl w:val="0"/>
-        </w:rPr>
-      </w:r>
-    </w:p>
-    <w:p>
-      <w:pPr>
-        <w:widowControl w:val="1"/>
-        <w:spacing w:after="120" w:before="0" w:line="360" w:lineRule="auto"/>
-        <w:ind w:left="0" w:right="0" w:firstLine="709"/>
-        <w:jc w:val="both"/>
-        <w:rPr/>
-      </w:pPr>
-      <w:r>
-        <w:rPr>
-          <w:rFonts w:ascii="Times New Roman" w:cs="Times New Roman" w:eastAsia="Times New Roman" w:hAnsi="Times New Roman"/>
-          <w:b w:val="0"/>
-          <w:bCs w:val="0"/>
-          <w:color w:val="000000"/>
-          <w:sz w:val="24"/>
-          <w:szCs w:val="24"/>
-          <w:rtl w:val="0"/>
-        </w:rPr>
-        <w:t xml:space="preserve">El análisis principal de la concentración de nitrógeno en secano para esa fecha se realizó con las 23 observaciones efectivamente medidas, sin imputar el dato faltante. En el análisis complementario conjunto se dispuso de 47 observaciones al considerar M0–M5 y de 39 al considerar únicamente M1–M5.</w:t>
-      </w:r>
-      <w:r>
-        <w:rPr>
-          <w:rtl w:val="0"/>
-        </w:rPr>
-      </w:r>
-    </w:p>
-    <w:p>
-      <w:pPr>
-        <w:widowControl w:val="1"/>
-        <w:spacing w:after="120" w:before="0" w:line="360" w:lineRule="auto"/>
-        <w:ind w:left="0" w:right="0" w:firstLine="709"/>
-        <w:jc w:val="both"/>
-        <w:rPr/>
-      </w:pPr>
-      <w:r>
-        <w:rPr>
-          <w:rFonts w:ascii="Times New Roman" w:cs="Times New Roman" w:eastAsia="Times New Roman" w:hAnsi="Times New Roman"/>
-          <w:b w:val="0"/>
-          <w:bCs w:val="0"/>
-          <w:i w:val="0"/>
-          <w:iCs w:val="0"/>
-          <w:color w:val="000000"/>
-          <w:sz w:val="24"/>
-          <w:szCs w:val="24"/>
-          <w:rtl w:val="0"/>
-        </w:rPr>
-        <w:t xml:space="preserve">Como análisis de sensibilidad, la observación faltante se estimó mediante la expresión x̂ = [rB + tT − G] / [(r − 1)(t − 1)], correspondiente a un diseño de bloques completos al azar, donde r = 4 bloques, t = 6 tratamientos, B fue el total del bloque 4, T el total de M1 y G el total general. El valor estimado fue 2,485788 % de nitrógeno. La repetición de los análisis con este valor no modificó las conclusiones, por lo que la imputación se mantuvo exclusivamente como análisis de sensibilidad.</w:t>
-      </w:r>
-      <w:r>
-        <w:rPr>
-          <w:rtl w:val="0"/>
-        </w:rPr>
-      </w:r>
-    </w:p>
-    <w:p>
-      <w:pPr>
-        <w:widowControl w:val="1"/>
-        <w:spacing w:after="120" w:before="0" w:line="360" w:lineRule="auto"/>
-        <w:ind w:left="0" w:right="0" w:firstLine="709"/>
-        <w:jc w:val="both"/>
-        <w:rPr/>
-      </w:pPr>
-      <w:r>
-        <w:rPr>
-          <w:rFonts w:ascii="Times New Roman" w:cs="Times New Roman" w:eastAsia="Times New Roman" w:hAnsi="Times New Roman"/>
-          <w:b w:val="0"/>
-          <w:bCs w:val="0"/>
-          <w:color w:val="000000"/>
-          <w:sz w:val="24"/>
-          <w:szCs w:val="24"/>
-          <w:rtl w:val="0"/>
-        </w:rPr>
-        <w:t xml:space="preserve">En los análisis principales, las variables derivadas de esa concentración se calcularon únicamente para las unidades experimentales con información observada.</w:t>
-      </w:r>
-      <w:r>
-        <w:rPr>
-          <w:rtl w:val="0"/>
-        </w:rPr>
-      </w:r>
-    </w:p>
-    <w:p>
-      <w:pPr>
-        <w:pStyle w:val="Heading3"/>
-        <w:keepNext w:val="1"/>
-        <w:keepLines w:val="0"/>
-        <w:spacing w:after="120" w:before="120" w:line="276" w:lineRule="auto"/>
-        <w:ind w:left="0" w:right="0" w:firstLine="0"/>
-        <w:jc w:val="left"/>
-        <w:rPr>
-          <w:i w:val="0"/>
-          <w:iCs w:val="0"/>
-          <w:color w:val="000000"/>
-        </w:rPr>
-      </w:pPr>
-      <w:bookmarkStart w:colFirst="0" w:colLast="0" w:name="_m2jv2tfnarvy" w:id="32"/>
-      <w:bookmarkEnd w:id="32"/>
-      <w:r>
-        <w:rPr>
-          <w:rFonts w:ascii="Times New Roman" w:cs="Times New Roman" w:eastAsia="Times New Roman" w:hAnsi="Times New Roman"/>
-          <w:b w:val="1"/>
-          <w:bCs w:val="1"/>
-          <w:i w:val="0"/>
-          <w:iCs w:val="0"/>
-          <w:color w:val="000000"/>
-          <w:sz w:val="24"/>
-          <w:szCs w:val="24"/>
-          <w:rtl w:val="0"/>
-        </w:rPr>
-        <w:t xml:space="preserve">4.9.5 Análisis de correlación</w:t>
-      </w:r>
-      <w:r>
-        <w:rPr>
-          <w:rtl w:val="0"/>
-        </w:rPr>
-      </w:r>
-    </w:p>
-    <w:p>
-      <w:pPr>
-        <w:widowControl w:val="1"/>
-        <w:spacing w:after="120" w:before="0" w:line="360" w:lineRule="auto"/>
-        <w:ind w:left="0" w:right="0" w:firstLine="709"/>
-        <w:jc w:val="both"/>
-        <w:rPr/>
-      </w:pPr>
-      <w:r>
-        <w:rPr>
-          <w:rFonts w:ascii="Times New Roman" w:cs="Times New Roman" w:eastAsia="Times New Roman" w:hAnsi="Times New Roman"/>
-          <w:b w:val="0"/>
-          <w:bCs w:val="0"/>
-          <w:color w:val="000000"/>
-          <w:sz w:val="24"/>
-          <w:szCs w:val="24"/>
-          <w:rtl w:val="0"/>
-        </w:rPr>
-        <w:t xml:space="preserve">Se calcularon correlaciones de Pearson para estudiar las asociaciones entre el rendimiento de semilla limpia y las principales variables productivas y nutricionales evaluadas.</w:t>
-      </w:r>
-      <w:r>
-        <w:rPr>
-          <w:rtl w:val="0"/>
-        </w:rPr>
-      </w:r>
-    </w:p>
-    <w:p>
-      <w:pPr>
-        <w:widowControl w:val="1"/>
-        <w:spacing w:after="120" w:before="0" w:line="360" w:lineRule="auto"/>
-        <w:ind w:left="0" w:right="0" w:firstLine="709"/>
-        <w:jc w:val="both"/>
-        <w:rPr/>
-      </w:pPr>
-      <w:r>
-        <w:rPr>
-          <w:rFonts w:ascii="Times New Roman" w:cs="Times New Roman" w:eastAsia="Times New Roman" w:hAnsi="Times New Roman"/>
-          <w:b w:val="0"/>
-          <w:bCs w:val="0"/>
-          <w:color w:val="000000"/>
-          <w:sz w:val="24"/>
-          <w:szCs w:val="24"/>
-          <w:rtl w:val="0"/>
-        </w:rPr>
-        <w:t xml:space="preserve">Las correlaciones se analizaron de forma exploratoria dentro de cada ensayo y, de manera complementaria, considerando conjuntamente las observaciones de ambos sectores. Este último análisis tuvo finalidad descriptiva y no implicó considerar secano y riego como repeticiones aleatorias de una misma condición experimental.</w:t>
-      </w:r>
-      <w:r>
-        <w:rPr>
-          <w:rtl w:val="0"/>
-        </w:rPr>
-      </w:r>
-    </w:p>
-    <w:p>
-      <w:pPr>
-        <w:widowControl w:val="1"/>
-        <w:spacing w:after="120" w:before="0" w:line="360" w:lineRule="auto"/>
-        <w:ind w:left="0" w:right="0" w:firstLine="709"/>
-        <w:jc w:val="both"/>
-        <w:rPr/>
-      </w:pPr>
-      <w:r>
-        <w:rPr>
-          <w:rFonts w:ascii="Times New Roman" w:cs="Times New Roman" w:eastAsia="Times New Roman" w:hAnsi="Times New Roman"/>
-          <w:b w:val="0"/>
-          <w:bCs w:val="0"/>
-          <w:color w:val="000000"/>
-          <w:sz w:val="24"/>
-          <w:szCs w:val="24"/>
-          <w:rtl w:val="0"/>
-        </w:rPr>
-        <w:t xml:space="preserve">No se calcularon correlaciones del rendimiento con la eficiencia agronómica del nitrógeno ni con la productividad aparente del agua, porque ambos indicadores contienen el rendimiento en su expresión matemática.</w:t>
-      </w:r>
-      <w:r>
-        <w:rPr>
-          <w:rtl w:val="0"/>
-        </w:rPr>
-      </w:r>
-    </w:p>
-    <w:p>
-      <w:pPr>
-        <w:widowControl w:val="1"/>
-        <w:spacing w:after="120" w:before="0" w:line="360" w:lineRule="auto"/>
-        <w:ind w:left="0" w:right="0" w:firstLine="709"/>
-        <w:jc w:val="both"/>
-        <w:rPr/>
-      </w:pPr>
-      <w:r>
-        <w:rPr>
-          <w:rFonts w:ascii="Times New Roman" w:cs="Times New Roman" w:eastAsia="Times New Roman" w:hAnsi="Times New Roman"/>
-          <w:b w:val="0"/>
-          <w:bCs w:val="0"/>
-          <w:color w:val="000000"/>
-          <w:sz w:val="24"/>
-          <w:szCs w:val="24"/>
-          <w:rtl w:val="0"/>
-        </w:rPr>
-        <w:t xml:space="preserve">Las asociaciones del rendimiento con el número estimado de semillas por panoja y con el índice de cosecha se interpretaron con cautela, dado que estas variables también comparten componentes utilizados en el cálculo del rendimiento.</w:t>
-      </w:r>
-      <w:r>
-        <w:rPr>
-          <w:rtl w:val="0"/>
-        </w:rPr>
-      </w:r>
-    </w:p>
-    <w:p>
-      <w:pPr>
-        <w:widowControl w:val="1"/>
-        <w:spacing w:after="120" w:before="0" w:line="360" w:lineRule="auto"/>
-        <w:ind w:left="0" w:right="0" w:firstLine="709"/>
-        <w:jc w:val="both"/>
-        <w:rPr/>
-      </w:pPr>
-      <w:r>
-        <w:rPr>
-          <w:rFonts w:ascii="Times New Roman" w:cs="Times New Roman" w:eastAsia="Times New Roman" w:hAnsi="Times New Roman"/>
-          <w:b w:val="0"/>
-          <w:bCs w:val="0"/>
-          <w:color w:val="000000"/>
-          <w:sz w:val="24"/>
-          <w:szCs w:val="24"/>
-          <w:rtl w:val="0"/>
-        </w:rPr>
-        <w:t xml:space="preserve">Todos los análisis estadísticos se realizaron mediante InfoStat.</w:t>
-      </w:r>
-      <w:r>
-        <w:rPr>
-          <w:rtl w:val="0"/>
-        </w:rPr>
-      </w:r>
-    </w:p>
-    <w:p>
-      <w:pPr>
-        <w:pStyle w:val="Heading3"/>
-        <w:keepNext w:val="1"/>
-        <w:keepLines w:val="0"/>
-        <w:spacing w:after="120" w:before="120" w:line="276" w:lineRule="auto"/>
-        <w:ind w:left="0" w:right="0" w:firstLine="0"/>
-        <w:jc w:val="left"/>
-        <w:rPr>
-          <w:i w:val="0"/>
-          <w:iCs w:val="0"/>
-          <w:color w:val="000000"/>
-        </w:rPr>
-      </w:pPr>
-      <w:bookmarkStart w:colFirst="0" w:colLast="0" w:name="_tpi0k73dfdsp" w:id="33"/>
-      <w:bookmarkEnd w:id="33"/>
-      <w:r>
-        <w:rPr>
-          <w:rFonts w:ascii="Times New Roman" w:cs="Times New Roman" w:eastAsia="Times New Roman" w:hAnsi="Times New Roman"/>
-          <w:b w:val="1"/>
-          <w:bCs w:val="1"/>
-          <w:i w:val="0"/>
-          <w:iCs w:val="0"/>
-          <w:color w:val="000000"/>
-          <w:sz w:val="24"/>
-          <w:szCs w:val="24"/>
-          <w:rtl w:val="0"/>
-        </w:rPr>
-        <w:t xml:space="preserve">4.9.6 Análisis complementario conjunto</w:t>
-      </w:r>
-      <w:r>
-        <w:rPr>
-          <w:rtl w:val="0"/>
-        </w:rPr>
-      </w:r>
-    </w:p>
-    <w:p>
-      <w:pPr>
-        <w:widowControl w:val="1"/>
-        <w:spacing w:after="120" w:before="0" w:line="360" w:lineRule="auto"/>
-        <w:ind w:left="0" w:right="0" w:firstLine="709"/>
-        <w:jc w:val="both"/>
-        <w:rPr/>
-      </w:pPr>
-      <w:r>
-        <w:rPr>
-          <w:rFonts w:ascii="Times New Roman" w:cs="Times New Roman" w:eastAsia="Times New Roman" w:hAnsi="Times New Roman"/>
-          <w:b w:val="0"/>
-          <w:bCs w:val="0"/>
-          <w:color w:val="000000"/>
-          <w:sz w:val="24"/>
-          <w:szCs w:val="24"/>
-          <w:rtl w:val="0"/>
-        </w:rPr>
-        <w:t xml:space="preserve">De manera complementaria a los análisis independientes, se ajustó un modelo conjunto para los tratamientos fertilizados M1–M5 con el propósito de evaluar si el patrón de respuesta al momento de aplicación fue consistente entre los dos sectores.</w:t>
-      </w:r>
-      <w:r>
-        <w:rPr>
-          <w:rtl w:val="0"/>
-        </w:rPr>
-      </w:r>
-    </w:p>
-    <w:p>
-      <w:pPr>
-        <w:widowControl w:val="1"/>
-        <w:spacing w:after="120" w:before="0" w:line="360" w:lineRule="auto"/>
-        <w:ind w:left="0" w:right="0" w:firstLine="709"/>
-        <w:jc w:val="both"/>
-        <w:rPr/>
-      </w:pPr>
-      <w:r>
-        <w:rPr>
-          <w:rFonts w:ascii="Times New Roman" w:cs="Times New Roman" w:eastAsia="Times New Roman" w:hAnsi="Times New Roman"/>
-          <w:b w:val="0"/>
-          <w:bCs w:val="0"/>
-          <w:i w:val="0"/>
-          <w:iCs w:val="0"/>
-          <w:color w:val="000000"/>
-          <w:sz w:val="24"/>
-          <w:szCs w:val="24"/>
-          <w:rtl w:val="0"/>
-        </w:rPr>
-        <w:t xml:space="preserve">El modelo incluyó los efectos del momento de aplicación, el sector, la interacción momento × sector y los bloques anidados dentro de cada sector. La consistencia del patrón relativo de M1–M5 entre sectores se evaluó mediante la interacción. Cuando se describió el efecto promedio del momento se utilizaron contrastes globales y medias marginales, y no coeficientes individuales dependientes de la categoría de referencia del modelo.</w:t>
-      </w:r>
-      <w:r>
-        <w:rPr>
-          <w:rtl w:val="0"/>
-        </w:rPr>
-      </w:r>
-    </w:p>
-    <w:p>
-      <w:pPr>
-        <w:widowControl w:val="1"/>
-        <w:spacing w:after="120" w:before="0" w:line="360" w:lineRule="auto"/>
-        <w:ind w:left="0" w:right="0" w:firstLine="709"/>
-        <w:jc w:val="both"/>
-        <w:rPr/>
-      </w:pPr>
-      <w:r>
-        <w:rPr>
-          <w:rFonts w:ascii="Times New Roman" w:cs="Times New Roman" w:eastAsia="Times New Roman" w:hAnsi="Times New Roman"/>
-          <w:b w:val="0"/>
-          <w:bCs w:val="0"/>
-          <w:color w:val="000000"/>
-          <w:sz w:val="24"/>
-          <w:szCs w:val="24"/>
-          <w:rtl w:val="0"/>
-        </w:rPr>
-        <w:t xml:space="preserve">Debido a que cada condición hídrica estuvo representada por un único sector y no fue aleatorizada ni replicada en unidades hídricas independientes, el efecto principal del sector no se interpretó como una estimación causal del riego. La interacción se utilizó para describir si el patrón relativo de M1–M5 difirió entre estos dos sectores específicos, sin generalizarla como una interacción causal entre momento de aplicación y régimen hídrico.</w:t>
-      </w:r>
-      <w:r>
-        <w:rPr>
-          <w:rtl w:val="0"/>
-        </w:rPr>
-      </w:r>
-    </w:p>
-    <w:p>
-      <w:pPr>
-        <w:widowControl w:val="1"/>
-        <w:spacing w:after="0" w:before="0" w:line="360" w:lineRule="auto"/>
-        <w:ind w:left="0" w:right="0" w:firstLine="709"/>
-        <w:jc w:val="both"/>
-        <w:rPr/>
-      </w:pPr>
-      <w:r>
-        <w:rPr>
-          <w:rtl w:val="0"/>
-        </w:rPr>
-      </w:r>
-    </w:p>
-    <w:p>
-      <w:pPr>
-        <w:pStyle w:val="Heading1"/>
-        <w:keepNext w:val="1"/>
-        <w:spacing w:after="120" w:before="240" w:line="276" w:lineRule="auto"/>
-        <w:ind w:left="0" w:right="0" w:firstLine="0"/>
-        <w:jc w:val="left"/>
-        <w:rPr/>
-      </w:pPr>
-      <w:r>
-        <w:rPr>
-          <w:rFonts w:ascii="Times New Roman" w:cs="Times New Roman" w:eastAsia="Times New Roman" w:hAnsi="Times New Roman"/>
-          <w:b w:val="1"/>
-          <w:bCs w:val="1"/>
-          <w:i w:val="0"/>
-          <w:iCs w:val="0"/>
-          <w:color w:val="000000"/>
-          <w:sz w:val="28"/>
-          <w:szCs w:val="28"/>
-          <w:rtl w:val="0"/>
-        </w:rPr>
-        <w:t xml:space="preserve">5. Resultados</w:t>
-      </w:r>
-      <w:r>
-        <w:rPr>
-          <w:rtl w:val="0"/>
-        </w:rPr>
-      </w:r>
-    </w:p>
-    <w:p>
-      <w:pPr>
-        <w:pStyle w:val="Heading2"/>
-        <w:keepNext w:val="1"/>
-        <w:keepLines w:val="0"/>
-        <w:spacing w:after="120" w:before="240" w:line="276" w:lineRule="auto"/>
-        <w:ind w:left="0" w:right="0" w:firstLine="0"/>
-        <w:jc w:val="left"/>
-        <w:rPr>
-          <w:color w:val="000000"/>
-          <w:sz w:val="26"/>
-          <w:szCs w:val="26"/>
-        </w:rPr>
-      </w:pPr>
-      <w:bookmarkStart w:colFirst="0" w:colLast="0" w:name="_1b2zt5pnpvmr" w:id="34"/>
-      <w:bookmarkEnd w:id="34"/>
-      <w:r>
-        <w:rPr>
-          <w:rFonts w:ascii="Times New Roman" w:cs="Times New Roman" w:eastAsia="Times New Roman" w:hAnsi="Times New Roman"/>
-          <w:b w:val="1"/>
-          <w:bCs w:val="1"/>
-          <w:color w:val="000000"/>
-          <w:sz w:val="26"/>
-          <w:szCs w:val="26"/>
-          <w:rtl w:val="0"/>
-        </w:rPr>
-        <w:t xml:space="preserve">5.1 Condiciones hídricas y estado inicial de los ensayos</w:t>
-      </w:r>
-      <w:r>
-        <w:rPr>
-          <w:rtl w:val="0"/>
-        </w:rPr>
-      </w:r>
-    </w:p>
-    <w:p>
-      <w:pPr>
-        <w:widowControl w:val="1"/>
-        <w:spacing w:after="120" w:before="0" w:line="360" w:lineRule="auto"/>
-        <w:ind w:left="0" w:right="0" w:firstLine="709"/>
-        <w:jc w:val="both"/>
-        <w:rPr/>
-      </w:pPr>
-      <w:r>
-        <w:rPr>
-          <w:rFonts w:ascii="Times New Roman" w:cs="Times New Roman" w:eastAsia="Times New Roman" w:hAnsi="Times New Roman"/>
-          <w:b w:val="0"/>
-          <w:bCs w:val="0"/>
-          <w:color w:val="000000"/>
-          <w:sz w:val="24"/>
-          <w:szCs w:val="24"/>
-          <w:rtl w:val="0"/>
-        </w:rPr>
-        <w:t xml:space="preserve">Entre junio y noviembre de 2025 se registraron 510 mm de precipitación. La distribución mensual fue de 43 mm en junio, 62 mm en julio, 101 mm en agosto, 89 mm en septiembre, 141 mm en octubre y 74 mm en noviembre.</w:t>
-      </w:r>
-      <w:r>
-        <w:rPr>
-          <w:rtl w:val="0"/>
-        </w:rPr>
-      </w:r>
-    </w:p>
-    <w:p>
-      <w:pPr>
-        <w:widowControl w:val="1"/>
-        <w:spacing w:after="120" w:before="0" w:line="360" w:lineRule="auto"/>
-        <w:ind w:left="0" w:right="0" w:firstLine="709"/>
-        <w:jc w:val="both"/>
-        <w:rPr/>
-      </w:pPr>
-      <w:r>
-        <w:rPr>
-          <w:rFonts w:ascii="Times New Roman" w:cs="Times New Roman" w:eastAsia="Times New Roman" w:hAnsi="Times New Roman"/>
-          <w:b w:val="0"/>
-          <w:bCs w:val="0"/>
-          <w:color w:val="000000"/>
-          <w:sz w:val="24"/>
-          <w:szCs w:val="24"/>
-          <w:rtl w:val="0"/>
-        </w:rPr>
-        <w:t xml:space="preserve">El sector con riego suplementario recibió 165 mm adicionales, distribuidos en 15 mm durante junio, 30 mm en septiembre, 90 mm en octubre y 30 mm en noviembre. En consecuencia, el agua aportada durante el período evaluado fue de 510 mm en secano y de 675 mm en el sector regado.</w:t>
-      </w:r>
-      <w:r>
-        <w:rPr>
-          <w:rtl w:val="0"/>
-        </w:rPr>
-      </w:r>
-    </w:p>
-    <w:p>
-      <w:pPr>
-        <w:widowControl w:val="1"/>
-        <w:spacing w:after="120" w:before="0" w:line="360" w:lineRule="auto"/>
-        <w:ind w:left="0" w:right="0" w:firstLine="709"/>
-        <w:jc w:val="both"/>
-        <w:rPr/>
-      </w:pPr>
-      <w:r>
-        <w:rPr>
-          <w:rFonts w:ascii="Times New Roman" w:cs="Times New Roman" w:eastAsia="Times New Roman" w:hAnsi="Times New Roman"/>
-          <w:b w:val="0"/>
-          <w:bCs w:val="0"/>
-          <w:color w:val="000000"/>
-          <w:sz w:val="24"/>
-          <w:szCs w:val="24"/>
-          <w:rtl w:val="0"/>
-        </w:rPr>
-        <w:t xml:space="preserve">La mayor lámina mensual de riego se aplicó en octubre, cuando se agregaron 90 mm a los 141 mm de precipitación registrados durante ese mes. Estos valores representan entradas de agua y no el consumo efectivo del cultivo.</w:t>
-      </w:r>
-      <w:r>
-        <w:rPr>
-          <w:rtl w:val="0"/>
-        </w:rPr>
-      </w:r>
-    </w:p>
-    <w:p>
-      <w:pPr>
-        <w:keepNext w:val="1"/>
-        <w:spacing w:after="120" w:before="120" w:line="276" w:lineRule="auto"/>
-        <w:ind w:left="0" w:right="0" w:firstLine="0"/>
-        <w:jc w:val="left"/>
         <w:rPr>
           <w:b w:val="1"/>
           <w:bCs w:val="1"/>
@@ -11379,21 +10751,6 @@
     </w:p>
     <w:p>
       <w:pPr>
-        <w:widowControl w:val="1"/>
-        <w:spacing w:after="120" w:before="0" w:line="360" w:lineRule="auto"/>
-        <w:ind w:left="0" w:right="0" w:firstLine="709"/>
-        <w:jc w:val="both"/>
-        <w:rPr/>
-      </w:pPr>
-      <w:r>
-        <w:rPr>
-          <w:rtl w:val="0"/>
-        </w:rPr>
-        <w:t xml:space="preserve">Los valores iniciales fueron próximos entre sectores para las dos variables evaluadas, aunque esta similitud descriptiva no implica una equivalencia completa entre las áreas del semillero.</w:t>
-      </w:r>
-    </w:p>
-    <w:p>
-      <w:pPr>
         <w:pStyle w:val="Heading2"/>
         <w:keepNext w:val="1"/>
         <w:keepLines w:val="0"/>
@@ -11406,8 +10763,8 @@
           <w:szCs w:val="26"/>
         </w:rPr>
       </w:pPr>
-      <w:bookmarkStart w:colFirst="0" w:colLast="0" w:name="_2f2mgg1tswfs" w:id="35"/>
-      <w:bookmarkEnd w:id="35"/>
+      <w:bookmarkStart w:colFirst="0" w:colLast="0" w:name="_heading=h.81bfwrwy8sny" w:id="30"/>
+      <w:bookmarkEnd w:id="30"/>
       <w:r>
         <w:rPr>
           <w:rFonts w:ascii="Times New Roman" w:cs="Times New Roman" w:eastAsia="Times New Roman" w:hAnsi="Times New Roman"/>
@@ -11438,7 +10795,7 @@
         <w:rPr>
           <w:rtl w:val="0"/>
         </w:rPr>
-        <w:t xml:space="preserve">La biomasa aérea se evaluó el 16 de septiembre, el 20 de octubre y el 12 de noviembre de 2025. El Tabla 3 presenta las medias de ambos sectores únicamente como síntesis descriptiva; la inferencia estadística se realizó por separado dentro de cada ensayo.</w:t>
+        <w:t xml:space="preserve">La biomasa aérea se evaluó el 16 de septiembre, el 20 de octubre y el 12 de noviembre de 2025. La Tabla 3 presenta las medias de ambos sectores únicamente como síntesis descriptiva; la inferencia estadística se realizó por separado dentro de cada ensayo.</w:t>
       </w:r>
     </w:p>
     <w:p>
@@ -11473,9 +10830,6 @@
         <w:spacing w:after="120" w:before="0" w:line="360" w:lineRule="auto"/>
         <w:ind w:left="0" w:right="0" w:firstLine="709"/>
         <w:jc w:val="both"/>
-        <w:rPr/>
-      </w:pPr>
-      <w:r>
         <w:rPr>
           <w:rFonts w:ascii="Times New Roman" w:cs="Times New Roman" w:eastAsia="Times New Roman" w:hAnsi="Times New Roman"/>
           <w:b w:val="0"/>
@@ -11483,14 +10837,19 @@
           <w:color w:val="000000"/>
           <w:sz w:val="24"/>
           <w:szCs w:val="24"/>
+        </w:rPr>
+      </w:pPr>
+      <w:r>
+        <w:rPr>
+          <w:rFonts w:ascii="Times New Roman" w:cs="Times New Roman" w:eastAsia="Times New Roman" w:hAnsi="Times New Roman"/>
+          <w:b w:val="0"/>
+          <w:bCs w:val="0"/>
+          <w:color w:val="000000"/>
+          <w:sz w:val="24"/>
+          <w:szCs w:val="24"/>
           <w:rtl w:val="0"/>
         </w:rPr>
         <w:t xml:space="preserve">En términos descriptivos, las aplicaciones más tempranas se asociaron con una mayor acumulación inicial de biomasa. M5 todavía no había completado la dosis experimental al momento de este muestreo.</w:t>
-      </w:r>
-      <w:r>
-        <w:rPr>
-          <w:rtl w:val="0"/>
-        </w:rPr>
       </w:r>
     </w:p>
     <w:p>
@@ -11503,6 +10862,21 @@
       </w:pPr>
       <w:r>
         <w:rPr>
+          <w:rtl w:val="0"/>
+        </w:rPr>
+        <w:t xml:space="preserve">El 20 de octubre, las medias de biomasa de todos los tratamientos fueron numéricamente mayores que las registradas en septiembre.</w:t>
+      </w:r>
+    </w:p>
+    <w:p>
+      <w:pPr>
+        <w:widowControl w:val="1"/>
+        <w:spacing w:after="120" w:before="0" w:line="360" w:lineRule="auto"/>
+        <w:ind w:left="0" w:right="0" w:firstLine="709"/>
+        <w:jc w:val="both"/>
+        <w:rPr/>
+      </w:pPr>
+      <w:r>
+        <w:rPr>
           <w:rFonts w:ascii="Times New Roman" w:cs="Times New Roman" w:eastAsia="Times New Roman" w:hAnsi="Times New Roman"/>
           <w:b w:val="0"/>
           <w:bCs w:val="0"/>
@@ -11511,7 +10885,7 @@
           <w:szCs w:val="24"/>
           <w:rtl w:val="0"/>
         </w:rPr>
-        <w:t xml:space="preserve">El 20 de octubre, la biomasa aumentó en todos los tratamientos. M1–M4 presentaron medias entre 11,66 y 13,05 t MS ha⁻¹, M5 alcanzó 10,00 t MS ha⁻¹ y M0 registró 6,26 t MS ha⁻¹.</w:t>
+        <w:t xml:space="preserve">M1–M4 presentaron medias entre 11,66 y 13,05 t MS ha⁻¹, M5 alcanzó 10,00 t MS ha⁻¹ y M0 registró 6,26 t MS ha⁻¹.</w:t>
       </w:r>
       <w:r>
         <w:rPr>
@@ -12928,7 +12302,7 @@
           <w:szCs w:val="24"/>
           <w:rtl w:val="0"/>
         </w:rPr>
-        <w:t xml:space="preserve">Con todas las observaciones incluidas, el efecto del tratamiento fue significativo el 16 de septiembre en ambos sectores, tanto para M0–M5 como para M1–M5. El 20 de octubre fue significativo para M0–M5, pero no entre los tratamientos fertilizados. El 12 de noviembre fue significativo para M0–M5 únicamente en secano y no resultó significativo en el sector regado; entre M1–M5 no se detectaron diferencias en ninguno de los dos sectores. Los análisis de sensibilidad con las observaciones señaladas por el rango intercuartílico no modificaron esta conclusión general.</w:t>
+        <w:t xml:space="preserve">Con todas las observaciones incluidas, el efecto del tratamiento fue significativo el 16 de septiembre en ambos sectores, tanto para M0–M5 como para M1–M5. El 20 de octubre fue significativo para M0–M5, pero no entre los tratamientos fertilizados. El 12 de noviembre fue significativo para M0–M5 únicamente en secano y no resultó significativo en el sector regado; entre M1–M5 no se detectaron diferencias en ninguno de los dos sectores. </w:t>
       </w:r>
       <w:r>
         <w:rPr>
@@ -13030,7 +12404,7 @@
           <w:szCs w:val="24"/>
           <w:rtl w:val="0"/>
         </w:rPr>
-        <w:t xml:space="preserve">En septiembre, M1 y M2 presentaron las mayores concentraciones y M0 los menores valores. En octubre y noviembre, las mayores medias se desplazaron hacia M4 y M5, especialmente en el sector regado, lo que fue consistente con la mayor proximidad de sus aplicaciones a las fechas de muestreo.</w:t>
+        <w:t xml:space="preserve">En septiembre, M1 y M2 presentaron las mayores concentraciones. En octubre y noviembre, las mayores medias se desplazaron hacia M4 y M5, especialmente en el sector regado, lo que fue consistente con la mayor proximidad de sus aplicaciones a las fechas de muestreo.</w:t>
       </w:r>
       <w:r>
         <w:rPr>
@@ -14104,7 +13478,7 @@
         <w:rPr>
           <w:rtl w:val="0"/>
         </w:rPr>
-        <w:t xml:space="preserve">Las medias por tratamiento y sector se presentan en el Tabla 5. La concentración se expresó como porcentaje de nitrógeno en la materia seca.</w:t>
+        <w:t xml:space="preserve">Las medias por tratamiento y sector se presentan en la Tabla 5. La concentración se expresó como porcentaje de nitrógeno en la materia seca.</w:t>
       </w:r>
     </w:p>
     <w:p>
@@ -14269,7 +13643,7 @@
               </w:rPr>
               <w:t xml:space="preserve">Sep.</w:t>
               <w:br w:type="textWrapping"/>
-              <w:t xml:space="preserve">riegado (%)</w:t>
+              <w:t xml:space="preserve">regado (%)</w:t>
             </w:r>
             <w:r>
               <w:rPr>
@@ -14347,7 +13721,7 @@
               </w:rPr>
               <w:t xml:space="preserve">Oct.</w:t>
               <w:br w:type="textWrapping"/>
-              <w:t xml:space="preserve">riegado (%)</w:t>
+              <w:t xml:space="preserve">regado (%)</w:t>
             </w:r>
             <w:r>
               <w:rPr>
@@ -14425,7 +13799,7 @@
               </w:rPr>
               <w:t xml:space="preserve">Nov.</w:t>
               <w:br w:type="textWrapping"/>
-              <w:t xml:space="preserve">riegado (%)</w:t>
+              <w:t xml:space="preserve">regado (%)</w:t>
             </w:r>
             <w:r>
               <w:rPr>
@@ -15940,8 +15314,8 @@
           <w:color w:val="000000"/>
         </w:rPr>
       </w:pPr>
-      <w:bookmarkStart w:colFirst="0" w:colLast="0" w:name="_4rramewq034f" w:id="36"/>
-      <w:bookmarkEnd w:id="36"/>
+      <w:bookmarkStart w:colFirst="0" w:colLast="0" w:name="_heading=h.vzgf53va71lc" w:id="31"/>
+      <w:bookmarkEnd w:id="31"/>
       <w:r>
         <w:rPr>
           <w:rFonts w:ascii="Times New Roman" w:cs="Times New Roman" w:eastAsia="Times New Roman" w:hAnsi="Times New Roman"/>
@@ -15955,6 +15329,83 @@
           <w:rtl w:val="0"/>
         </w:rPr>
         <w:t xml:space="preserve">5.3.2 Nitrógeno acumulado en la biomasa aérea</w:t>
+      </w:r>
+      <w:r>
+        <w:rPr>
+          <w:rtl w:val="0"/>
+        </w:rPr>
+      </w:r>
+    </w:p>
+    <w:p>
+      <w:pPr>
+        <w:widowControl w:val="1"/>
+        <w:spacing w:after="120" w:before="0" w:line="360" w:lineRule="auto"/>
+        <w:ind w:left="0" w:right="0" w:firstLine="709"/>
+        <w:jc w:val="both"/>
+        <w:rPr>
+          <w:rFonts w:ascii="Times New Roman" w:cs="Times New Roman" w:eastAsia="Times New Roman" w:hAnsi="Times New Roman"/>
+          <w:b w:val="0"/>
+          <w:bCs w:val="0"/>
+          <w:color w:val="000000"/>
+          <w:sz w:val="24"/>
+          <w:szCs w:val="24"/>
+        </w:rPr>
+      </w:pPr>
+      <w:r>
+        <w:rPr>
+          <w:rFonts w:ascii="Times New Roman" w:cs="Times New Roman" w:eastAsia="Times New Roman" w:hAnsi="Times New Roman"/>
+          <w:b w:val="0"/>
+          <w:bCs w:val="0"/>
+          <w:color w:val="000000"/>
+          <w:sz w:val="24"/>
+          <w:szCs w:val="24"/>
+          <w:rtl w:val="0"/>
+        </w:rPr>
+        <w:t xml:space="preserve">El nitrógeno acumulado integró la producción de materia seca y su concentración de nitrógeno, y expresó la cantidad del nutriente presente en la biomasa aérea por unidad de superficie.</w:t>
+      </w:r>
+    </w:p>
+    <w:p>
+      <w:pPr>
+        <w:widowControl w:val="1"/>
+        <w:spacing w:after="120" w:before="0" w:line="360" w:lineRule="auto"/>
+        <w:ind w:left="0" w:right="0" w:firstLine="0"/>
+        <w:jc w:val="both"/>
+        <w:rPr/>
+      </w:pPr>
+      <w:r>
+        <w:rPr/>
+        <w:drawing>
+          <wp:inline distB="114300" distT="114300" distL="114300" distR="114300">
+            <wp:extent cx="6191885" cy="1954757"/>
+            <wp:effectExtent b="0" l="0" r="0" t="0"/>
+            <wp:docPr id="1" name="image1.png"/>
+            <a:graphic>
+              <a:graphicData uri="http://schemas.openxmlformats.org/drawingml/2006/picture">
+                <pic:pic>
+                  <pic:nvPicPr>
+                    <pic:cNvPr id="0" name="image1.png"/>
+                    <pic:cNvPicPr preferRelativeResize="0"/>
+                  </pic:nvPicPr>
+                  <pic:blipFill>
+                    <a:blip r:embed="rId7"/>
+                    <a:srcRect b="0" l="0" r="0" t="0"/>
+                    <a:stretch>
+                      <a:fillRect/>
+                    </a:stretch>
+                  </pic:blipFill>
+                  <pic:spPr>
+                    <a:xfrm>
+                      <a:off x="0" y="0"/>
+                      <a:ext cx="6191885" cy="1954757"/>
+                    </a:xfrm>
+                    <a:prstGeom prst="rect"/>
+                    <a:ln/>
+                  </pic:spPr>
+                </pic:pic>
+              </a:graphicData>
+            </a:graphic>
+          </wp:inline>
+        </w:drawing>
       </w:r>
       <w:r>
         <w:rPr>
@@ -15980,38 +15431,13 @@
           <w:szCs w:val="24"/>
           <w:rtl w:val="0"/>
         </w:rPr>
-        <w:t xml:space="preserve">El nitrógeno acumulado integró la producción de materia seca y su concentración de nitrógeno, y expresó la cantidad del nutriente presente en la biomasa aérea por unidad de superficie.</w:t>
-      </w:r>
-      <w:r>
-        <w:rPr>
-          <w:rtl w:val="0"/>
-        </w:rPr>
-      </w:r>
-    </w:p>
-    <w:p>
-      <w:pPr>
-        <w:widowControl w:val="1"/>
-        <w:spacing w:after="120" w:before="0" w:line="360" w:lineRule="auto"/>
-        <w:ind w:left="0" w:right="0" w:firstLine="709"/>
-        <w:jc w:val="both"/>
-        <w:rPr/>
-      </w:pPr>
-      <w:r>
-        <w:rPr>
-          <w:rFonts w:ascii="Times New Roman" w:cs="Times New Roman" w:eastAsia="Times New Roman" w:hAnsi="Times New Roman"/>
-          <w:b w:val="0"/>
-          <w:bCs w:val="0"/>
-          <w:color w:val="000000"/>
-          <w:sz w:val="24"/>
-          <w:szCs w:val="24"/>
-          <w:rtl w:val="0"/>
-        </w:rPr>
-        <w:t xml:space="preserve">Al considerar M0–M5, se detectaron diferencias significativas en las tres fechas y en ambos sectores. Entre M1–M5, el efecto del momento fue significativo únicamente el 16 de septiembre; en octubre y noviembre las acumulaciones tendieron a converger.</w:t>
-      </w:r>
-      <w:r>
-        <w:rPr>
-          <w:rtl w:val="0"/>
-        </w:rPr>
+        <w:t xml:space="preserve">Al considerar M0–M5, se detectaron diferencias significativas en las tres fechas y en ambos sectores. Entre M1–M5, el efecto del momento fue significativo únicamente el 16 de septiembre</w:t>
+      </w:r>
+      <w:r>
+        <w:rPr>
+          <w:rtl w:val="0"/>
+        </w:rPr>
+        <w:t xml:space="preserve">.</w:t>
       </w:r>
     </w:p>
     <w:p>
@@ -17307,16 +16733,6 @@
       </w:pPr>
       <w:r>
         <w:rPr>
-          <w:rFonts w:ascii="Times New Roman" w:cs="Times New Roman" w:eastAsia="Times New Roman" w:hAnsi="Times New Roman"/>
-          <w:color w:val="000000"/>
-          <w:sz w:val="24"/>
-          <w:szCs w:val="24"/>
-          <w:rtl w:val="0"/>
-        </w:rPr>
-        <w:t xml:space="preserve">El 16 de septiembre se observaron las mayores diferencias entre los tratamientos fertilizados.</w:t>
-      </w:r>
-      <w:r>
-        <w:rPr>
           <w:rtl w:val="0"/>
         </w:rPr>
       </w:r>
@@ -17337,7 +16753,7 @@
           <w:szCs w:val="24"/>
           <w:rtl w:val="0"/>
         </w:rPr>
-        <w:t xml:space="preserve">En secano, las mayores acumulaciones correspondieron a M2 y M1, con 219,55 y 201,87 kg de nitrógeno por hectárea, respectivamente. Ambos tratamientos fueron significativamente superiores a M5 y M0. M3 y M4 presentaron valores intermedios, mientras que M0 registró la menor acumulación, con 51,15 kg de nitrógeno por hectárea.</w:t>
+        <w:t xml:space="preserve">El 16 de septiembre se observaron las mayores diferencias entre los tratamientos fertilizados.</w:t>
       </w:r>
       <w:r>
         <w:rPr>
@@ -17361,7 +16777,7 @@
           <w:szCs w:val="24"/>
           <w:rtl w:val="0"/>
         </w:rPr>
-        <w:t xml:space="preserve">Bajo riego, M2 presentó la mayor acumulación, con 197,38 kg de nitrógeno por hectárea, y fue significativamente superior a M3, M4, M5 y M0. M1 acumuló 177,78 kg de nitrógeno por hectárea y presentó un comportamiento intermedio. El menor valor correspondió a M0, con 61,60 kg de nitrógeno por hectárea.</w:t>
+        <w:t xml:space="preserve">En secano, las mayores acumulaciones correspondieron a M2 y M1, con 219,55 kg y 201,87 kg de nitrógeno por hectárea, respectivamente. Ambos tratamientos fueron significativamente superiores a M5 y M0. M3 y M4 presentaron valores intermedios, mientras que M0 registró la menor acumulación, con 51,15 kg de nitrógeno por hectárea.</w:t>
       </w:r>
       <w:r>
         <w:rPr>
@@ -17385,7 +16801,7 @@
           <w:szCs w:val="24"/>
           <w:rtl w:val="0"/>
         </w:rPr>
-        <w:t xml:space="preserve">Cuando se consideraron únicamente M1–M5, se mantuvieron diferencias significativas en ambos ensayos. En secano, M1 y M2 superaron significativamente a M5, mientras que M3 y M4 presentaron valores intermedios. Bajo riego, M2 superó a M3, M4 y M5, mientras que M1 presentó una respuesta intermedia.</w:t>
+        <w:t xml:space="preserve">Bajo riego, M2 presentó la mayor acumulación, con 197,38 kg de nitrógeno por hectárea, y fue significativamente superior a M3, M4, M5 y M0. M1 acumuló 177,78 kg de nitrógeno por hectárea y presentó un comportamiento intermedio. El menor valor correspondió a M0, con 61,60 kg de nitrógeno por hectárea.</w:t>
       </w:r>
       <w:r>
         <w:rPr>
@@ -17404,14 +16820,12 @@
       <w:r>
         <w:rPr>
           <w:rFonts w:ascii="Times New Roman" w:cs="Times New Roman" w:eastAsia="Times New Roman" w:hAnsi="Times New Roman"/>
-          <w:b w:val="0"/>
-          <w:bCs w:val="0"/>
           <w:color w:val="000000"/>
           <w:sz w:val="24"/>
           <w:szCs w:val="24"/>
           <w:rtl w:val="0"/>
         </w:rPr>
-        <w:t xml:space="preserve">En septiembre, las aplicaciones tempranas presentaron las mayores acumulaciones. M5 todavía no había recibido la segunda aplicación prevista para el 20 de septiembre, por lo que la comparación reflejó también diferencias transitorias en la dosis acumulada hasta el muestreo.</w:t>
+        <w:t xml:space="preserve">Cuando se consideraron únicamente M1–M5, se mantuvieron diferencias significativas en ambos ensayos. En secano, M1 y M2 superaron significativamente a M5, mientras que M3 y M4 presentaron valores intermedios. Bajo riego, M2 superó a M3, M4 y M5, mientras que M1 presentó una respuesta intermedia.</w:t>
       </w:r>
       <w:r>
         <w:rPr>
@@ -17430,12 +16844,32 @@
       <w:r>
         <w:rPr>
           <w:rFonts w:ascii="Times New Roman" w:cs="Times New Roman" w:eastAsia="Times New Roman" w:hAnsi="Times New Roman"/>
+          <w:b w:val="0"/>
+          <w:bCs w:val="0"/>
           <w:color w:val="000000"/>
           <w:sz w:val="24"/>
           <w:szCs w:val="24"/>
           <w:rtl w:val="0"/>
         </w:rPr>
-        <w:t xml:space="preserve">El 20 de octubre se detectaron diferencias significativas entre los seis tratamientos en ambos ensayos. En secano, el nitrógeno acumulado varió entre 174,09 kg por hectárea en M5 y 206,25 kg por hectárea en M4, mientras que M0 acumuló 69,19 kg por hectárea. Todos los tratamientos fertilizados fueron significativamente superiores al testigo.</w:t>
+        <w:t xml:space="preserve">En septiembre, las aplicaciones tempranas presentaron las mayores acumulaciones. M5 todavía no había recibido la segunda aplicación prevista para el </w:t>
+      </w:r>
+      <w:r>
+        <w:rPr>
+          <w:rtl w:val="0"/>
+        </w:rPr>
+        <w:t xml:space="preserve">16</w:t>
+      </w:r>
+      <w:r>
+        <w:rPr>
+          <w:rFonts w:ascii="Times New Roman" w:cs="Times New Roman" w:eastAsia="Times New Roman" w:hAnsi="Times New Roman"/>
+          <w:b w:val="0"/>
+          <w:bCs w:val="0"/>
+          <w:color w:val="000000"/>
+          <w:sz w:val="24"/>
+          <w:szCs w:val="24"/>
+          <w:rtl w:val="0"/>
+        </w:rPr>
+        <w:t xml:space="preserve"> de septiembre, por lo que la comparación reflejó también diferencias transitorias en la dosis acumulada hasta el muestreo.</w:t>
       </w:r>
       <w:r>
         <w:rPr>
@@ -17459,7 +16893,63 @@
           <w:szCs w:val="24"/>
           <w:rtl w:val="0"/>
         </w:rPr>
-        <w:t xml:space="preserve">Bajo riego se observó el mismo patrón. Los tratamientos fertilizados acumularon entre 154,90 y 211,39 kg de nitrógeno por hectárea, mientras que M0 registró 61,13 kg por hectárea. Todos los tratamientos fertilizados fueron significativamente superiores al testigo.</w:t>
+        <w:t xml:space="preserve">El 20 de octubre se detectaron diferencias significativas </w:t>
+      </w:r>
+      <w:r>
+        <w:rPr>
+          <w:rtl w:val="0"/>
+        </w:rPr>
+        <w:t xml:space="preserve">comparando</w:t>
+      </w:r>
+      <w:r>
+        <w:rPr>
+          <w:rFonts w:ascii="Times New Roman" w:cs="Times New Roman" w:eastAsia="Times New Roman" w:hAnsi="Times New Roman"/>
+          <w:color w:val="000000"/>
+          <w:sz w:val="24"/>
+          <w:szCs w:val="24"/>
+          <w:rtl w:val="0"/>
+        </w:rPr>
+        <w:t xml:space="preserve"> M0-M5 en ambos ensayos. En secano, el nitrógeno acumulado varió entre 174,09 kg por hectárea en M5 y 206,25 kg por hectárea en M4, mientras que M0 acumuló 69,19 kg por hectárea. Todos los tratamientos fertilizados fueron significativamente superiores al testigo.</w:t>
+      </w:r>
+      <w:r>
+        <w:rPr>
+          <w:rtl w:val="0"/>
+        </w:rPr>
+      </w:r>
+    </w:p>
+    <w:p>
+      <w:pPr>
+        <w:widowControl w:val="1"/>
+        <w:spacing w:after="120" w:before="0" w:line="360" w:lineRule="auto"/>
+        <w:ind w:left="0" w:right="0" w:firstLine="709"/>
+        <w:jc w:val="both"/>
+        <w:rPr/>
+      </w:pPr>
+      <w:r>
+        <w:rPr>
+          <w:rFonts w:ascii="Times New Roman" w:cs="Times New Roman" w:eastAsia="Times New Roman" w:hAnsi="Times New Roman"/>
+          <w:color w:val="000000"/>
+          <w:sz w:val="24"/>
+          <w:szCs w:val="24"/>
+          <w:rtl w:val="0"/>
+        </w:rPr>
+        <w:t xml:space="preserve">Bajo riego se observó el mismo patrón. Los tratamientos fertilizados acumularon entre 154,90</w:t>
+      </w:r>
+      <w:r>
+        <w:rPr>
+          <w:rtl w:val="0"/>
+        </w:rPr>
+        <w:t xml:space="preserve"> kg</w:t>
+      </w:r>
+      <w:r>
+        <w:rPr>
+          <w:rFonts w:ascii="Times New Roman" w:cs="Times New Roman" w:eastAsia="Times New Roman" w:hAnsi="Times New Roman"/>
+          <w:color w:val="000000"/>
+          <w:sz w:val="24"/>
+          <w:szCs w:val="24"/>
+          <w:rtl w:val="0"/>
+        </w:rPr>
+        <w:t xml:space="preserve"> y 211,39 kg de nitrógeno por hectárea, mientras que M0 registró 61,13 kg por hectárea. Todos los tratamientos fertilizados fueron significativamente superiores al testigo.</w:t>
       </w:r>
       <w:r>
         <w:rPr>
@@ -18494,7 +17984,23 @@
           <w:szCs w:val="24"/>
           <w:rtl w:val="0"/>
         </w:rPr>
-        <w:t xml:space="preserve">Al considerar únicamente los tratamientos fertilizados, no se detectaron diferencias significativas en secano ni bajo riego. Por lo tanto, las diferencias entre momentos observadas en septiembre habían desaparecido hacia octubre, una vez que todos los tratamientos completaron la dosis total de nitrógeno experimental.</w:t>
+        <w:t xml:space="preserve">Al considerar únicamente los tratamientos fertilizados, no se detectaron diferencias significativas en secano ni bajo riego</w:t>
+      </w:r>
+      <w:r>
+        <w:rPr>
+          <w:rtl w:val="0"/>
+        </w:rPr>
+        <w:t xml:space="preserve">, </w:t>
+      </w:r>
+      <w:r>
+        <w:rPr>
+          <w:rFonts w:ascii="Times New Roman" w:cs="Times New Roman" w:eastAsia="Times New Roman" w:hAnsi="Times New Roman"/>
+          <w:color w:val="000000"/>
+          <w:sz w:val="24"/>
+          <w:szCs w:val="24"/>
+          <w:rtl w:val="0"/>
+        </w:rPr>
+        <w:t xml:space="preserve">una vez que todos los tratamientos completaron la dosis total de nitrógeno experimental.</w:t>
       </w:r>
       <w:r>
         <w:rPr>
@@ -19601,7 +19107,7 @@
           <w:szCs w:val="24"/>
           <w:rtl w:val="0"/>
         </w:rPr>
-        <w:t xml:space="preserve">Cuando se analizaron exclusivamente los tratamientos fertilizados, no se detectaron diferencias significativas en secano ni bajo riego. En secano se observó un efecto significativo del bloque, lo que indicó la existencia de variación espacial entre las repeticiones, separada del efecto de los tratamientos mediante el diseño experimental.</w:t>
+        <w:t xml:space="preserve">Cuando se analizaron exclusivamente los tratamientos fertilizados, no se detectaron diferencias significativas en secano ni bajo riego. </w:t>
       </w:r>
       <w:r>
         <w:rPr>
@@ -19683,8 +19189,8 @@
           <w:szCs w:val="26"/>
         </w:rPr>
       </w:pPr>
-      <w:bookmarkStart w:colFirst="0" w:colLast="0" w:name="_1j52syuo7o71" w:id="37"/>
-      <w:bookmarkEnd w:id="37"/>
+      <w:bookmarkStart w:colFirst="0" w:colLast="0" w:name="_heading=h.593bnbup6mt4" w:id="32"/>
+      <w:bookmarkEnd w:id="32"/>
       <w:r>
         <w:rPr>
           <w:rFonts w:ascii="Times New Roman" w:cs="Times New Roman" w:eastAsia="Times New Roman" w:hAnsi="Times New Roman"/>
@@ -22170,8 +21676,8 @@
           <w:color w:val="000000"/>
         </w:rPr>
       </w:pPr>
-      <w:bookmarkStart w:colFirst="0" w:colLast="0" w:name="_ly48ti26iwid" w:id="38"/>
-      <w:bookmarkEnd w:id="38"/>
+      <w:bookmarkStart w:colFirst="0" w:colLast="0" w:name="_heading=h.dn0c8smwd21d" w:id="33"/>
+      <w:bookmarkEnd w:id="33"/>
       <w:r>
         <w:rPr>
           <w:rFonts w:ascii="Times New Roman" w:cs="Times New Roman" w:eastAsia="Times New Roman" w:hAnsi="Times New Roman"/>
@@ -22890,8 +22396,8 @@
           <w:szCs w:val="26"/>
         </w:rPr>
       </w:pPr>
-      <w:bookmarkStart w:colFirst="0" w:colLast="0" w:name="_wuh4b43zmy1p" w:id="39"/>
-      <w:bookmarkEnd w:id="39"/>
+      <w:bookmarkStart w:colFirst="0" w:colLast="0" w:name="_heading=h.egz4qb5o92i4" w:id="34"/>
+      <w:bookmarkEnd w:id="34"/>
       <w:r>
         <w:rPr>
           <w:rFonts w:ascii="Times New Roman" w:cs="Times New Roman" w:eastAsia="Times New Roman" w:hAnsi="Times New Roman"/>
@@ -22924,8 +22430,8 @@
           <w:color w:val="666666"/>
         </w:rPr>
       </w:pPr>
-      <w:bookmarkStart w:colFirst="0" w:colLast="0" w:name="_3bc9qalt0zik" w:id="40"/>
-      <w:bookmarkEnd w:id="40"/>
+      <w:bookmarkStart w:colFirst="0" w:colLast="0" w:name="_heading=h.3ad0bu19rzuo" w:id="35"/>
+      <w:bookmarkEnd w:id="35"/>
       <w:r>
         <w:rPr>
           <w:rFonts w:ascii="Times New Roman" w:cs="Times New Roman" w:eastAsia="Times New Roman" w:hAnsi="Times New Roman"/>
@@ -25920,8 +25426,8 @@
           <w:color w:val="666666"/>
         </w:rPr>
       </w:pPr>
-      <w:bookmarkStart w:colFirst="0" w:colLast="0" w:name="_9a3jf8srhv2" w:id="41"/>
-      <w:bookmarkEnd w:id="41"/>
+      <w:bookmarkStart w:colFirst="0" w:colLast="0" w:name="_heading=h.af12i0ev9d5" w:id="36"/>
+      <w:bookmarkEnd w:id="36"/>
       <w:r>
         <w:rPr>
           <w:rFonts w:ascii="Times New Roman" w:cs="Times New Roman" w:eastAsia="Times New Roman" w:hAnsi="Times New Roman"/>
@@ -28916,8 +28422,8 @@
           <w:color w:val="666666"/>
         </w:rPr>
       </w:pPr>
-      <w:bookmarkStart w:colFirst="0" w:colLast="0" w:name="_cyknt54zo9ze" w:id="42"/>
-      <w:bookmarkEnd w:id="42"/>
+      <w:bookmarkStart w:colFirst="0" w:colLast="0" w:name="_heading=h.vk3nwgz3i98t" w:id="37"/>
+      <w:bookmarkEnd w:id="37"/>
       <w:r>
         <w:rPr>
           <w:rFonts w:ascii="Times New Roman" w:cs="Times New Roman" w:eastAsia="Times New Roman" w:hAnsi="Times New Roman"/>
@@ -31032,8 +30538,8 @@
           <w:szCs w:val="26"/>
         </w:rPr>
       </w:pPr>
-      <w:bookmarkStart w:colFirst="0" w:colLast="0" w:name="_yqbabva9alpv" w:id="43"/>
-      <w:bookmarkEnd w:id="43"/>
+      <w:bookmarkStart w:colFirst="0" w:colLast="0" w:name="_heading=h.bu5k3dhbr35q" w:id="38"/>
+      <w:bookmarkEnd w:id="38"/>
       <w:r>
         <w:rPr>
           <w:rFonts w:ascii="Times New Roman" w:cs="Times New Roman" w:eastAsia="Times New Roman" w:hAnsi="Times New Roman"/>
@@ -33770,8 +33276,8 @@
           <w:szCs w:val="26"/>
         </w:rPr>
       </w:pPr>
-      <w:bookmarkStart w:colFirst="0" w:colLast="0" w:name="_a52et6rk3ghe" w:id="44"/>
-      <w:bookmarkEnd w:id="44"/>
+      <w:bookmarkStart w:colFirst="0" w:colLast="0" w:name="_heading=h.rwxj1mdq3jn3" w:id="39"/>
+      <w:bookmarkEnd w:id="39"/>
       <w:r>
         <w:rPr>
           <w:rFonts w:ascii="Times New Roman" w:cs="Times New Roman" w:eastAsia="Times New Roman" w:hAnsi="Times New Roman"/>
@@ -36231,8 +35737,8 @@
           <w:szCs w:val="26"/>
         </w:rPr>
       </w:pPr>
-      <w:bookmarkStart w:colFirst="0" w:colLast="0" w:name="_6ld0zi5du6cb" w:id="45"/>
-      <w:bookmarkEnd w:id="45"/>
+      <w:bookmarkStart w:colFirst="0" w:colLast="0" w:name="_heading=h.enzfbpomzahu" w:id="40"/>
+      <w:bookmarkEnd w:id="40"/>
       <w:r>
         <w:rPr>
           <w:rFonts w:ascii="Times New Roman" w:cs="Times New Roman" w:eastAsia="Times New Roman" w:hAnsi="Times New Roman"/>
@@ -38283,8 +37789,8 @@
           <w:szCs w:val="26"/>
         </w:rPr>
       </w:pPr>
-      <w:bookmarkStart w:colFirst="0" w:colLast="0" w:name="_tljlq0fnu8kt" w:id="46"/>
-      <w:bookmarkEnd w:id="46"/>
+      <w:bookmarkStart w:colFirst="0" w:colLast="0" w:name="_heading=h.rf33kl3376bk" w:id="41"/>
+      <w:bookmarkEnd w:id="41"/>
       <w:r>
         <w:rPr>
           <w:rFonts w:ascii="Times New Roman" w:cs="Times New Roman" w:eastAsia="Times New Roman" w:hAnsi="Times New Roman"/>
@@ -39544,8 +39050,8 @@
           <w:szCs w:val="26"/>
         </w:rPr>
       </w:pPr>
-      <w:bookmarkStart w:colFirst="0" w:colLast="0" w:name="_3cfv8lj1225a" w:id="47"/>
-      <w:bookmarkEnd w:id="47"/>
+      <w:bookmarkStart w:colFirst="0" w:colLast="0" w:name="_heading=h.p0ptv42yxjt0" w:id="42"/>
+      <w:bookmarkEnd w:id="42"/>
       <w:r>
         <w:rPr>
           <w:rFonts w:ascii="Times New Roman" w:cs="Times New Roman" w:eastAsia="Times New Roman" w:hAnsi="Times New Roman"/>
@@ -41708,8 +41214,8 @@
           <w:szCs w:val="26"/>
         </w:rPr>
       </w:pPr>
-      <w:bookmarkStart w:colFirst="0" w:colLast="0" w:name="_josb8a2s4rt" w:id="48"/>
-      <w:bookmarkEnd w:id="48"/>
+      <w:bookmarkStart w:colFirst="0" w:colLast="0" w:name="_heading=h.q349cr71rvm6" w:id="43"/>
+      <w:bookmarkEnd w:id="43"/>
       <w:r>
         <w:rPr>
           <w:rFonts w:ascii="Times New Roman" w:cs="Times New Roman" w:eastAsia="Times New Roman" w:hAnsi="Times New Roman"/>
@@ -44472,6 +43978,58 @@
               <w:jc w:val="center"/>
               <w:rPr/>
             </w:pPr>
+            <w:sdt>
+              <w:sdtPr>
+                <w:id w:val="-1440294352"/>
+                <w:tag w:val="goog_rdk_5"/>
+              </w:sdtPr>
+              <w:sdtContent>
+                <w:r>
+                  <w:rPr>
+                    <w:rFonts w:ascii="Gungsuh" w:cs="Gungsuh" w:eastAsia="Gungsuh" w:hAnsi="Gungsuh"/>
+                    <w:b w:val="0"/>
+                    <w:bCs w:val="0"/>
+                    <w:i w:val="0"/>
+                    <w:iCs w:val="0"/>
+                    <w:color w:val="000000"/>
+                    <w:sz w:val="16"/>
+                    <w:szCs w:val="16"/>
+                    <w:rtl w:val="0"/>
+                  </w:rPr>
+                  <w:t xml:space="preserve">−0,451</w:t>
+                </w:r>
+              </w:sdtContent>
+            </w:sdt>
+            <w:r>
+              <w:rPr>
+                <w:rtl w:val="0"/>
+              </w:rPr>
+            </w:r>
+          </w:p>
+        </w:tc>
+        <w:tc>
+          <w:tcPr>
+            <w:tcBorders>
+              <w:top w:color="000000" w:space="0" w:sz="0" w:val="nil"/>
+              <w:left w:color="000000" w:space="0" w:sz="0" w:val="nil"/>
+              <w:bottom w:color="000000" w:space="0" w:sz="0" w:val="nil"/>
+              <w:right w:color="000000" w:space="0" w:sz="0" w:val="nil"/>
+            </w:tcBorders>
+            <w:tcMar>
+              <w:top w:w="65.0" w:type="dxa"/>
+              <w:left w:w="100.0" w:type="dxa"/>
+              <w:bottom w:w="65.0" w:type="dxa"/>
+              <w:right w:w="100.0" w:type="dxa"/>
+            </w:tcMar>
+            <w:vAlign w:val="center"/>
+          </w:tcPr>
+          <w:p>
+            <w:pPr>
+              <w:spacing w:after="0" w:before="0" w:line="240" w:lineRule="auto"/>
+              <w:ind w:left="0" w:right="0" w:firstLine="0"/>
+              <w:jc w:val="center"/>
+              <w:rPr/>
+            </w:pPr>
             <w:r>
               <w:rPr>
                 <w:rFonts w:ascii="Times New Roman" w:cs="Times New Roman" w:eastAsia="Times New Roman" w:hAnsi="Times New Roman"/>
@@ -44484,8 +44042,60 @@
                 <w:szCs w:val="16"/>
                 <w:rtl w:val="0"/>
               </w:rPr>
-              <w:t xml:space="preserve">−0,451</w:t>
-            </w:r>
+              <w:t xml:space="preserve">0,0013</w:t>
+            </w:r>
+            <w:r>
+              <w:rPr>
+                <w:rtl w:val="0"/>
+              </w:rPr>
+            </w:r>
+          </w:p>
+        </w:tc>
+        <w:tc>
+          <w:tcPr>
+            <w:tcBorders>
+              <w:top w:color="000000" w:space="0" w:sz="0" w:val="nil"/>
+              <w:left w:color="000000" w:space="0" w:sz="0" w:val="nil"/>
+              <w:bottom w:color="000000" w:space="0" w:sz="0" w:val="nil"/>
+              <w:right w:color="000000" w:space="0" w:sz="0" w:val="nil"/>
+            </w:tcBorders>
+            <w:tcMar>
+              <w:top w:w="65.0" w:type="dxa"/>
+              <w:left w:w="100.0" w:type="dxa"/>
+              <w:bottom w:w="65.0" w:type="dxa"/>
+              <w:right w:w="100.0" w:type="dxa"/>
+            </w:tcMar>
+            <w:vAlign w:val="center"/>
+          </w:tcPr>
+          <w:p>
+            <w:pPr>
+              <w:spacing w:after="0" w:before="0" w:line="240" w:lineRule="auto"/>
+              <w:ind w:left="0" w:right="0" w:firstLine="0"/>
+              <w:jc w:val="center"/>
+              <w:rPr/>
+            </w:pPr>
+            <w:sdt>
+              <w:sdtPr>
+                <w:id w:val="2076858014"/>
+                <w:tag w:val="goog_rdk_6"/>
+              </w:sdtPr>
+              <w:sdtContent>
+                <w:r>
+                  <w:rPr>
+                    <w:rFonts w:ascii="Gungsuh" w:cs="Gungsuh" w:eastAsia="Gungsuh" w:hAnsi="Gungsuh"/>
+                    <w:b w:val="0"/>
+                    <w:bCs w:val="0"/>
+                    <w:i w:val="0"/>
+                    <w:iCs w:val="0"/>
+                    <w:color w:val="000000"/>
+                    <w:sz w:val="16"/>
+                    <w:szCs w:val="16"/>
+                    <w:rtl w:val="0"/>
+                  </w:rPr>
+                  <w:t xml:space="preserve">−0,415</w:t>
+                </w:r>
+              </w:sdtContent>
+            </w:sdt>
             <w:r>
               <w:rPr>
                 <w:rtl w:val="0"/>
@@ -44528,7 +44138,7 @@
                 <w:szCs w:val="16"/>
                 <w:rtl w:val="0"/>
               </w:rPr>
-              <w:t xml:space="preserve">0,0013</w:t>
+              <w:t xml:space="preserve">0,0439</w:t>
             </w:r>
             <w:r>
               <w:rPr>
@@ -44560,108 +44170,28 @@
               <w:jc w:val="center"/>
               <w:rPr/>
             </w:pPr>
-            <w:r>
-              <w:rPr>
-                <w:rFonts w:ascii="Times New Roman" w:cs="Times New Roman" w:eastAsia="Times New Roman" w:hAnsi="Times New Roman"/>
-                <w:b w:val="0"/>
-                <w:bCs w:val="0"/>
-                <w:i w:val="0"/>
-                <w:iCs w:val="0"/>
-                <w:color w:val="000000"/>
-                <w:sz w:val="16"/>
-                <w:szCs w:val="16"/>
-                <w:rtl w:val="0"/>
-              </w:rPr>
-              <w:t xml:space="preserve">−0,415</w:t>
-            </w:r>
-            <w:r>
-              <w:rPr>
-                <w:rtl w:val="0"/>
-              </w:rPr>
-            </w:r>
-          </w:p>
-        </w:tc>
-        <w:tc>
-          <w:tcPr>
-            <w:tcBorders>
-              <w:top w:color="000000" w:space="0" w:sz="0" w:val="nil"/>
-              <w:left w:color="000000" w:space="0" w:sz="0" w:val="nil"/>
-              <w:bottom w:color="000000" w:space="0" w:sz="0" w:val="nil"/>
-              <w:right w:color="000000" w:space="0" w:sz="0" w:val="nil"/>
-            </w:tcBorders>
-            <w:tcMar>
-              <w:top w:w="65.0" w:type="dxa"/>
-              <w:left w:w="100.0" w:type="dxa"/>
-              <w:bottom w:w="65.0" w:type="dxa"/>
-              <w:right w:w="100.0" w:type="dxa"/>
-            </w:tcMar>
-            <w:vAlign w:val="center"/>
-          </w:tcPr>
-          <w:p>
-            <w:pPr>
-              <w:spacing w:after="0" w:before="0" w:line="240" w:lineRule="auto"/>
-              <w:ind w:left="0" w:right="0" w:firstLine="0"/>
-              <w:jc w:val="center"/>
-              <w:rPr/>
-            </w:pPr>
-            <w:r>
-              <w:rPr>
-                <w:rFonts w:ascii="Times New Roman" w:cs="Times New Roman" w:eastAsia="Times New Roman" w:hAnsi="Times New Roman"/>
-                <w:b w:val="0"/>
-                <w:bCs w:val="0"/>
-                <w:i w:val="0"/>
-                <w:iCs w:val="0"/>
-                <w:color w:val="000000"/>
-                <w:sz w:val="16"/>
-                <w:szCs w:val="16"/>
-                <w:rtl w:val="0"/>
-              </w:rPr>
-              <w:t xml:space="preserve">0,0439</w:t>
-            </w:r>
-            <w:r>
-              <w:rPr>
-                <w:rtl w:val="0"/>
-              </w:rPr>
-            </w:r>
-          </w:p>
-        </w:tc>
-        <w:tc>
-          <w:tcPr>
-            <w:tcBorders>
-              <w:top w:color="000000" w:space="0" w:sz="0" w:val="nil"/>
-              <w:left w:color="000000" w:space="0" w:sz="0" w:val="nil"/>
-              <w:bottom w:color="000000" w:space="0" w:sz="0" w:val="nil"/>
-              <w:right w:color="000000" w:space="0" w:sz="0" w:val="nil"/>
-            </w:tcBorders>
-            <w:tcMar>
-              <w:top w:w="65.0" w:type="dxa"/>
-              <w:left w:w="100.0" w:type="dxa"/>
-              <w:bottom w:w="65.0" w:type="dxa"/>
-              <w:right w:w="100.0" w:type="dxa"/>
-            </w:tcMar>
-            <w:vAlign w:val="center"/>
-          </w:tcPr>
-          <w:p>
-            <w:pPr>
-              <w:spacing w:after="0" w:before="0" w:line="240" w:lineRule="auto"/>
-              <w:ind w:left="0" w:right="0" w:firstLine="0"/>
-              <w:jc w:val="center"/>
-              <w:rPr/>
-            </w:pPr>
-            <w:r>
-              <w:rPr>
-                <w:rFonts w:ascii="Times New Roman" w:cs="Times New Roman" w:eastAsia="Times New Roman" w:hAnsi="Times New Roman"/>
-                <w:b w:val="0"/>
-                <w:bCs w:val="0"/>
-                <w:i w:val="0"/>
-                <w:iCs w:val="0"/>
-                <w:color w:val="000000"/>
-                <w:sz w:val="16"/>
-                <w:szCs w:val="16"/>
-                <w:rtl w:val="0"/>
-              </w:rPr>
-              <w:t xml:space="preserve">−0,521</w:t>
-            </w:r>
+            <w:sdt>
+              <w:sdtPr>
+                <w:id w:val="637299114"/>
+                <w:tag w:val="goog_rdk_7"/>
+              </w:sdtPr>
+              <w:sdtContent>
+                <w:r>
+                  <w:rPr>
+                    <w:rFonts w:ascii="Gungsuh" w:cs="Gungsuh" w:eastAsia="Gungsuh" w:hAnsi="Gungsuh"/>
+                    <w:b w:val="0"/>
+                    <w:bCs w:val="0"/>
+                    <w:i w:val="0"/>
+                    <w:iCs w:val="0"/>
+                    <w:color w:val="000000"/>
+                    <w:sz w:val="16"/>
+                    <w:szCs w:val="16"/>
+                    <w:rtl w:val="0"/>
+                  </w:rPr>
+                  <w:t xml:space="preserve">−0,521</w:t>
+                </w:r>
+              </w:sdtContent>
+            </w:sdt>
             <w:r>
               <w:rPr>
                 <w:rtl w:val="0"/>
@@ -44757,8 +44287,8 @@
           <w:color w:val="000000"/>
         </w:rPr>
       </w:pPr>
-      <w:bookmarkStart w:colFirst="0" w:colLast="0" w:name="_qwtz9ghojyw7" w:id="49"/>
-      <w:bookmarkEnd w:id="49"/>
+      <w:bookmarkStart w:colFirst="0" w:colLast="0" w:name="_heading=h.ebnidus8bk5g" w:id="44"/>
+      <w:bookmarkEnd w:id="44"/>
       <w:r>
         <w:rPr>
           <w:rFonts w:ascii="Times New Roman" w:cs="Times New Roman" w:eastAsia="Times New Roman" w:hAnsi="Times New Roman"/>
@@ -44933,8 +44463,8 @@
           <w:color w:val="000000"/>
         </w:rPr>
       </w:pPr>
-      <w:bookmarkStart w:colFirst="0" w:colLast="0" w:name="_e61egdi0seu4" w:id="50"/>
-      <w:bookmarkEnd w:id="50"/>
+      <w:bookmarkStart w:colFirst="0" w:colLast="0" w:name="_heading=h.7giqaxwvf54r" w:id="45"/>
+      <w:bookmarkEnd w:id="45"/>
       <w:r>
         <w:rPr>
           <w:rFonts w:ascii="Times New Roman" w:cs="Times New Roman" w:eastAsia="Times New Roman" w:hAnsi="Times New Roman"/>
@@ -45081,8 +44611,8 @@
           <w:color w:val="000000"/>
         </w:rPr>
       </w:pPr>
-      <w:bookmarkStart w:colFirst="0" w:colLast="0" w:name="_lcj6r0decvam" w:id="51"/>
-      <w:bookmarkEnd w:id="51"/>
+      <w:bookmarkStart w:colFirst="0" w:colLast="0" w:name="_heading=h.plgat5dqzas" w:id="46"/>
+      <w:bookmarkEnd w:id="46"/>
       <w:r>
         <w:rPr>
           <w:rFonts w:ascii="Times New Roman" w:cs="Times New Roman" w:eastAsia="Times New Roman" w:hAnsi="Times New Roman"/>
@@ -45193,20 +44723,28 @@
         <w:jc w:val="center"/>
         <w:rPr/>
       </w:pPr>
-      <w:r>
-        <w:rPr>
-          <w:rFonts w:ascii="Times New Roman" w:cs="Times New Roman" w:eastAsia="Times New Roman" w:hAnsi="Times New Roman"/>
-          <w:b w:val="0"/>
-          <w:bCs w:val="0"/>
-          <w:i w:val="0"/>
-          <w:iCs w:val="0"/>
-          <w:color w:val="000000"/>
-          <w:sz w:val="24"/>
-          <w:szCs w:val="24"/>
-          <w:rtl w:val="0"/>
-        </w:rPr>
-        <w:t xml:space="preserve">La merma de limpieza se correlacionó negativamente con el rendimiento en secano (r = −0,415; p = 0,0439) y en el sector regado (r = −0,521; p = 0,0091).</w:t>
-      </w:r>
+      <w:sdt>
+        <w:sdtPr>
+          <w:id w:val="-1061508212"/>
+          <w:tag w:val="goog_rdk_8"/>
+        </w:sdtPr>
+        <w:sdtContent>
+          <w:r>
+            <w:rPr>
+              <w:rFonts w:ascii="Gungsuh" w:cs="Gungsuh" w:eastAsia="Gungsuh" w:hAnsi="Gungsuh"/>
+              <w:b w:val="0"/>
+              <w:bCs w:val="0"/>
+              <w:i w:val="0"/>
+              <w:iCs w:val="0"/>
+              <w:color w:val="000000"/>
+              <w:sz w:val="24"/>
+              <w:szCs w:val="24"/>
+              <w:rtl w:val="0"/>
+            </w:rPr>
+            <w:t xml:space="preserve">La merma de limpieza se correlacionó negativamente con el rendimiento en secano (r = −0,415; p = 0,0439) y en el sector regado (r = −0,521; p = 0,0091).</w:t>
+          </w:r>
+        </w:sdtContent>
+      </w:sdt>
       <w:r>
         <w:rPr>
           <w:rtl w:val="0"/>
@@ -45266,8 +44804,8 @@
           <w:szCs w:val="34"/>
         </w:rPr>
       </w:pPr>
-      <w:bookmarkStart w:colFirst="0" w:colLast="0" w:name="_jw8ncdrevrmv" w:id="52"/>
-      <w:bookmarkEnd w:id="52"/>
+      <w:bookmarkStart w:colFirst="0" w:colLast="0" w:name="_heading=h.6lp21zfdikp1" w:id="47"/>
+      <w:bookmarkEnd w:id="47"/>
       <w:r>
         <w:rPr>
           <w:rFonts w:ascii="Times New Roman" w:cs="Times New Roman" w:eastAsia="Times New Roman" w:hAnsi="Times New Roman"/>
@@ -45433,8 +44971,8 @@
           <w:szCs w:val="26"/>
         </w:rPr>
       </w:pPr>
-      <w:bookmarkStart w:colFirst="0" w:colLast="0" w:name="_nybrwzsyp59k" w:id="53"/>
-      <w:bookmarkEnd w:id="53"/>
+      <w:bookmarkStart w:colFirst="0" w:colLast="0" w:name="_heading=h.hfh7sckauo1e" w:id="48"/>
+      <w:bookmarkEnd w:id="48"/>
       <w:r>
         <w:rPr>
           <w:rFonts w:ascii="Times New Roman" w:cs="Times New Roman" w:eastAsia="Times New Roman" w:hAnsi="Times New Roman"/>
@@ -45475,7 +45013,27 @@
           <w:szCs w:val="24"/>
           <w:rtl w:val="0"/>
         </w:rPr>
-        <w:t xml:space="preserve">El momento de aplicación modificó principalmente la trayectoria temporal del crecimiento y del estado nitrogenado. Las diferencias entre M1–M5 fueron más evidentes en septiembre y tendieron a reducirse hacia octubre y noviembre.</w:t>
+        <w:t xml:space="preserve">El momento de aplicación </w:t>
+      </w:r>
+      <w:r>
+        <w:rPr>
+          <w:rtl w:val="0"/>
+        </w:rPr>
+        <w:t xml:space="preserve">produjo diferencias del crecimiento y del estado nitrogenado entre tratamientos en fechas específicas</w:t>
+      </w:r>
+      <w:r>
+        <w:rPr>
+          <w:rFonts w:ascii="Times New Roman" w:cs="Times New Roman" w:eastAsia="Times New Roman" w:hAnsi="Times New Roman"/>
+          <w:b w:val="0"/>
+          <w:bCs w:val="0"/>
+          <w:i w:val="0"/>
+          <w:iCs w:val="0"/>
+          <w:color w:val="000000"/>
+          <w:sz w:val="24"/>
+          <w:szCs w:val="24"/>
+          <w:rtl w:val="0"/>
+        </w:rPr>
+        <w:t xml:space="preserve">. Las diferencias entre M1–M5 fueron más evidentes en septiembre y tendieron a reducirse hacia octubre y noviembre.</w:t>
       </w:r>
       <w:r>
         <w:rPr>
@@ -45665,8 +45223,8 @@
           <w:szCs w:val="26"/>
         </w:rPr>
       </w:pPr>
-      <w:bookmarkStart w:colFirst="0" w:colLast="0" w:name="_hvyy448ulgfi" w:id="54"/>
-      <w:bookmarkEnd w:id="54"/>
+      <w:bookmarkStart w:colFirst="0" w:colLast="0" w:name="_heading=h.8ogkdjaxa4a3" w:id="49"/>
+      <w:bookmarkEnd w:id="49"/>
       <w:r>
         <w:rPr>
           <w:rFonts w:ascii="Times New Roman" w:cs="Times New Roman" w:eastAsia="Times New Roman" w:hAnsi="Times New Roman"/>
@@ -45925,8 +45483,8 @@
           <w:szCs w:val="26"/>
         </w:rPr>
       </w:pPr>
-      <w:bookmarkStart w:colFirst="0" w:colLast="0" w:name="_d2dt10gmr458" w:id="55"/>
-      <w:bookmarkEnd w:id="55"/>
+      <w:bookmarkStart w:colFirst="0" w:colLast="0" w:name="_heading=h.hjbrp1d1cvmm" w:id="50"/>
+      <w:bookmarkEnd w:id="50"/>
       <w:r>
         <w:rPr>
           <w:rFonts w:ascii="Times New Roman" w:cs="Times New Roman" w:eastAsia="Times New Roman" w:hAnsi="Times New Roman"/>
@@ -46103,8 +45661,8 @@
           <w:szCs w:val="26"/>
         </w:rPr>
       </w:pPr>
-      <w:bookmarkStart w:colFirst="0" w:colLast="0" w:name="_5hp953r7lmhb" w:id="56"/>
-      <w:bookmarkEnd w:id="56"/>
+      <w:bookmarkStart w:colFirst="0" w:colLast="0" w:name="_heading=h.lml4uradqrvf" w:id="51"/>
+      <w:bookmarkEnd w:id="51"/>
       <w:r>
         <w:rPr>
           <w:rFonts w:ascii="Times New Roman" w:cs="Times New Roman" w:eastAsia="Times New Roman" w:hAnsi="Times New Roman"/>
@@ -46117,7 +45675,7 @@
           <w:szCs w:val="26"/>
           <w:rtl w:val="0"/>
         </w:rPr>
-        <w:t xml:space="preserve">6.5 Índice de Nutrición Nitrogenada y evolución del estado nitrogenado</w:t>
+        <w:t xml:space="preserve">6.5 Índice de Nutrición Nitrogenada </w:t>
       </w:r>
       <w:r>
         <w:rPr>
@@ -46163,22 +45721,9 @@
       </w:pPr>
       <w:r>
         <w:rPr>
-          <w:rFonts w:ascii="Times New Roman" w:cs="Times New Roman" w:eastAsia="Times New Roman" w:hAnsi="Times New Roman"/>
-          <w:b w:val="0"/>
-          <w:bCs w:val="0"/>
-          <w:i w:val="0"/>
-          <w:iCs w:val="0"/>
-          <w:color w:val="000000"/>
-          <w:sz w:val="24"/>
-          <w:szCs w:val="24"/>
-          <w:rtl w:val="0"/>
-        </w:rPr>
-        <w:t xml:space="preserve">El momento de aplicación modificó el índice en las tres fechas. En septiembre, M1 y M2 presentaron los mayores valores; en octubre, las mayores medias se desplazaron hacia M4 y M5; y en noviembre M4 superó a M3.</w:t>
-      </w:r>
-      <w:r>
-        <w:rPr>
-          <w:rtl w:val="0"/>
-        </w:rPr>
+          <w:rtl w:val="0"/>
+        </w:rPr>
+        <w:t xml:space="preserve">El momento de aplicación modificó el índice en las tres fechas. En septiembre, M1 y M2 presentaron los mayores valores; en octubre, M4 y M5 presentaron las mayores medias; y en noviembre, M4 superó a M3.</w:t>
       </w:r>
     </w:p>
     <w:p>
@@ -46215,9 +45760,6 @@
         <w:spacing w:after="120" w:before="0" w:line="360" w:lineRule="auto"/>
         <w:ind w:left="0" w:right="0" w:firstLine="709"/>
         <w:jc w:val="both"/>
-        <w:rPr/>
-      </w:pPr>
-      <w:r>
         <w:rPr>
           <w:rFonts w:ascii="Times New Roman" w:cs="Times New Roman" w:eastAsia="Times New Roman" w:hAnsi="Times New Roman"/>
           <w:b w:val="0"/>
@@ -46227,14 +45769,56 @@
           <w:color w:val="000000"/>
           <w:sz w:val="24"/>
           <w:szCs w:val="24"/>
-          <w:rtl w:val="0"/>
-        </w:rPr>
-        <w:t xml:space="preserve">En octubre, M4 y M5 habían recibido aplicaciones más próximas al muestreo y mantuvieron mayores concentraciones relativas en relación con la biomasa. El nitrógeno acumulado no mostró el mismo grado de diferenciación, lo que confirma que concentración, acumulación e índice describen dimensiones diferentes del estado nitrogenado.</w:t>
-      </w:r>
-      <w:r>
-        <w:rPr>
-          <w:rtl w:val="0"/>
-        </w:rPr>
+        </w:rPr>
+      </w:pPr>
+      <w:r>
+        <w:rPr>
+          <w:rFonts w:ascii="Times New Roman" w:cs="Times New Roman" w:eastAsia="Times New Roman" w:hAnsi="Times New Roman"/>
+          <w:b w:val="0"/>
+          <w:bCs w:val="0"/>
+          <w:i w:val="0"/>
+          <w:iCs w:val="0"/>
+          <w:color w:val="000000"/>
+          <w:sz w:val="24"/>
+          <w:szCs w:val="24"/>
+          <w:rtl w:val="0"/>
+        </w:rPr>
+        <w:t xml:space="preserve">En octubre, M4 y M5 habían recibido aplicaciones más próximas al muestreo y </w:t>
+      </w:r>
+      <w:r>
+        <w:rPr>
+          <w:rtl w:val="0"/>
+        </w:rPr>
+        <w:t xml:space="preserve">presentaron </w:t>
+      </w:r>
+      <w:r>
+        <w:rPr>
+          <w:rFonts w:ascii="Times New Roman" w:cs="Times New Roman" w:eastAsia="Times New Roman" w:hAnsi="Times New Roman"/>
+          <w:b w:val="0"/>
+          <w:bCs w:val="0"/>
+          <w:i w:val="0"/>
+          <w:iCs w:val="0"/>
+          <w:color w:val="000000"/>
+          <w:sz w:val="24"/>
+          <w:szCs w:val="24"/>
+          <w:rtl w:val="0"/>
+        </w:rPr>
+        <w:t xml:space="preserve">mayores concentraciones relativas en relación con la biomasa. El nitrógeno acumulado no mostró el mismo grado de diferenciación, lo que confirma que concentración, acumulación e índice describen dimensiones diferentes del estado nitrogenado.</w:t>
+      </w:r>
+    </w:p>
+    <w:p>
+      <w:pPr>
+        <w:widowControl w:val="1"/>
+        <w:spacing w:after="120" w:before="0" w:line="360" w:lineRule="auto"/>
+        <w:ind w:left="0" w:right="0" w:firstLine="0"/>
+        <w:jc w:val="both"/>
+        <w:rPr/>
+      </w:pPr>
+      <w:r>
+        <w:rPr>
+          <w:rtl w:val="0"/>
+        </w:rPr>
+        <w:t xml:space="preserve">Los promedios de M1–M5 fueron 1,19 en septiembre, 1,16 en octubre y 0,88 en noviembre. Este patrón fue compatible con el aumento de biomasa, la dilución de la concentración y los cambios fisiológicos del avance reproductivo, pero no fue sometido a una prueba inferencial entre fechas.</w:t>
       </w:r>
     </w:p>
     <w:p>
@@ -46257,7 +45841,7 @@
           <w:szCs w:val="24"/>
           <w:rtl w:val="0"/>
         </w:rPr>
-        <w:t xml:space="preserve">El promedio de M1–M5 disminuyó de 1,19 en septiembre a 1,16 en octubre y 0,88 en noviembre. Esta evolución estuvo asociada con el aumento de biomasa, la dilución de la concentración y los cambios fisiológicos del avance reproductivo.</w:t>
+        <w:t xml:space="preserve">Los valores inferiores a uno en noviembre no deben interpretarse automáticamente como una deficiencia absoluta. La senescencia, la mayor proporción de tejidos estructurales y la redistribución del nitrógeno pueden modificar la relación entre concentración y biomasa durante fases reproductivas avanzadas.</w:t>
       </w:r>
       <w:r>
         <w:rPr>
@@ -46285,40 +45869,13 @@
           <w:szCs w:val="24"/>
           <w:rtl w:val="0"/>
         </w:rPr>
-        <w:t xml:space="preserve">Los valores inferiores a uno en noviembre no deben interpretarse automáticamente como una deficiencia absoluta. La senescencia, la mayor proporción de tejidos estructurales y la redistribución del nitrógeno pueden modificar la relación entre concentración y biomasa durante fases reproductivas avanzadas.</w:t>
-      </w:r>
-      <w:r>
-        <w:rPr>
-          <w:rtl w:val="0"/>
-        </w:rPr>
-      </w:r>
-    </w:p>
-    <w:p>
-      <w:pPr>
-        <w:widowControl w:val="1"/>
-        <w:spacing w:after="120" w:before="0" w:line="360" w:lineRule="auto"/>
-        <w:ind w:left="0" w:right="0" w:firstLine="709"/>
-        <w:jc w:val="both"/>
-        <w:rPr/>
-      </w:pPr>
-      <w:r>
-        <w:rPr>
-          <w:rFonts w:ascii="Times New Roman" w:cs="Times New Roman" w:eastAsia="Times New Roman" w:hAnsi="Times New Roman"/>
-          <w:b w:val="0"/>
-          <w:bCs w:val="0"/>
-          <w:i w:val="0"/>
-          <w:iCs w:val="0"/>
-          <w:color w:val="000000"/>
-          <w:sz w:val="24"/>
-          <w:szCs w:val="24"/>
-          <w:rtl w:val="0"/>
-        </w:rPr>
-        <w:t xml:space="preserve">La curva de Fernández et al. (2021) fue desarrollada para festuca alta, pero no específicamente para Rizar destinado a producción de semilla. Además, el análisis de sensibilidad mostró que la curva histórica produjo índices considerablemente menores. Por ello, el indicador fue más sólido para comparar trayectorias que para establecer umbrales absolutos.</w:t>
-      </w:r>
-      <w:r>
-        <w:rPr>
-          <w:rtl w:val="0"/>
-        </w:rPr>
+        <w:t xml:space="preserve">La curva de Fernández et al. (2021) fue desarrollada para festuca alta, pero no específicamente para Rizar destinado a producción de semilla. Además, el análisis de sensibilidad mostró que la curva histórica produjo índices considerablemente menores. </w:t>
+      </w:r>
+      <w:r>
+        <w:rPr>
+          <w:rtl w:val="0"/>
+        </w:rPr>
+        <w:t xml:space="preserve">Por ello, el indicador fue más útil para comparar tratamientos dentro de cada fecha que para establecer umbrales absolutos.</w:t>
       </w:r>
     </w:p>
     <w:p>
@@ -46391,8 +45948,8 @@
           <w:szCs w:val="26"/>
         </w:rPr>
       </w:pPr>
-      <w:bookmarkStart w:colFirst="0" w:colLast="0" w:name="_v8frysjlnbfd" w:id="57"/>
-      <w:bookmarkEnd w:id="57"/>
+      <w:bookmarkStart w:colFirst="0" w:colLast="0" w:name="_heading=h.6ot4w42x6dp1" w:id="52"/>
+      <w:bookmarkEnd w:id="52"/>
       <w:r>
         <w:rPr>
           <w:rFonts w:ascii="Times New Roman" w:cs="Times New Roman" w:eastAsia="Times New Roman" w:hAnsi="Times New Roman"/>
@@ -46591,22 +46148,9 @@
       </w:pPr>
       <w:r>
         <w:rPr>
-          <w:rFonts w:ascii="Times New Roman" w:cs="Times New Roman" w:eastAsia="Times New Roman" w:hAnsi="Times New Roman"/>
-          <w:b w:val="0"/>
-          <w:bCs w:val="0"/>
-          <w:i w:val="0"/>
-          <w:iCs w:val="0"/>
-          <w:color w:val="000000"/>
-          <w:sz w:val="24"/>
-          <w:szCs w:val="24"/>
-          <w:rtl w:val="0"/>
-        </w:rPr>
-        <w:t xml:space="preserve">En conjunto, las correlaciones complementan los análisis de varianza, pero no modifican la conclusión central: el momento de aplicación alteró la trayectoria de crecimiento, el estado nitrogenado y algunos componentes, sin generar diferencias significativas de rendimiento entre M1–M5.</w:t>
-      </w:r>
-      <w:r>
-        <w:rPr>
-          <w:rtl w:val="0"/>
-        </w:rPr>
+          <w:rtl w:val="0"/>
+        </w:rPr>
+        <w:t xml:space="preserve">En conjunto, las correlaciones complementan los análisis de varianza, pero no modifican la conclusión central: el momento de aplicación produjo diferencias entre calendarios en fechas y variables específicas, sin generar diferencias significativas de rendimiento entre M1–M5.</w:t>
       </w:r>
     </w:p>
     <w:p>
@@ -46623,8 +46167,8 @@
           <w:szCs w:val="26"/>
         </w:rPr>
       </w:pPr>
-      <w:bookmarkStart w:colFirst="0" w:colLast="0" w:name="_cnw7m0522r0s" w:id="58"/>
-      <w:bookmarkEnd w:id="58"/>
+      <w:bookmarkStart w:colFirst="0" w:colLast="0" w:name="_heading=h.395o43vuayfj" w:id="53"/>
+      <w:bookmarkEnd w:id="53"/>
       <w:r>
         <w:rPr>
           <w:rFonts w:ascii="Times New Roman" w:cs="Times New Roman" w:eastAsia="Times New Roman" w:hAnsi="Times New Roman"/>
@@ -46655,22 +46199,9 @@
       </w:pPr>
       <w:r>
         <w:rPr>
-          <w:rFonts w:ascii="Times New Roman" w:cs="Times New Roman" w:eastAsia="Times New Roman" w:hAnsi="Times New Roman"/>
-          <w:b w:val="0"/>
-          <w:bCs w:val="0"/>
-          <w:i w:val="0"/>
-          <w:iCs w:val="0"/>
-          <w:color w:val="000000"/>
-          <w:sz w:val="24"/>
-          <w:szCs w:val="24"/>
-          <w:rtl w:val="0"/>
-        </w:rPr>
-        <w:t xml:space="preserve">Los resultados corresponden a un único ciclo, un sitio, un semillero establecido del cultivar Rizar y una dosis experimental de 200 kg N ha⁻¹. Por lo tanto, no deben generalizarse automáticamente a otros años, regiones, cultivares, edades del semillero, suelos o niveles de fertilización.</w:t>
-      </w:r>
-      <w:r>
-        <w:rPr>
-          <w:rtl w:val="0"/>
-        </w:rPr>
+          <w:rtl w:val="0"/>
+        </w:rPr>
+        <w:t xml:space="preserve">Las fechas de evaluación se analizaron independientemente. Por lo tanto, el estudio no probó una interacción tratamiento × fecha ni contrastó estadísticamente cambios en la magnitud de las diferencias entre fechas. Las comparaciones temporales de medias deben interpretarse únicamente como descripciones numéricas.</w:t>
       </w:r>
     </w:p>
     <w:p>
@@ -46693,7 +46224,7 @@
           <w:szCs w:val="24"/>
           <w:rtl w:val="0"/>
         </w:rPr>
-        <w:t xml:space="preserve">La evaluación de una sola dosis impidió determinar una respuesta óptima biológica o económica. Además, todas las parcelas habían recibido fertilizaciones generales, de modo que M0 representó un testigo sin nitrógeno experimental adicional y no una condición de ausencia total.</w:t>
+        <w:t xml:space="preserve">Los resultados corresponden a un único ciclo, un sitio, un semillero establecido del cultivar Rizar y una dosis experimental de 200 kg N ha⁻¹. Por lo tanto, no deben generalizarse automáticamente a otros años, regiones, cultivares, edades del semillero, suelos o niveles de fertilización.</w:t>
       </w:r>
       <w:r>
         <w:rPr>
@@ -46711,9 +46242,22 @@
       </w:pPr>
       <w:r>
         <w:rPr>
-          <w:rtl w:val="0"/>
-        </w:rPr>
-        <w:t xml:space="preserve">La condición hídrica no estuvo replicada en unidades independientes y no se midieron humedad del suelo, almacenamiento, evapotranspiración, escurrimiento ni drenaje. En consecuencia, las diferencias entre sectores fueron descriptivas y el agua aportada no equivale necesariamente al agua disponible o consumida por el cultivo.</w:t>
+          <w:rFonts w:ascii="Times New Roman" w:cs="Times New Roman" w:eastAsia="Times New Roman" w:hAnsi="Times New Roman"/>
+          <w:b w:val="0"/>
+          <w:bCs w:val="0"/>
+          <w:i w:val="0"/>
+          <w:iCs w:val="0"/>
+          <w:color w:val="000000"/>
+          <w:sz w:val="24"/>
+          <w:szCs w:val="24"/>
+          <w:rtl w:val="0"/>
+        </w:rPr>
+        <w:t xml:space="preserve">La evaluación de una sola dosis impidió determinar una respuesta óptima biológica o económica. Además, todas las parcelas habían recibido fertilizaciones generales, de modo que M0 representó un testigo sin nitrógeno experimental adicional y no una condición de ausencia total.</w:t>
+      </w:r>
+      <w:r>
+        <w:rPr>
+          <w:rtl w:val="0"/>
+        </w:rPr>
       </w:r>
     </w:p>
     <w:p>
@@ -46726,22 +46270,9 @@
       </w:pPr>
       <w:r>
         <w:rPr>
-          <w:rFonts w:ascii="Times New Roman" w:cs="Times New Roman" w:eastAsia="Times New Roman" w:hAnsi="Times New Roman"/>
-          <w:b w:val="0"/>
-          <w:bCs w:val="0"/>
-          <w:i w:val="0"/>
-          <w:iCs w:val="0"/>
-          <w:color w:val="000000"/>
-          <w:sz w:val="24"/>
-          <w:szCs w:val="24"/>
-          <w:rtl w:val="0"/>
-        </w:rPr>
-        <w:t xml:space="preserve">Los tratamientos se caracterizaron mediante fechas calendario. Para transferir los resultados a otras condiciones sería necesario vincular cada aplicación con estados fenológicos precisos, como diferenciación reproductiva, elongación de tallos, emergencia de panojas y floración.</w:t>
-      </w:r>
-      <w:r>
-        <w:rPr>
-          <w:rtl w:val="0"/>
-        </w:rPr>
+          <w:rtl w:val="0"/>
+        </w:rPr>
+        <w:t xml:space="preserve">La condición hídrica no estuvo replicada en unidades independientes y no se midieron humedad del suelo, almacenamiento, evapotranspiración, escurrimiento ni drenaje. En consecuencia, las diferencias entre sectores fueron descriptivas y el agua aportada no equivale necesariamente al agua disponible o consumida por el cultivo.</w:t>
       </w:r>
     </w:p>
     <w:p>
@@ -46764,7 +46295,7 @@
           <w:szCs w:val="24"/>
           <w:rtl w:val="0"/>
         </w:rPr>
-        <w:t xml:space="preserve">El número de semillas por panoja fue estimado y no permitió separar los efectos sobre flores, fertilidad, cuajado, aborto y supervivencia. Tampoco se midieron directamente macollos reproductivos, vuelco, senescencia o redistribución del nitrógeno.</w:t>
+        <w:t xml:space="preserve">Los tratamientos se caracterizaron mediante fechas calendario. Para transferir los resultados a otras condiciones sería necesario vincular cada aplicación con estados fenológicos precisos, como diferenciación reproductiva, elongación de tallos, emergencia de panojas y floración.</w:t>
       </w:r>
       <w:r>
         <w:rPr>
@@ -46792,12 +46323,27 @@
           <w:szCs w:val="24"/>
           <w:rtl w:val="0"/>
         </w:rPr>
-        <w:t xml:space="preserve">El Índice de Nutrición Nitrogenada estuvo condicionado por la curva crítica seleccionada y por su aplicación en etapas reproductivas avanzadas. Su interpretación fue más robusta para comparar tratamientos y fechas que para diagnosticar umbrales absolutos.</w:t>
-      </w:r>
-      <w:r>
-        <w:rPr>
-          <w:rtl w:val="0"/>
-        </w:rPr>
+        <w:t xml:space="preserve">El número de semillas por panoja fue estimado y no permitió separar los efectos sobre flores, fertilidad, cuajado, aborto y supervivencia. Tampoco se midieron directamente macollos reproductivos, vuelco, senescencia o redistribución del nitrógeno.</w:t>
+      </w:r>
+      <w:r>
+        <w:rPr>
+          <w:rtl w:val="0"/>
+        </w:rPr>
+      </w:r>
+    </w:p>
+    <w:p>
+      <w:pPr>
+        <w:widowControl w:val="1"/>
+        <w:spacing w:after="120" w:before="0" w:line="360" w:lineRule="auto"/>
+        <w:ind w:left="0" w:right="0" w:firstLine="709"/>
+        <w:jc w:val="both"/>
+        <w:rPr/>
+      </w:pPr>
+      <w:r>
+        <w:rPr>
+          <w:rtl w:val="0"/>
+        </w:rPr>
+        <w:t xml:space="preserve">El Índice de Nutrición Nitrogenada estuvo condicionado por la curva crítica seleccionada y por su aplicación en etapas reproductivas avanzadas. Su interpretación fue más robusta para comparar tratamientos dentro de cada fecha y describir las medias observadas entre fechas que para diagnosticar umbrales absolutos.</w:t>
       </w:r>
     </w:p>
     <w:p>
@@ -46887,8 +46433,8 @@
           <w:szCs w:val="26"/>
         </w:rPr>
       </w:pPr>
-      <w:bookmarkStart w:colFirst="0" w:colLast="0" w:name="_2p1kpvldaz1w" w:id="59"/>
-      <w:bookmarkEnd w:id="59"/>
+      <w:bookmarkStart w:colFirst="0" w:colLast="0" w:name="_heading=h.4okcff7892sn" w:id="54"/>
+      <w:bookmarkEnd w:id="54"/>
       <w:r>
         <w:rPr>
           <w:rFonts w:ascii="Times New Roman" w:cs="Times New Roman" w:eastAsia="Times New Roman" w:hAnsi="Times New Roman"/>
@@ -47093,8 +46639,8 @@
           <w:szCs w:val="34"/>
         </w:rPr>
       </w:pPr>
-      <w:bookmarkStart w:colFirst="0" w:colLast="0" w:name="_eqpydksbkgs" w:id="60"/>
-      <w:bookmarkEnd w:id="60"/>
+      <w:bookmarkStart w:colFirst="0" w:colLast="0" w:name="_heading=h.j9wkrkdsbjv3" w:id="55"/>
+      <w:bookmarkEnd w:id="55"/>
       <w:r>
         <w:rPr>
           <w:rFonts w:ascii="Times New Roman" w:cs="Times New Roman" w:eastAsia="Times New Roman" w:hAnsi="Times New Roman"/>
@@ -47132,17 +46678,14 @@
     </w:p>
     <w:p>
       <w:pPr>
-        <w:widowControl w:val="1"/>
-        <w:spacing w:after="120" w:before="0" w:line="360" w:lineRule="auto"/>
-        <w:ind w:left="0" w:right="0" w:firstLine="709"/>
-        <w:jc w:val="both"/>
+        <w:ind w:firstLine="709"/>
         <w:rPr/>
       </w:pPr>
       <w:r>
         <w:rPr>
           <w:rtl w:val="0"/>
         </w:rPr>
-        <w:t xml:space="preserve">Las aplicaciones tempranas adelantaron la acumulación de biomasa y nitrógeno y tendieron a favorecer la densidad de panojas. Las aplicaciones intermedias y tardías mantuvieron mayores concentraciones relativas de nitrógeno hacia etapas posteriores y tendieron a presentar más semillas estimadas por panoja.</w:t>
+        <w:t xml:space="preserve">En septiembre, M1 y M2 presentaron mayores valores de biomasa y nitrógeno acumulado. En algunas evaluaciones posteriores, M4 y M5 presentaron mayores medias de concentración de nitrógeno, especialmente en el sector regado. En la evaluación final se observaron diferencias según tratamiento en el número de semillas estimadas por panoja.</w:t>
       </w:r>
     </w:p>
     <w:p>
@@ -48079,10 +47622,10 @@
       </w:r>
     </w:p>
     <w:sectPr>
-      <w:headerReference r:id="rId6" w:type="default"/>
-      <w:headerReference r:id="rId7" w:type="first"/>
-      <w:footerReference r:id="rId8" w:type="default"/>
-      <w:footerReference r:id="rId9" w:type="first"/>
+      <w:headerReference r:id="rId8" w:type="default"/>
+      <w:headerReference r:id="rId9" w:type="first"/>
+      <w:footerReference r:id="rId10" w:type="default"/>
+      <w:footerReference r:id="rId11" w:type="first"/>
       <w:pgSz w:h="16838" w:w="11906" w:orient="portrait"/>
       <w:pgMar w:bottom="1417" w:top="1417" w:left="1701" w:right="1701" w:header="709" w:footer="709"/>
       <w:pgNumType w:start="1"/>
@@ -48481,6 +48024,211 @@
       <w:sz w:val="52"/>
       <w:szCs w:val="52"/>
     </w:rPr>
+  </w:style>
+  <w:style w:type="table" w:styleId="TableNormal" w:default="1">
+    <w:name w:val="TableNormal"/>
+    <w:tblPr>
+      <w:tblCellMar>
+        <w:top w:w="100.0" w:type="dxa"/>
+        <w:left w:w="100.0" w:type="dxa"/>
+        <w:bottom w:w="100.0" w:type="dxa"/>
+        <w:right w:w="100.0" w:type="dxa"/>
+      </w:tblCellMar>
+    </w:tblPr>
+  </w:style>
+  <w:style w:type="paragraph" w:styleId="Normal" w:default="1">
+    <w:name w:val="normal"/>
+    <w:pPr>
+      <w:spacing w:after="120" w:before="0" w:line="360" w:lineRule="auto"/>
+      <w:jc w:val="both"/>
+    </w:pPr>
+    <w:rPr>
+      <w:rFonts w:ascii="Times New Roman" w:eastAsia="Times New Roman" w:hAnsi="Times New Roman"/>
+      <w:sz w:val="24"/>
+    </w:rPr>
+  </w:style>
+  <w:style w:type="table" w:styleId="Table1">
+    <w:basedOn w:val="TableNormal"/>
+    <w:tblPr>
+      <w:tblStyleRowBandSize w:val="1"/>
+      <w:tblStyleColBandSize w:val="1"/>
+      <w:tblCellMar>
+        <w:top w:w="0.0" w:type="dxa"/>
+        <w:left w:w="115.0" w:type="dxa"/>
+        <w:bottom w:w="0.0" w:type="dxa"/>
+        <w:right w:w="115.0" w:type="dxa"/>
+      </w:tblCellMar>
+    </w:tblPr>
+  </w:style>
+  <w:style w:type="table" w:styleId="Table2">
+    <w:basedOn w:val="TableNormal"/>
+    <w:tblPr>
+      <w:tblStyleRowBandSize w:val="1"/>
+      <w:tblStyleColBandSize w:val="1"/>
+      <w:tblCellMar>
+        <w:top w:w="0.0" w:type="dxa"/>
+        <w:left w:w="115.0" w:type="dxa"/>
+        <w:bottom w:w="0.0" w:type="dxa"/>
+        <w:right w:w="115.0" w:type="dxa"/>
+      </w:tblCellMar>
+    </w:tblPr>
+  </w:style>
+  <w:style w:type="table" w:styleId="Table3">
+    <w:basedOn w:val="TableNormal"/>
+    <w:tblPr>
+      <w:tblStyleRowBandSize w:val="1"/>
+      <w:tblStyleColBandSize w:val="1"/>
+      <w:tblCellMar>
+        <w:top w:w="0.0" w:type="dxa"/>
+        <w:left w:w="115.0" w:type="dxa"/>
+        <w:bottom w:w="0.0" w:type="dxa"/>
+        <w:right w:w="115.0" w:type="dxa"/>
+      </w:tblCellMar>
+    </w:tblPr>
+  </w:style>
+  <w:style w:type="table" w:styleId="Table4">
+    <w:basedOn w:val="TableNormal"/>
+    <w:tblPr>
+      <w:tblStyleRowBandSize w:val="1"/>
+      <w:tblStyleColBandSize w:val="1"/>
+      <w:tblCellMar/>
+    </w:tblPr>
+  </w:style>
+  <w:style w:type="table" w:styleId="Table5">
+    <w:basedOn w:val="TableNormal"/>
+    <w:tblPr>
+      <w:tblStyleRowBandSize w:val="1"/>
+      <w:tblStyleColBandSize w:val="1"/>
+      <w:tblCellMar/>
+    </w:tblPr>
+  </w:style>
+  <w:style w:type="table" w:styleId="Table6">
+    <w:basedOn w:val="TableNormal"/>
+    <w:tblPr>
+      <w:tblStyleRowBandSize w:val="1"/>
+      <w:tblStyleColBandSize w:val="1"/>
+      <w:tblCellMar/>
+    </w:tblPr>
+  </w:style>
+  <w:style w:type="table" w:styleId="Table7">
+    <w:basedOn w:val="TableNormal"/>
+    <w:tblPr>
+      <w:tblStyleRowBandSize w:val="1"/>
+      <w:tblStyleColBandSize w:val="1"/>
+      <w:tblCellMar/>
+    </w:tblPr>
+  </w:style>
+  <w:style w:type="table" w:styleId="Table8">
+    <w:basedOn w:val="TableNormal"/>
+    <w:tblPr>
+      <w:tblStyleRowBandSize w:val="1"/>
+      <w:tblStyleColBandSize w:val="1"/>
+      <w:tblCellMar/>
+    </w:tblPr>
+  </w:style>
+  <w:style w:type="table" w:styleId="Table9">
+    <w:basedOn w:val="TableNormal"/>
+    <w:tblPr>
+      <w:tblStyleRowBandSize w:val="1"/>
+      <w:tblStyleColBandSize w:val="1"/>
+      <w:tblCellMar/>
+    </w:tblPr>
+  </w:style>
+  <w:style w:type="table" w:styleId="Table10">
+    <w:basedOn w:val="TableNormal"/>
+    <w:tblPr>
+      <w:tblStyleRowBandSize w:val="1"/>
+      <w:tblStyleColBandSize w:val="1"/>
+      <w:tblCellMar/>
+    </w:tblPr>
+  </w:style>
+  <w:style w:type="table" w:styleId="Table11">
+    <w:basedOn w:val="TableNormal"/>
+    <w:tblPr>
+      <w:tblStyleRowBandSize w:val="1"/>
+      <w:tblStyleColBandSize w:val="1"/>
+      <w:tblCellMar/>
+    </w:tblPr>
+  </w:style>
+  <w:style w:type="table" w:styleId="Table12">
+    <w:basedOn w:val="TableNormal"/>
+    <w:tblPr>
+      <w:tblStyleRowBandSize w:val="1"/>
+      <w:tblStyleColBandSize w:val="1"/>
+      <w:tblCellMar/>
+    </w:tblPr>
+  </w:style>
+  <w:style w:type="table" w:styleId="Table13">
+    <w:basedOn w:val="TableNormal"/>
+    <w:tblPr>
+      <w:tblStyleRowBandSize w:val="1"/>
+      <w:tblStyleColBandSize w:val="1"/>
+      <w:tblCellMar/>
+    </w:tblPr>
+  </w:style>
+  <w:style w:type="table" w:styleId="Table14">
+    <w:basedOn w:val="TableNormal"/>
+    <w:tblPr>
+      <w:tblStyleRowBandSize w:val="1"/>
+      <w:tblStyleColBandSize w:val="1"/>
+      <w:tblCellMar/>
+    </w:tblPr>
+  </w:style>
+  <w:style w:type="table" w:styleId="Table15">
+    <w:basedOn w:val="TableNormal"/>
+    <w:tblPr>
+      <w:tblStyleRowBandSize w:val="1"/>
+      <w:tblStyleColBandSize w:val="1"/>
+      <w:tblCellMar/>
+    </w:tblPr>
+  </w:style>
+  <w:style w:type="table" w:styleId="Table16">
+    <w:basedOn w:val="TableNormal"/>
+    <w:tblPr>
+      <w:tblStyleRowBandSize w:val="1"/>
+      <w:tblStyleColBandSize w:val="1"/>
+      <w:tblCellMar/>
+    </w:tblPr>
+  </w:style>
+  <w:style w:type="table" w:styleId="Table17">
+    <w:basedOn w:val="TableNormal"/>
+    <w:tblPr>
+      <w:tblStyleRowBandSize w:val="1"/>
+      <w:tblStyleColBandSize w:val="1"/>
+      <w:tblCellMar/>
+    </w:tblPr>
+  </w:style>
+  <w:style w:type="table" w:styleId="Table18">
+    <w:basedOn w:val="TableNormal"/>
+    <w:tblPr>
+      <w:tblStyleRowBandSize w:val="1"/>
+      <w:tblStyleColBandSize w:val="1"/>
+      <w:tblCellMar/>
+    </w:tblPr>
+  </w:style>
+  <w:style w:type="table" w:styleId="Table19">
+    <w:basedOn w:val="TableNormal"/>
+    <w:tblPr>
+      <w:tblStyleRowBandSize w:val="1"/>
+      <w:tblStyleColBandSize w:val="1"/>
+      <w:tblCellMar/>
+    </w:tblPr>
+  </w:style>
+  <w:style w:type="table" w:styleId="Table20">
+    <w:basedOn w:val="TableNormal"/>
+    <w:tblPr>
+      <w:tblStyleRowBandSize w:val="1"/>
+      <w:tblStyleColBandSize w:val="1"/>
+      <w:tblCellMar/>
+    </w:tblPr>
+  </w:style>
+  <w:style w:type="table" w:styleId="Table21">
+    <w:basedOn w:val="TableNormal"/>
+    <w:tblPr>
+      <w:tblStyleRowBandSize w:val="1"/>
+      <w:tblStyleColBandSize w:val="1"/>
+      <w:tblCellMar/>
+    </w:tblPr>
   </w:style>
   <w:style w:type="paragraph" w:styleId="Subtitle">
     <w:name w:val="Subtitle"/>
@@ -49090,4 +48838,19 @@
   </a:objectDefaults>
   <a:extraClrSchemeLst/>
 </a:theme>
+</file>
+
+<file path=customXML/item1.xml><?xml version="1.0" encoding="utf-8"?>
+<go:gDocsCustomXmlDataStorage xmlns:go="http://customooxmlschemas.google.com/" xmlns:r="http://schemas.openxmlformats.org/officeDocument/2006/relationships" uri="GoogleDocsCustomDataVersion2">
+  <go:docsCustomData xmlns:go="http://customooxmlschemas.google.com/" roundtripDataSignature="AMtx7mj7IGqGJ0FB8r28h5C3MI6VdqAPxg==">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</go:docsCustomData>
+</go:gDocsCustomXmlDataStorage>
+</file>
+
+<file path=customXML/itemProps1.xml><?xml version="1.0" encoding="utf-8"?>
+<ds:datastoreItem xmlns:ds="http://schemas.openxmlformats.org/officeDocument/2006/customXml" ds:itemID="{11111111-1234-1234-1234-123412341234}">
+  <ds:schemaRefs>
+    <ds:schemaRef ds:uri="http://schemas.openxmlformats.org/officeDocument/2006/relationships"/>
+    <ds:schemaRef ds:uri="http://customooxmlschemas.google.com/"/>
+  </ds:schemaRefs>
+</ds:datastoreItem>
 </file>